--- a/documents/word/12_Treasury.docx
+++ b/documents/word/12_Treasury.docx
@@ -18,6 +18,7 @@
           <w14:ligatures w14:val="none"/>
         </w:rPr>
       </w:pPr>
+      <w:bookmarkStart w:id="0" w:name="_Toc224159497"/>
       <w:r>
         <w:rPr>
           <w:rFonts w:ascii="Times New Roman" w:eastAsia="Times New Roman" w:hAnsi="Times New Roman" w:cs="Times New Roman"/>
@@ -31,10 +32,934 @@
         </w:rPr>
         <w:t>12_Treasury_Cash_Management</w:t>
       </w:r>
+      <w:bookmarkEnd w:id="0"/>
     </w:p>
     <w:p>
       <w:pPr>
-        <w:spacing w:before="100" w:beforeAutospacing="1" w:after="100" w:afterAutospacing="1" w:line="240" w:lineRule="auto"/>
+        <w:rPr>
+          <w:rFonts w:ascii="Times New Roman" w:eastAsia="Times New Roman" w:hAnsi="Times New Roman" w:cs="Times New Roman"/>
+          <w:b/>
+          <w:bCs/>
+          <w:kern w:val="0"/>
+          <w:sz w:val="27"/>
+          <w:szCs w:val="27"/>
+          <w:lang w:val="en-GB" w:eastAsia="en-GB" w:bidi="ar-SA"/>
+          <w14:ligatures w14:val="none"/>
+        </w:rPr>
+      </w:pPr>
+      <w:r>
+        <w:rPr>
+          <w:rFonts w:ascii="Times New Roman" w:eastAsia="Times New Roman" w:hAnsi="Times New Roman" w:cs="Times New Roman"/>
+          <w:b/>
+          <w:bCs/>
+          <w:kern w:val="0"/>
+          <w:sz w:val="27"/>
+          <w:szCs w:val="27"/>
+          <w:lang w:val="en-GB" w:eastAsia="en-GB" w:bidi="ar-SA"/>
+          <w14:ligatures w14:val="none"/>
+        </w:rPr>
+        <w:t xml:space="preserve">Document quality </w:t>
+      </w:r>
+    </w:p>
+    <w:tbl>
+      <w:tblPr>
+        <w:tblStyle w:val="PlainTable1"/>
+        <w:tblW w:w="9085" w:type="dxa"/>
+        <w:tblLook w:val="04A0" w:firstRow="1" w:lastRow="0" w:firstColumn="1" w:lastColumn="0" w:noHBand="0" w:noVBand="1"/>
+      </w:tblPr>
+      <w:tblGrid>
+        <w:gridCol w:w="2605"/>
+        <w:gridCol w:w="6480"/>
+      </w:tblGrid>
+      <w:tr>
+        <w:trPr>
+          <w:cnfStyle w:val="100000000000" w:firstRow="1" w:lastRow="0" w:firstColumn="0" w:lastColumn="0" w:oddVBand="0" w:evenVBand="0" w:oddHBand="0" w:evenHBand="0" w:firstRowFirstColumn="0" w:firstRowLastColumn="0" w:lastRowFirstColumn="0" w:lastRowLastColumn="0"/>
+        </w:trPr>
+        <w:tc>
+          <w:tcPr>
+            <w:cnfStyle w:val="001000000000" w:firstRow="0" w:lastRow="0" w:firstColumn="1" w:lastColumn="0" w:oddVBand="0" w:evenVBand="0" w:oddHBand="0" w:evenHBand="0" w:firstRowFirstColumn="0" w:firstRowLastColumn="0" w:lastRowFirstColumn="0" w:lastRowLastColumn="0"/>
+            <w:tcW w:w="2605" w:type="dxa"/>
+            <w:shd w:val="clear" w:color="auto" w:fill="0A2F41" w:themeFill="accent1" w:themeFillShade="80"/>
+          </w:tcPr>
+          <w:p>
+            <w:pPr>
+              <w:jc w:val="center"/>
+              <w:rPr>
+                <w:rFonts w:ascii="Times New Roman" w:eastAsia="Times New Roman" w:hAnsi="Times New Roman" w:cs="Times New Roman"/>
+                <w:kern w:val="0"/>
+                <w:sz w:val="24"/>
+                <w:szCs w:val="24"/>
+                <w:lang w:val="en-GB" w:eastAsia="en-GB" w:bidi="ar-SA"/>
+                <w14:ligatures w14:val="none"/>
+              </w:rPr>
+            </w:pPr>
+            <w:r>
+              <w:rPr>
+                <w:rFonts w:ascii="Times New Roman" w:eastAsia="Times New Roman" w:hAnsi="Times New Roman" w:cs="Times New Roman"/>
+                <w:kern w:val="0"/>
+                <w:sz w:val="24"/>
+                <w:szCs w:val="24"/>
+                <w:lang w:val="en-GB" w:eastAsia="en-GB" w:bidi="ar-SA"/>
+                <w14:ligatures w14:val="none"/>
+              </w:rPr>
+              <w:t>Item</w:t>
+            </w:r>
+          </w:p>
+        </w:tc>
+        <w:tc>
+          <w:tcPr>
+            <w:tcW w:w="6480" w:type="dxa"/>
+            <w:shd w:val="clear" w:color="auto" w:fill="0A2F41" w:themeFill="accent1" w:themeFillShade="80"/>
+          </w:tcPr>
+          <w:p>
+            <w:pPr>
+              <w:jc w:val="center"/>
+              <w:cnfStyle w:val="100000000000" w:firstRow="1" w:lastRow="0" w:firstColumn="0" w:lastColumn="0" w:oddVBand="0" w:evenVBand="0" w:oddHBand="0" w:evenHBand="0" w:firstRowFirstColumn="0" w:firstRowLastColumn="0" w:lastRowFirstColumn="0" w:lastRowLastColumn="0"/>
+              <w:rPr>
+                <w:rFonts w:ascii="Times New Roman" w:eastAsia="Times New Roman" w:hAnsi="Times New Roman" w:cs="Times New Roman"/>
+                <w:kern w:val="0"/>
+                <w:sz w:val="24"/>
+                <w:szCs w:val="24"/>
+                <w:lang w:val="en-GB" w:eastAsia="en-GB" w:bidi="ar-SA"/>
+                <w14:ligatures w14:val="none"/>
+              </w:rPr>
+            </w:pPr>
+            <w:r>
+              <w:rPr>
+                <w:rFonts w:ascii="Times New Roman" w:eastAsia="Times New Roman" w:hAnsi="Times New Roman" w:cs="Times New Roman"/>
+                <w:kern w:val="0"/>
+                <w:sz w:val="24"/>
+                <w:szCs w:val="24"/>
+                <w:lang w:val="en-GB" w:eastAsia="en-GB" w:bidi="ar-SA"/>
+                <w14:ligatures w14:val="none"/>
+              </w:rPr>
+              <w:t>Details</w:t>
+            </w:r>
+          </w:p>
+        </w:tc>
+      </w:tr>
+      <w:tr>
+        <w:trPr>
+          <w:cnfStyle w:val="000000100000" w:firstRow="0" w:lastRow="0" w:firstColumn="0" w:lastColumn="0" w:oddVBand="0" w:evenVBand="0" w:oddHBand="1" w:evenHBand="0" w:firstRowFirstColumn="0" w:firstRowLastColumn="0" w:lastRowFirstColumn="0" w:lastRowLastColumn="0"/>
+        </w:trPr>
+        <w:tc>
+          <w:tcPr>
+            <w:cnfStyle w:val="001000000000" w:firstRow="0" w:lastRow="0" w:firstColumn="1" w:lastColumn="0" w:oddVBand="0" w:evenVBand="0" w:oddHBand="0" w:evenHBand="0" w:firstRowFirstColumn="0" w:firstRowLastColumn="0" w:lastRowFirstColumn="0" w:lastRowLastColumn="0"/>
+            <w:tcW w:w="2605" w:type="dxa"/>
+            <w:hideMark/>
+          </w:tcPr>
+          <w:p>
+            <w:pPr>
+              <w:rPr>
+                <w:rFonts w:ascii="Times New Roman" w:eastAsia="Times New Roman" w:hAnsi="Times New Roman" w:cs="Times New Roman"/>
+                <w:kern w:val="0"/>
+                <w:sz w:val="24"/>
+                <w:szCs w:val="24"/>
+                <w:lang w:val="en-GB" w:eastAsia="en-GB" w:bidi="ar-SA"/>
+                <w14:ligatures w14:val="none"/>
+              </w:rPr>
+            </w:pPr>
+            <w:r>
+              <w:rPr>
+                <w:rFonts w:ascii="Times New Roman" w:eastAsia="Times New Roman" w:hAnsi="Times New Roman" w:cs="Times New Roman"/>
+                <w:kern w:val="0"/>
+                <w:sz w:val="24"/>
+                <w:szCs w:val="24"/>
+                <w:lang w:val="en-GB" w:eastAsia="en-GB" w:bidi="ar-SA"/>
+                <w14:ligatures w14:val="none"/>
+              </w:rPr>
+              <w:t>Organization</w:t>
+            </w:r>
+          </w:p>
+        </w:tc>
+        <w:tc>
+          <w:tcPr>
+            <w:tcW w:w="6480" w:type="dxa"/>
+            <w:hideMark/>
+          </w:tcPr>
+          <w:p>
+            <w:pPr>
+              <w:cnfStyle w:val="000000100000" w:firstRow="0" w:lastRow="0" w:firstColumn="0" w:lastColumn="0" w:oddVBand="0" w:evenVBand="0" w:oddHBand="1" w:evenHBand="0" w:firstRowFirstColumn="0" w:firstRowLastColumn="0" w:lastRowFirstColumn="0" w:lastRowLastColumn="0"/>
+              <w:rPr>
+                <w:rFonts w:ascii="Times New Roman" w:eastAsia="Times New Roman" w:hAnsi="Times New Roman" w:cs="Times New Roman"/>
+                <w:kern w:val="0"/>
+                <w:sz w:val="24"/>
+                <w:szCs w:val="24"/>
+                <w:lang w:val="en-GB" w:eastAsia="en-GB" w:bidi="ar-SA"/>
+                <w14:ligatures w14:val="none"/>
+              </w:rPr>
+            </w:pPr>
+            <w:r>
+              <w:rPr>
+                <w:rFonts w:ascii="Times New Roman" w:eastAsia="Times New Roman" w:hAnsi="Times New Roman" w:cs="Times New Roman"/>
+                <w:kern w:val="0"/>
+                <w:sz w:val="24"/>
+                <w:szCs w:val="24"/>
+                <w:lang w:val="en-GB" w:eastAsia="en-GB" w:bidi="ar-SA"/>
+                <w14:ligatures w14:val="none"/>
+              </w:rPr>
+              <w:t>RAM Governance Portal</w:t>
+            </w:r>
+          </w:p>
+        </w:tc>
+      </w:tr>
+      <w:tr>
+        <w:tc>
+          <w:tcPr>
+            <w:cnfStyle w:val="001000000000" w:firstRow="0" w:lastRow="0" w:firstColumn="1" w:lastColumn="0" w:oddVBand="0" w:evenVBand="0" w:oddHBand="0" w:evenHBand="0" w:firstRowFirstColumn="0" w:firstRowLastColumn="0" w:lastRowFirstColumn="0" w:lastRowLastColumn="0"/>
+            <w:tcW w:w="2605" w:type="dxa"/>
+            <w:hideMark/>
+          </w:tcPr>
+          <w:p>
+            <w:pPr>
+              <w:rPr>
+                <w:rFonts w:ascii="Times New Roman" w:eastAsia="Times New Roman" w:hAnsi="Times New Roman" w:cs="Times New Roman"/>
+                <w:kern w:val="0"/>
+                <w:sz w:val="24"/>
+                <w:szCs w:val="24"/>
+                <w:lang w:val="en-GB" w:eastAsia="en-GB" w:bidi="ar-SA"/>
+                <w14:ligatures w14:val="none"/>
+              </w:rPr>
+            </w:pPr>
+            <w:r>
+              <w:rPr>
+                <w:rFonts w:ascii="Times New Roman" w:eastAsia="Times New Roman" w:hAnsi="Times New Roman" w:cs="Times New Roman"/>
+                <w:kern w:val="0"/>
+                <w:sz w:val="24"/>
+                <w:szCs w:val="24"/>
+                <w:lang w:val="en-GB" w:eastAsia="en-GB" w:bidi="ar-SA"/>
+                <w14:ligatures w14:val="none"/>
+              </w:rPr>
+              <w:t>Document Title</w:t>
+            </w:r>
+          </w:p>
+        </w:tc>
+        <w:tc>
+          <w:tcPr>
+            <w:tcW w:w="6480" w:type="dxa"/>
+            <w:hideMark/>
+          </w:tcPr>
+          <w:p>
+            <w:pPr>
+              <w:cnfStyle w:val="000000000000" w:firstRow="0" w:lastRow="0" w:firstColumn="0" w:lastColumn="0" w:oddVBand="0" w:evenVBand="0" w:oddHBand="0" w:evenHBand="0" w:firstRowFirstColumn="0" w:firstRowLastColumn="0" w:lastRowFirstColumn="0" w:lastRowLastColumn="0"/>
+              <w:rPr>
+                <w:rFonts w:ascii="Times New Roman" w:eastAsia="Times New Roman" w:hAnsi="Times New Roman" w:cs="Times New Roman"/>
+                <w:kern w:val="0"/>
+                <w:sz w:val="24"/>
+                <w:szCs w:val="24"/>
+                <w:lang w:val="en-GB" w:eastAsia="en-GB" w:bidi="ar-SA"/>
+                <w14:ligatures w14:val="none"/>
+              </w:rPr>
+            </w:pPr>
+            <w:r>
+              <w:t xml:space="preserve">12_Treasury_Cash_Management  </w:t>
+            </w:r>
+          </w:p>
+        </w:tc>
+      </w:tr>
+      <w:tr>
+        <w:trPr>
+          <w:cnfStyle w:val="000000100000" w:firstRow="0" w:lastRow="0" w:firstColumn="0" w:lastColumn="0" w:oddVBand="0" w:evenVBand="0" w:oddHBand="1" w:evenHBand="0" w:firstRowFirstColumn="0" w:firstRowLastColumn="0" w:lastRowFirstColumn="0" w:lastRowLastColumn="0"/>
+        </w:trPr>
+        <w:tc>
+          <w:tcPr>
+            <w:cnfStyle w:val="001000000000" w:firstRow="0" w:lastRow="0" w:firstColumn="1" w:lastColumn="0" w:oddVBand="0" w:evenVBand="0" w:oddHBand="0" w:evenHBand="0" w:firstRowFirstColumn="0" w:firstRowLastColumn="0" w:lastRowFirstColumn="0" w:lastRowLastColumn="0"/>
+            <w:tcW w:w="2605" w:type="dxa"/>
+            <w:hideMark/>
+          </w:tcPr>
+          <w:p>
+            <w:pPr>
+              <w:rPr>
+                <w:rFonts w:ascii="Times New Roman" w:eastAsia="Times New Roman" w:hAnsi="Times New Roman" w:cs="Times New Roman"/>
+                <w:kern w:val="0"/>
+                <w:sz w:val="24"/>
+                <w:szCs w:val="24"/>
+                <w:lang w:val="en-GB" w:eastAsia="en-GB" w:bidi="ar-SA"/>
+                <w14:ligatures w14:val="none"/>
+              </w:rPr>
+            </w:pPr>
+            <w:r>
+              <w:rPr>
+                <w:rFonts w:ascii="Times New Roman" w:eastAsia="Times New Roman" w:hAnsi="Times New Roman" w:cs="Times New Roman"/>
+                <w:kern w:val="0"/>
+                <w:sz w:val="24"/>
+                <w:szCs w:val="24"/>
+                <w:lang w:val="en-GB" w:eastAsia="en-GB" w:bidi="ar-SA"/>
+                <w14:ligatures w14:val="none"/>
+              </w:rPr>
+              <w:t>Document Code</w:t>
+            </w:r>
+          </w:p>
+        </w:tc>
+        <w:tc>
+          <w:tcPr>
+            <w:tcW w:w="6480" w:type="dxa"/>
+            <w:hideMark/>
+          </w:tcPr>
+          <w:p>
+            <w:pPr>
+              <w:cnfStyle w:val="000000100000" w:firstRow="0" w:lastRow="0" w:firstColumn="0" w:lastColumn="0" w:oddVBand="0" w:evenVBand="0" w:oddHBand="1" w:evenHBand="0" w:firstRowFirstColumn="0" w:firstRowLastColumn="0" w:lastRowFirstColumn="0" w:lastRowLastColumn="0"/>
+              <w:rPr>
+                <w:rFonts w:ascii="Times New Roman" w:eastAsia="Times New Roman" w:hAnsi="Times New Roman" w:cs="Times New Roman"/>
+                <w:kern w:val="0"/>
+                <w:sz w:val="24"/>
+                <w:szCs w:val="24"/>
+                <w:lang w:val="en-GB" w:eastAsia="en-GB" w:bidi="ar-SA"/>
+                <w14:ligatures w14:val="none"/>
+              </w:rPr>
+            </w:pPr>
+            <w:r>
+              <w:rPr>
+                <w:rFonts w:ascii="Times New Roman" w:eastAsia="Times New Roman" w:hAnsi="Times New Roman" w:cs="Times New Roman"/>
+                <w:kern w:val="0"/>
+                <w:sz w:val="24"/>
+                <w:szCs w:val="24"/>
+                <w:lang w:val="en-GB" w:eastAsia="en-GB" w:bidi="ar-SA"/>
+                <w14:ligatures w14:val="none"/>
+              </w:rPr>
+              <w:t>RAM-PROC-013</w:t>
+            </w:r>
+          </w:p>
+        </w:tc>
+      </w:tr>
+      <w:tr>
+        <w:tc>
+          <w:tcPr>
+            <w:cnfStyle w:val="001000000000" w:firstRow="0" w:lastRow="0" w:firstColumn="1" w:lastColumn="0" w:oddVBand="0" w:evenVBand="0" w:oddHBand="0" w:evenHBand="0" w:firstRowFirstColumn="0" w:firstRowLastColumn="0" w:lastRowFirstColumn="0" w:lastRowLastColumn="0"/>
+            <w:tcW w:w="2605" w:type="dxa"/>
+            <w:hideMark/>
+          </w:tcPr>
+          <w:p>
+            <w:pPr>
+              <w:rPr>
+                <w:rFonts w:ascii="Times New Roman" w:eastAsia="Times New Roman" w:hAnsi="Times New Roman" w:cs="Times New Roman"/>
+                <w:kern w:val="0"/>
+                <w:sz w:val="24"/>
+                <w:szCs w:val="24"/>
+                <w:lang w:val="en-GB" w:eastAsia="en-GB" w:bidi="ar-SA"/>
+                <w14:ligatures w14:val="none"/>
+              </w:rPr>
+            </w:pPr>
+            <w:r>
+              <w:rPr>
+                <w:rFonts w:ascii="Times New Roman" w:eastAsia="Times New Roman" w:hAnsi="Times New Roman" w:cs="Times New Roman"/>
+                <w:kern w:val="0"/>
+                <w:sz w:val="24"/>
+                <w:szCs w:val="24"/>
+                <w:lang w:val="en-GB" w:eastAsia="en-GB" w:bidi="ar-SA"/>
+                <w14:ligatures w14:val="none"/>
+              </w:rPr>
+              <w:t>Process Area</w:t>
+            </w:r>
+          </w:p>
+        </w:tc>
+        <w:tc>
+          <w:tcPr>
+            <w:tcW w:w="6480" w:type="dxa"/>
+            <w:hideMark/>
+          </w:tcPr>
+          <w:p>
+            <w:pPr>
+              <w:cnfStyle w:val="000000000000" w:firstRow="0" w:lastRow="0" w:firstColumn="0" w:lastColumn="0" w:oddVBand="0" w:evenVBand="0" w:oddHBand="0" w:evenHBand="0" w:firstRowFirstColumn="0" w:firstRowLastColumn="0" w:lastRowFirstColumn="0" w:lastRowLastColumn="0"/>
+              <w:rPr>
+                <w:rFonts w:ascii="Times New Roman" w:eastAsia="Times New Roman" w:hAnsi="Times New Roman" w:cs="Times New Roman"/>
+                <w:kern w:val="0"/>
+                <w:sz w:val="24"/>
+                <w:szCs w:val="24"/>
+                <w:lang w:val="en-GB" w:eastAsia="en-GB" w:bidi="ar-SA"/>
+                <w14:ligatures w14:val="none"/>
+              </w:rPr>
+            </w:pPr>
+            <w:r>
+              <w:rPr>
+                <w:rFonts w:ascii="Times New Roman" w:eastAsia="Times New Roman" w:hAnsi="Times New Roman" w:cs="Times New Roman"/>
+                <w:kern w:val="0"/>
+                <w:sz w:val="24"/>
+                <w:szCs w:val="24"/>
+                <w:lang w:val="en-GB" w:eastAsia="en-GB" w:bidi="ar-SA"/>
+                <w14:ligatures w14:val="none"/>
+              </w:rPr>
+              <w:t xml:space="preserve">12_Treasury_Cash_Management  </w:t>
+            </w:r>
+          </w:p>
+        </w:tc>
+      </w:tr>
+      <w:tr>
+        <w:trPr>
+          <w:cnfStyle w:val="000000100000" w:firstRow="0" w:lastRow="0" w:firstColumn="0" w:lastColumn="0" w:oddVBand="0" w:evenVBand="0" w:oddHBand="1" w:evenHBand="0" w:firstRowFirstColumn="0" w:firstRowLastColumn="0" w:lastRowFirstColumn="0" w:lastRowLastColumn="0"/>
+        </w:trPr>
+        <w:tc>
+          <w:tcPr>
+            <w:cnfStyle w:val="001000000000" w:firstRow="0" w:lastRow="0" w:firstColumn="1" w:lastColumn="0" w:oddVBand="0" w:evenVBand="0" w:oddHBand="0" w:evenHBand="0" w:firstRowFirstColumn="0" w:firstRowLastColumn="0" w:lastRowFirstColumn="0" w:lastRowLastColumn="0"/>
+            <w:tcW w:w="2605" w:type="dxa"/>
+            <w:hideMark/>
+          </w:tcPr>
+          <w:p>
+            <w:pPr>
+              <w:rPr>
+                <w:rFonts w:ascii="Times New Roman" w:eastAsia="Times New Roman" w:hAnsi="Times New Roman" w:cs="Times New Roman"/>
+                <w:kern w:val="0"/>
+                <w:sz w:val="24"/>
+                <w:szCs w:val="24"/>
+                <w:lang w:val="en-GB" w:eastAsia="en-GB" w:bidi="ar-SA"/>
+                <w14:ligatures w14:val="none"/>
+              </w:rPr>
+            </w:pPr>
+            <w:r>
+              <w:rPr>
+                <w:rFonts w:ascii="Times New Roman" w:eastAsia="Times New Roman" w:hAnsi="Times New Roman" w:cs="Times New Roman"/>
+                <w:kern w:val="0"/>
+                <w:sz w:val="24"/>
+                <w:szCs w:val="24"/>
+                <w:lang w:val="en-GB" w:eastAsia="en-GB" w:bidi="ar-SA"/>
+                <w14:ligatures w14:val="none"/>
+              </w:rPr>
+              <w:t>Document Type</w:t>
+            </w:r>
+          </w:p>
+        </w:tc>
+        <w:tc>
+          <w:tcPr>
+            <w:tcW w:w="6480" w:type="dxa"/>
+            <w:hideMark/>
+          </w:tcPr>
+          <w:p>
+            <w:pPr>
+              <w:cnfStyle w:val="000000100000" w:firstRow="0" w:lastRow="0" w:firstColumn="0" w:lastColumn="0" w:oddVBand="0" w:evenVBand="0" w:oddHBand="1" w:evenHBand="0" w:firstRowFirstColumn="0" w:firstRowLastColumn="0" w:lastRowFirstColumn="0" w:lastRowLastColumn="0"/>
+              <w:rPr>
+                <w:rFonts w:ascii="Times New Roman" w:eastAsia="Times New Roman" w:hAnsi="Times New Roman" w:cs="Times New Roman"/>
+                <w:kern w:val="0"/>
+                <w:sz w:val="24"/>
+                <w:szCs w:val="24"/>
+                <w:lang w:val="en-GB" w:eastAsia="en-GB" w:bidi="ar-SA"/>
+                <w14:ligatures w14:val="none"/>
+              </w:rPr>
+            </w:pPr>
+            <w:r>
+              <w:rPr>
+                <w:rFonts w:ascii="Times New Roman" w:eastAsia="Times New Roman" w:hAnsi="Times New Roman" w:cs="Times New Roman"/>
+                <w:kern w:val="0"/>
+                <w:sz w:val="24"/>
+                <w:szCs w:val="24"/>
+                <w:lang w:val="en-GB" w:eastAsia="en-GB" w:bidi="ar-SA"/>
+                <w14:ligatures w14:val="none"/>
+              </w:rPr>
+              <w:t>Procedure</w:t>
+            </w:r>
+          </w:p>
+        </w:tc>
+      </w:tr>
+      <w:tr>
+        <w:tc>
+          <w:tcPr>
+            <w:cnfStyle w:val="001000000000" w:firstRow="0" w:lastRow="0" w:firstColumn="1" w:lastColumn="0" w:oddVBand="0" w:evenVBand="0" w:oddHBand="0" w:evenHBand="0" w:firstRowFirstColumn="0" w:firstRowLastColumn="0" w:lastRowFirstColumn="0" w:lastRowLastColumn="0"/>
+            <w:tcW w:w="2605" w:type="dxa"/>
+            <w:hideMark/>
+          </w:tcPr>
+          <w:p>
+            <w:pPr>
+              <w:rPr>
+                <w:rFonts w:ascii="Times New Roman" w:eastAsia="Times New Roman" w:hAnsi="Times New Roman" w:cs="Times New Roman"/>
+                <w:kern w:val="0"/>
+                <w:sz w:val="24"/>
+                <w:szCs w:val="24"/>
+                <w:lang w:val="en-GB" w:eastAsia="en-GB" w:bidi="ar-SA"/>
+                <w14:ligatures w14:val="none"/>
+              </w:rPr>
+            </w:pPr>
+            <w:r>
+              <w:rPr>
+                <w:rFonts w:ascii="Times New Roman" w:eastAsia="Times New Roman" w:hAnsi="Times New Roman" w:cs="Times New Roman"/>
+                <w:kern w:val="0"/>
+                <w:sz w:val="24"/>
+                <w:szCs w:val="24"/>
+                <w:lang w:val="en-GB" w:eastAsia="en-GB" w:bidi="ar-SA"/>
+                <w14:ligatures w14:val="none"/>
+              </w:rPr>
+              <w:t>Version</w:t>
+            </w:r>
+          </w:p>
+        </w:tc>
+        <w:tc>
+          <w:tcPr>
+            <w:tcW w:w="6480" w:type="dxa"/>
+            <w:hideMark/>
+          </w:tcPr>
+          <w:p>
+            <w:pPr>
+              <w:cnfStyle w:val="000000000000" w:firstRow="0" w:lastRow="0" w:firstColumn="0" w:lastColumn="0" w:oddVBand="0" w:evenVBand="0" w:oddHBand="0" w:evenHBand="0" w:firstRowFirstColumn="0" w:firstRowLastColumn="0" w:lastRowFirstColumn="0" w:lastRowLastColumn="0"/>
+              <w:rPr>
+                <w:rFonts w:ascii="Times New Roman" w:eastAsia="Times New Roman" w:hAnsi="Times New Roman" w:cs="Times New Roman"/>
+                <w:kern w:val="0"/>
+                <w:sz w:val="24"/>
+                <w:szCs w:val="24"/>
+                <w:lang w:val="en-GB" w:eastAsia="en-GB" w:bidi="ar-SA"/>
+                <w14:ligatures w14:val="none"/>
+              </w:rPr>
+            </w:pPr>
+            <w:r>
+              <w:rPr>
+                <w:rFonts w:ascii="Times New Roman" w:eastAsia="Times New Roman" w:hAnsi="Times New Roman" w:cs="Times New Roman"/>
+                <w:kern w:val="0"/>
+                <w:sz w:val="24"/>
+                <w:szCs w:val="24"/>
+                <w:lang w:val="en-GB" w:eastAsia="en-GB" w:bidi="ar-SA"/>
+                <w14:ligatures w14:val="none"/>
+              </w:rPr>
+              <w:t>1.0</w:t>
+            </w:r>
+          </w:p>
+        </w:tc>
+      </w:tr>
+      <w:tr>
+        <w:trPr>
+          <w:cnfStyle w:val="000000100000" w:firstRow="0" w:lastRow="0" w:firstColumn="0" w:lastColumn="0" w:oddVBand="0" w:evenVBand="0" w:oddHBand="1" w:evenHBand="0" w:firstRowFirstColumn="0" w:firstRowLastColumn="0" w:lastRowFirstColumn="0" w:lastRowLastColumn="0"/>
+        </w:trPr>
+        <w:tc>
+          <w:tcPr>
+            <w:cnfStyle w:val="001000000000" w:firstRow="0" w:lastRow="0" w:firstColumn="1" w:lastColumn="0" w:oddVBand="0" w:evenVBand="0" w:oddHBand="0" w:evenHBand="0" w:firstRowFirstColumn="0" w:firstRowLastColumn="0" w:lastRowFirstColumn="0" w:lastRowLastColumn="0"/>
+            <w:tcW w:w="2605" w:type="dxa"/>
+            <w:hideMark/>
+          </w:tcPr>
+          <w:p>
+            <w:pPr>
+              <w:rPr>
+                <w:rFonts w:ascii="Times New Roman" w:eastAsia="Times New Roman" w:hAnsi="Times New Roman" w:cs="Times New Roman"/>
+                <w:kern w:val="0"/>
+                <w:sz w:val="24"/>
+                <w:szCs w:val="24"/>
+                <w:lang w:val="en-GB" w:eastAsia="en-GB" w:bidi="ar-SA"/>
+                <w14:ligatures w14:val="none"/>
+              </w:rPr>
+            </w:pPr>
+            <w:r>
+              <w:rPr>
+                <w:rFonts w:ascii="Times New Roman" w:eastAsia="Times New Roman" w:hAnsi="Times New Roman" w:cs="Times New Roman"/>
+                <w:kern w:val="0"/>
+                <w:sz w:val="24"/>
+                <w:szCs w:val="24"/>
+                <w:lang w:val="en-GB" w:eastAsia="en-GB" w:bidi="ar-SA"/>
+                <w14:ligatures w14:val="none"/>
+              </w:rPr>
+              <w:t>Effective Date</w:t>
+            </w:r>
+          </w:p>
+        </w:tc>
+        <w:tc>
+          <w:tcPr>
+            <w:tcW w:w="6480" w:type="dxa"/>
+            <w:hideMark/>
+          </w:tcPr>
+          <w:p>
+            <w:pPr>
+              <w:cnfStyle w:val="000000100000" w:firstRow="0" w:lastRow="0" w:firstColumn="0" w:lastColumn="0" w:oddVBand="0" w:evenVBand="0" w:oddHBand="1" w:evenHBand="0" w:firstRowFirstColumn="0" w:firstRowLastColumn="0" w:lastRowFirstColumn="0" w:lastRowLastColumn="0"/>
+              <w:rPr>
+                <w:rFonts w:ascii="Times New Roman" w:eastAsia="Times New Roman" w:hAnsi="Times New Roman" w:cs="Times New Roman"/>
+                <w:kern w:val="0"/>
+                <w:sz w:val="24"/>
+                <w:szCs w:val="24"/>
+                <w:lang w:val="en-GB" w:eastAsia="en-GB" w:bidi="ar-SA"/>
+                <w14:ligatures w14:val="none"/>
+              </w:rPr>
+            </w:pPr>
+            <w:r>
+              <w:rPr>
+                <w:rFonts w:ascii="Times New Roman" w:eastAsia="Times New Roman" w:hAnsi="Times New Roman" w:cs="Times New Roman"/>
+                <w:kern w:val="0"/>
+                <w:sz w:val="24"/>
+                <w:szCs w:val="24"/>
+                <w:lang w:val="en-GB" w:eastAsia="en-GB" w:bidi="ar-SA"/>
+                <w14:ligatures w14:val="none"/>
+              </w:rPr>
+              <w:t>01 Jan 2026</w:t>
+            </w:r>
+          </w:p>
+        </w:tc>
+      </w:tr>
+      <w:tr>
+        <w:tc>
+          <w:tcPr>
+            <w:cnfStyle w:val="001000000000" w:firstRow="0" w:lastRow="0" w:firstColumn="1" w:lastColumn="0" w:oddVBand="0" w:evenVBand="0" w:oddHBand="0" w:evenHBand="0" w:firstRowFirstColumn="0" w:firstRowLastColumn="0" w:lastRowFirstColumn="0" w:lastRowLastColumn="0"/>
+            <w:tcW w:w="2605" w:type="dxa"/>
+            <w:hideMark/>
+          </w:tcPr>
+          <w:p>
+            <w:pPr>
+              <w:rPr>
+                <w:rFonts w:ascii="Times New Roman" w:eastAsia="Times New Roman" w:hAnsi="Times New Roman" w:cs="Times New Roman"/>
+                <w:kern w:val="0"/>
+                <w:sz w:val="24"/>
+                <w:szCs w:val="24"/>
+                <w:lang w:val="en-GB" w:eastAsia="en-GB" w:bidi="ar-SA"/>
+                <w14:ligatures w14:val="none"/>
+              </w:rPr>
+            </w:pPr>
+            <w:r>
+              <w:rPr>
+                <w:rFonts w:ascii="Times New Roman" w:eastAsia="Times New Roman" w:hAnsi="Times New Roman" w:cs="Times New Roman"/>
+                <w:kern w:val="0"/>
+                <w:sz w:val="24"/>
+                <w:szCs w:val="24"/>
+                <w:lang w:val="en-GB" w:eastAsia="en-GB" w:bidi="ar-SA"/>
+                <w14:ligatures w14:val="none"/>
+              </w:rPr>
+              <w:t>Review Cycle</w:t>
+            </w:r>
+          </w:p>
+        </w:tc>
+        <w:tc>
+          <w:tcPr>
+            <w:tcW w:w="6480" w:type="dxa"/>
+            <w:hideMark/>
+          </w:tcPr>
+          <w:p>
+            <w:pPr>
+              <w:cnfStyle w:val="000000000000" w:firstRow="0" w:lastRow="0" w:firstColumn="0" w:lastColumn="0" w:oddVBand="0" w:evenVBand="0" w:oddHBand="0" w:evenHBand="0" w:firstRowFirstColumn="0" w:firstRowLastColumn="0" w:lastRowFirstColumn="0" w:lastRowLastColumn="0"/>
+              <w:rPr>
+                <w:rFonts w:ascii="Times New Roman" w:eastAsia="Times New Roman" w:hAnsi="Times New Roman" w:cs="Times New Roman"/>
+                <w:kern w:val="0"/>
+                <w:sz w:val="24"/>
+                <w:szCs w:val="24"/>
+                <w:lang w:val="en-GB" w:eastAsia="en-GB" w:bidi="ar-SA"/>
+                <w14:ligatures w14:val="none"/>
+              </w:rPr>
+            </w:pPr>
+            <w:r>
+              <w:rPr>
+                <w:rFonts w:ascii="Times New Roman" w:eastAsia="Times New Roman" w:hAnsi="Times New Roman" w:cs="Times New Roman"/>
+                <w:kern w:val="0"/>
+                <w:sz w:val="24"/>
+                <w:szCs w:val="24"/>
+                <w:lang w:val="en-GB" w:eastAsia="en-GB" w:bidi="ar-SA"/>
+                <w14:ligatures w14:val="none"/>
+              </w:rPr>
+              <w:t>Annual</w:t>
+            </w:r>
+          </w:p>
+        </w:tc>
+      </w:tr>
+      <w:tr>
+        <w:trPr>
+          <w:cnfStyle w:val="000000100000" w:firstRow="0" w:lastRow="0" w:firstColumn="0" w:lastColumn="0" w:oddVBand="0" w:evenVBand="0" w:oddHBand="1" w:evenHBand="0" w:firstRowFirstColumn="0" w:firstRowLastColumn="0" w:lastRowFirstColumn="0" w:lastRowLastColumn="0"/>
+        </w:trPr>
+        <w:tc>
+          <w:tcPr>
+            <w:cnfStyle w:val="001000000000" w:firstRow="0" w:lastRow="0" w:firstColumn="1" w:lastColumn="0" w:oddVBand="0" w:evenVBand="0" w:oddHBand="0" w:evenHBand="0" w:firstRowFirstColumn="0" w:firstRowLastColumn="0" w:lastRowFirstColumn="0" w:lastRowLastColumn="0"/>
+            <w:tcW w:w="2605" w:type="dxa"/>
+            <w:hideMark/>
+          </w:tcPr>
+          <w:p>
+            <w:pPr>
+              <w:rPr>
+                <w:rFonts w:ascii="Times New Roman" w:eastAsia="Times New Roman" w:hAnsi="Times New Roman" w:cs="Times New Roman"/>
+                <w:kern w:val="0"/>
+                <w:sz w:val="24"/>
+                <w:szCs w:val="24"/>
+                <w:lang w:val="en-GB" w:eastAsia="en-GB" w:bidi="ar-SA"/>
+                <w14:ligatures w14:val="none"/>
+              </w:rPr>
+            </w:pPr>
+            <w:r>
+              <w:rPr>
+                <w:rFonts w:ascii="Times New Roman" w:eastAsia="Times New Roman" w:hAnsi="Times New Roman" w:cs="Times New Roman"/>
+                <w:kern w:val="0"/>
+                <w:sz w:val="24"/>
+                <w:szCs w:val="24"/>
+                <w:lang w:val="en-GB" w:eastAsia="en-GB" w:bidi="ar-SA"/>
+                <w14:ligatures w14:val="none"/>
+              </w:rPr>
+              <w:t>Owner</w:t>
+            </w:r>
+          </w:p>
+        </w:tc>
+        <w:tc>
+          <w:tcPr>
+            <w:tcW w:w="6480" w:type="dxa"/>
+            <w:hideMark/>
+          </w:tcPr>
+          <w:p>
+            <w:pPr>
+              <w:cnfStyle w:val="000000100000" w:firstRow="0" w:lastRow="0" w:firstColumn="0" w:lastColumn="0" w:oddVBand="0" w:evenVBand="0" w:oddHBand="1" w:evenHBand="0" w:firstRowFirstColumn="0" w:firstRowLastColumn="0" w:lastRowFirstColumn="0" w:lastRowLastColumn="0"/>
+              <w:rPr>
+                <w:rFonts w:ascii="Times New Roman" w:eastAsia="Times New Roman" w:hAnsi="Times New Roman" w:cs="Times New Roman"/>
+                <w:kern w:val="0"/>
+                <w:sz w:val="24"/>
+                <w:szCs w:val="24"/>
+                <w:lang w:val="en-GB" w:eastAsia="en-GB" w:bidi="ar-SA"/>
+                <w14:ligatures w14:val="none"/>
+              </w:rPr>
+            </w:pPr>
+            <w:r>
+              <w:rPr>
+                <w:rFonts w:ascii="Times New Roman" w:eastAsia="Times New Roman" w:hAnsi="Times New Roman" w:cs="Times New Roman"/>
+                <w:kern w:val="0"/>
+                <w:sz w:val="24"/>
+                <w:szCs w:val="24"/>
+                <w:lang w:val="en-GB" w:eastAsia="en-GB" w:bidi="ar-SA"/>
+                <w14:ligatures w14:val="none"/>
+              </w:rPr>
+              <w:t>CEO / CFO</w:t>
+            </w:r>
+          </w:p>
+        </w:tc>
+      </w:tr>
+      <w:tr>
+        <w:tc>
+          <w:tcPr>
+            <w:cnfStyle w:val="001000000000" w:firstRow="0" w:lastRow="0" w:firstColumn="1" w:lastColumn="0" w:oddVBand="0" w:evenVBand="0" w:oddHBand="0" w:evenHBand="0" w:firstRowFirstColumn="0" w:firstRowLastColumn="0" w:lastRowFirstColumn="0" w:lastRowLastColumn="0"/>
+            <w:tcW w:w="2605" w:type="dxa"/>
+            <w:hideMark/>
+          </w:tcPr>
+          <w:p>
+            <w:pPr>
+              <w:rPr>
+                <w:rFonts w:ascii="Times New Roman" w:eastAsia="Times New Roman" w:hAnsi="Times New Roman" w:cs="Times New Roman"/>
+                <w:kern w:val="0"/>
+                <w:sz w:val="24"/>
+                <w:szCs w:val="24"/>
+                <w:lang w:val="en-GB" w:eastAsia="en-GB" w:bidi="ar-SA"/>
+                <w14:ligatures w14:val="none"/>
+              </w:rPr>
+            </w:pPr>
+            <w:r>
+              <w:rPr>
+                <w:rFonts w:ascii="Times New Roman" w:eastAsia="Times New Roman" w:hAnsi="Times New Roman" w:cs="Times New Roman"/>
+                <w:kern w:val="0"/>
+                <w:sz w:val="24"/>
+                <w:szCs w:val="24"/>
+                <w:lang w:val="en-GB" w:eastAsia="en-GB" w:bidi="ar-SA"/>
+                <w14:ligatures w14:val="none"/>
+              </w:rPr>
+              <w:t>Approved By</w:t>
+            </w:r>
+          </w:p>
+        </w:tc>
+        <w:tc>
+          <w:tcPr>
+            <w:tcW w:w="6480" w:type="dxa"/>
+            <w:hideMark/>
+          </w:tcPr>
+          <w:p>
+            <w:pPr>
+              <w:cnfStyle w:val="000000000000" w:firstRow="0" w:lastRow="0" w:firstColumn="0" w:lastColumn="0" w:oddVBand="0" w:evenVBand="0" w:oddHBand="0" w:evenHBand="0" w:firstRowFirstColumn="0" w:firstRowLastColumn="0" w:lastRowFirstColumn="0" w:lastRowLastColumn="0"/>
+              <w:rPr>
+                <w:rFonts w:ascii="Times New Roman" w:eastAsia="Times New Roman" w:hAnsi="Times New Roman" w:cs="Times New Roman"/>
+                <w:kern w:val="0"/>
+                <w:sz w:val="24"/>
+                <w:szCs w:val="24"/>
+                <w:lang w:val="en-GB" w:eastAsia="en-GB" w:bidi="ar-SA"/>
+                <w14:ligatures w14:val="none"/>
+              </w:rPr>
+            </w:pPr>
+            <w:r>
+              <w:rPr>
+                <w:rFonts w:ascii="Times New Roman" w:eastAsia="Times New Roman" w:hAnsi="Times New Roman" w:cs="Times New Roman"/>
+                <w:kern w:val="0"/>
+                <w:sz w:val="24"/>
+                <w:szCs w:val="24"/>
+                <w:lang w:val="en-GB" w:eastAsia="en-GB" w:bidi="ar-SA"/>
+                <w14:ligatures w14:val="none"/>
+              </w:rPr>
+              <w:t>CEO / Board</w:t>
+            </w:r>
+          </w:p>
+        </w:tc>
+      </w:tr>
+      <w:tr>
+        <w:trPr>
+          <w:cnfStyle w:val="000000100000" w:firstRow="0" w:lastRow="0" w:firstColumn="0" w:lastColumn="0" w:oddVBand="0" w:evenVBand="0" w:oddHBand="1" w:evenHBand="0" w:firstRowFirstColumn="0" w:firstRowLastColumn="0" w:lastRowFirstColumn="0" w:lastRowLastColumn="0"/>
+        </w:trPr>
+        <w:tc>
+          <w:tcPr>
+            <w:cnfStyle w:val="001000000000" w:firstRow="0" w:lastRow="0" w:firstColumn="1" w:lastColumn="0" w:oddVBand="0" w:evenVBand="0" w:oddHBand="0" w:evenHBand="0" w:firstRowFirstColumn="0" w:firstRowLastColumn="0" w:lastRowFirstColumn="0" w:lastRowLastColumn="0"/>
+            <w:tcW w:w="2605" w:type="dxa"/>
+            <w:hideMark/>
+          </w:tcPr>
+          <w:p>
+            <w:pPr>
+              <w:rPr>
+                <w:rFonts w:ascii="Times New Roman" w:eastAsia="Times New Roman" w:hAnsi="Times New Roman" w:cs="Times New Roman"/>
+                <w:kern w:val="0"/>
+                <w:sz w:val="24"/>
+                <w:szCs w:val="24"/>
+                <w:lang w:val="en-GB" w:eastAsia="en-GB" w:bidi="ar-SA"/>
+                <w14:ligatures w14:val="none"/>
+              </w:rPr>
+            </w:pPr>
+            <w:r>
+              <w:rPr>
+                <w:rFonts w:ascii="Times New Roman" w:eastAsia="Times New Roman" w:hAnsi="Times New Roman" w:cs="Times New Roman"/>
+                <w:kern w:val="0"/>
+                <w:sz w:val="24"/>
+                <w:szCs w:val="24"/>
+                <w:lang w:val="en-GB" w:eastAsia="en-GB" w:bidi="ar-SA"/>
+                <w14:ligatures w14:val="none"/>
+              </w:rPr>
+              <w:t>Prepared By</w:t>
+            </w:r>
+          </w:p>
+        </w:tc>
+        <w:tc>
+          <w:tcPr>
+            <w:tcW w:w="6480" w:type="dxa"/>
+            <w:hideMark/>
+          </w:tcPr>
+          <w:p>
+            <w:pPr>
+              <w:cnfStyle w:val="000000100000" w:firstRow="0" w:lastRow="0" w:firstColumn="0" w:lastColumn="0" w:oddVBand="0" w:evenVBand="0" w:oddHBand="1" w:evenHBand="0" w:firstRowFirstColumn="0" w:firstRowLastColumn="0" w:lastRowFirstColumn="0" w:lastRowLastColumn="0"/>
+              <w:rPr>
+                <w:rFonts w:ascii="Times New Roman" w:eastAsia="Times New Roman" w:hAnsi="Times New Roman" w:cs="Times New Roman"/>
+                <w:kern w:val="0"/>
+                <w:sz w:val="24"/>
+                <w:szCs w:val="24"/>
+                <w:lang w:val="en-GB" w:eastAsia="en-GB" w:bidi="ar-SA"/>
+                <w14:ligatures w14:val="none"/>
+              </w:rPr>
+            </w:pPr>
+            <w:r>
+              <w:rPr>
+                <w:rFonts w:ascii="Times New Roman" w:eastAsia="Times New Roman" w:hAnsi="Times New Roman" w:cs="Times New Roman"/>
+                <w:kern w:val="0"/>
+                <w:sz w:val="24"/>
+                <w:szCs w:val="24"/>
+                <w:lang w:val="en-GB" w:eastAsia="en-GB" w:bidi="ar-SA"/>
+                <w14:ligatures w14:val="none"/>
+              </w:rPr>
+              <w:t>Governance Office</w:t>
+            </w:r>
+          </w:p>
+        </w:tc>
+      </w:tr>
+      <w:tr>
+        <w:tc>
+          <w:tcPr>
+            <w:cnfStyle w:val="001000000000" w:firstRow="0" w:lastRow="0" w:firstColumn="1" w:lastColumn="0" w:oddVBand="0" w:evenVBand="0" w:oddHBand="0" w:evenHBand="0" w:firstRowFirstColumn="0" w:firstRowLastColumn="0" w:lastRowFirstColumn="0" w:lastRowLastColumn="0"/>
+            <w:tcW w:w="2605" w:type="dxa"/>
+            <w:hideMark/>
+          </w:tcPr>
+          <w:p>
+            <w:pPr>
+              <w:rPr>
+                <w:rFonts w:ascii="Times New Roman" w:eastAsia="Times New Roman" w:hAnsi="Times New Roman" w:cs="Times New Roman"/>
+                <w:kern w:val="0"/>
+                <w:sz w:val="24"/>
+                <w:szCs w:val="24"/>
+                <w:lang w:val="en-GB" w:eastAsia="en-GB" w:bidi="ar-SA"/>
+                <w14:ligatures w14:val="none"/>
+              </w:rPr>
+            </w:pPr>
+            <w:r>
+              <w:rPr>
+                <w:rFonts w:ascii="Times New Roman" w:eastAsia="Times New Roman" w:hAnsi="Times New Roman" w:cs="Times New Roman"/>
+                <w:kern w:val="0"/>
+                <w:sz w:val="24"/>
+                <w:szCs w:val="24"/>
+                <w:lang w:val="en-GB" w:eastAsia="en-GB" w:bidi="ar-SA"/>
+                <w14:ligatures w14:val="none"/>
+              </w:rPr>
+              <w:t>Classification</w:t>
+            </w:r>
+          </w:p>
+        </w:tc>
+        <w:tc>
+          <w:tcPr>
+            <w:tcW w:w="6480" w:type="dxa"/>
+            <w:hideMark/>
+          </w:tcPr>
+          <w:p>
+            <w:pPr>
+              <w:cnfStyle w:val="000000000000" w:firstRow="0" w:lastRow="0" w:firstColumn="0" w:lastColumn="0" w:oddVBand="0" w:evenVBand="0" w:oddHBand="0" w:evenHBand="0" w:firstRowFirstColumn="0" w:firstRowLastColumn="0" w:lastRowFirstColumn="0" w:lastRowLastColumn="0"/>
+              <w:rPr>
+                <w:rFonts w:ascii="Times New Roman" w:eastAsia="Times New Roman" w:hAnsi="Times New Roman" w:cs="Times New Roman"/>
+                <w:kern w:val="0"/>
+                <w:sz w:val="24"/>
+                <w:szCs w:val="24"/>
+                <w:lang w:val="en-GB" w:eastAsia="en-GB" w:bidi="ar-SA"/>
+                <w14:ligatures w14:val="none"/>
+              </w:rPr>
+            </w:pPr>
+            <w:r>
+              <w:rPr>
+                <w:rFonts w:ascii="Times New Roman" w:eastAsia="Times New Roman" w:hAnsi="Times New Roman" w:cs="Times New Roman"/>
+                <w:kern w:val="0"/>
+                <w:sz w:val="24"/>
+                <w:szCs w:val="24"/>
+                <w:lang w:val="en-GB" w:eastAsia="en-GB" w:bidi="ar-SA"/>
+                <w14:ligatures w14:val="none"/>
+              </w:rPr>
+              <w:t>Internal</w:t>
+            </w:r>
+          </w:p>
+        </w:tc>
+      </w:tr>
+      <w:tr>
+        <w:trPr>
+          <w:cnfStyle w:val="000000100000" w:firstRow="0" w:lastRow="0" w:firstColumn="0" w:lastColumn="0" w:oddVBand="0" w:evenVBand="0" w:oddHBand="1" w:evenHBand="0" w:firstRowFirstColumn="0" w:firstRowLastColumn="0" w:lastRowFirstColumn="0" w:lastRowLastColumn="0"/>
+        </w:trPr>
+        <w:tc>
+          <w:tcPr>
+            <w:cnfStyle w:val="001000000000" w:firstRow="0" w:lastRow="0" w:firstColumn="1" w:lastColumn="0" w:oddVBand="0" w:evenVBand="0" w:oddHBand="0" w:evenHBand="0" w:firstRowFirstColumn="0" w:firstRowLastColumn="0" w:lastRowFirstColumn="0" w:lastRowLastColumn="0"/>
+            <w:tcW w:w="2605" w:type="dxa"/>
+            <w:hideMark/>
+          </w:tcPr>
+          <w:p>
+            <w:pPr>
+              <w:rPr>
+                <w:rFonts w:ascii="Times New Roman" w:eastAsia="Times New Roman" w:hAnsi="Times New Roman" w:cs="Times New Roman"/>
+                <w:kern w:val="0"/>
+                <w:sz w:val="24"/>
+                <w:szCs w:val="24"/>
+                <w:lang w:val="en-GB" w:eastAsia="en-GB" w:bidi="ar-SA"/>
+                <w14:ligatures w14:val="none"/>
+              </w:rPr>
+            </w:pPr>
+            <w:r>
+              <w:rPr>
+                <w:rFonts w:ascii="Times New Roman" w:eastAsia="Times New Roman" w:hAnsi="Times New Roman" w:cs="Times New Roman"/>
+                <w:kern w:val="0"/>
+                <w:sz w:val="24"/>
+                <w:szCs w:val="24"/>
+                <w:lang w:val="en-GB" w:eastAsia="en-GB" w:bidi="ar-SA"/>
+                <w14:ligatures w14:val="none"/>
+              </w:rPr>
+              <w:t>Next Review</w:t>
+            </w:r>
+          </w:p>
+        </w:tc>
+        <w:tc>
+          <w:tcPr>
+            <w:tcW w:w="6480" w:type="dxa"/>
+            <w:hideMark/>
+          </w:tcPr>
+          <w:p>
+            <w:pPr>
+              <w:cnfStyle w:val="000000100000" w:firstRow="0" w:lastRow="0" w:firstColumn="0" w:lastColumn="0" w:oddVBand="0" w:evenVBand="0" w:oddHBand="1" w:evenHBand="0" w:firstRowFirstColumn="0" w:firstRowLastColumn="0" w:lastRowFirstColumn="0" w:lastRowLastColumn="0"/>
+              <w:rPr>
+                <w:rFonts w:ascii="Times New Roman" w:eastAsia="Times New Roman" w:hAnsi="Times New Roman" w:cs="Times New Roman"/>
+                <w:kern w:val="0"/>
+                <w:sz w:val="24"/>
+                <w:szCs w:val="24"/>
+                <w:lang w:val="en-GB" w:eastAsia="en-GB" w:bidi="ar-SA"/>
+                <w14:ligatures w14:val="none"/>
+              </w:rPr>
+            </w:pPr>
+            <w:r>
+              <w:rPr>
+                <w:rFonts w:ascii="Times New Roman" w:eastAsia="Times New Roman" w:hAnsi="Times New Roman" w:cs="Times New Roman"/>
+                <w:kern w:val="0"/>
+                <w:sz w:val="24"/>
+                <w:szCs w:val="24"/>
+                <w:lang w:val="en-GB" w:eastAsia="en-GB" w:bidi="ar-SA"/>
+                <w14:ligatures w14:val="none"/>
+              </w:rPr>
+              <w:t>Jan 2027</w:t>
+            </w:r>
+          </w:p>
+        </w:tc>
+      </w:tr>
+    </w:tbl>
+    <w:p>
+      <w:pPr>
         <w:rPr>
           <w:rFonts w:ascii="Times New Roman" w:eastAsia="Times New Roman" w:hAnsi="Times New Roman" w:cs="Times New Roman"/>
           <w:kern w:val="0"/>
@@ -44,17 +969,4938 @@
           <w14:ligatures w14:val="none"/>
         </w:rPr>
       </w:pPr>
-      <w:r>
+    </w:p>
+    <w:p>
+      <w:pPr>
         <w:rPr>
           <w:rFonts w:ascii="Times New Roman" w:eastAsia="Times New Roman" w:hAnsi="Times New Roman" w:cs="Times New Roman"/>
           <w:b/>
           <w:bCs/>
           <w:kern w:val="0"/>
+          <w:sz w:val="27"/>
+          <w:szCs w:val="27"/>
+          <w:lang w:val="en-GB" w:eastAsia="en-GB" w:bidi="ar-SA"/>
+          <w14:ligatures w14:val="none"/>
+        </w:rPr>
+      </w:pPr>
+      <w:r>
+        <w:rPr>
+          <w:rFonts w:ascii="Times New Roman" w:eastAsia="Times New Roman" w:hAnsi="Times New Roman" w:cs="Times New Roman"/>
+          <w:b/>
+          <w:bCs/>
+          <w:kern w:val="0"/>
+          <w:sz w:val="27"/>
+          <w:szCs w:val="27"/>
+          <w:lang w:val="en-GB" w:eastAsia="en-GB" w:bidi="ar-SA"/>
+          <w14:ligatures w14:val="none"/>
+        </w:rPr>
+        <w:t>Revision History</w:t>
+      </w:r>
+    </w:p>
+    <w:tbl>
+      <w:tblPr>
+        <w:tblStyle w:val="PlainTable1"/>
+        <w:tblW w:w="9085" w:type="dxa"/>
+        <w:tblLook w:val="04A0" w:firstRow="1" w:lastRow="0" w:firstColumn="1" w:lastColumn="0" w:noHBand="0" w:noVBand="1"/>
+      </w:tblPr>
+      <w:tblGrid>
+        <w:gridCol w:w="1016"/>
+        <w:gridCol w:w="1376"/>
+        <w:gridCol w:w="2049"/>
+        <w:gridCol w:w="4644"/>
+      </w:tblGrid>
+      <w:tr>
+        <w:trPr>
+          <w:cnfStyle w:val="100000000000" w:firstRow="1" w:lastRow="0" w:firstColumn="0" w:lastColumn="0" w:oddVBand="0" w:evenVBand="0" w:oddHBand="0" w:evenHBand="0" w:firstRowFirstColumn="0" w:firstRowLastColumn="0" w:lastRowFirstColumn="0" w:lastRowLastColumn="0"/>
+        </w:trPr>
+        <w:tc>
+          <w:tcPr>
+            <w:cnfStyle w:val="001000000000" w:firstRow="0" w:lastRow="0" w:firstColumn="1" w:lastColumn="0" w:oddVBand="0" w:evenVBand="0" w:oddHBand="0" w:evenHBand="0" w:firstRowFirstColumn="0" w:firstRowLastColumn="0" w:lastRowFirstColumn="0" w:lastRowLastColumn="0"/>
+            <w:tcW w:w="0" w:type="auto"/>
+            <w:shd w:val="clear" w:color="auto" w:fill="0A2F41" w:themeFill="accent1" w:themeFillShade="80"/>
+            <w:hideMark/>
+          </w:tcPr>
+          <w:p>
+            <w:pPr>
+              <w:jc w:val="center"/>
+              <w:rPr>
+                <w:rFonts w:ascii="Times New Roman" w:eastAsia="Times New Roman" w:hAnsi="Times New Roman" w:cs="Times New Roman"/>
+                <w:kern w:val="0"/>
+                <w:sz w:val="24"/>
+                <w:szCs w:val="24"/>
+                <w:lang w:val="en-GB" w:eastAsia="en-GB" w:bidi="ar-SA"/>
+                <w14:ligatures w14:val="none"/>
+              </w:rPr>
+            </w:pPr>
+            <w:r>
+              <w:rPr>
+                <w:rFonts w:ascii="Times New Roman" w:eastAsia="Times New Roman" w:hAnsi="Times New Roman" w:cs="Times New Roman"/>
+                <w:kern w:val="0"/>
+                <w:sz w:val="24"/>
+                <w:szCs w:val="24"/>
+                <w:lang w:val="en-GB" w:eastAsia="en-GB" w:bidi="ar-SA"/>
+                <w14:ligatures w14:val="none"/>
+              </w:rPr>
+              <w:t>Version</w:t>
+            </w:r>
+          </w:p>
+        </w:tc>
+        <w:tc>
+          <w:tcPr>
+            <w:tcW w:w="0" w:type="auto"/>
+            <w:shd w:val="clear" w:color="auto" w:fill="0A2F41" w:themeFill="accent1" w:themeFillShade="80"/>
+            <w:hideMark/>
+          </w:tcPr>
+          <w:p>
+            <w:pPr>
+              <w:jc w:val="center"/>
+              <w:cnfStyle w:val="100000000000" w:firstRow="1" w:lastRow="0" w:firstColumn="0" w:lastColumn="0" w:oddVBand="0" w:evenVBand="0" w:oddHBand="0" w:evenHBand="0" w:firstRowFirstColumn="0" w:firstRowLastColumn="0" w:lastRowFirstColumn="0" w:lastRowLastColumn="0"/>
+              <w:rPr>
+                <w:rFonts w:ascii="Times New Roman" w:eastAsia="Times New Roman" w:hAnsi="Times New Roman" w:cs="Times New Roman"/>
+                <w:kern w:val="0"/>
+                <w:sz w:val="24"/>
+                <w:szCs w:val="24"/>
+                <w:lang w:val="en-GB" w:eastAsia="en-GB" w:bidi="ar-SA"/>
+                <w14:ligatures w14:val="none"/>
+              </w:rPr>
+            </w:pPr>
+            <w:r>
+              <w:rPr>
+                <w:rFonts w:ascii="Times New Roman" w:eastAsia="Times New Roman" w:hAnsi="Times New Roman" w:cs="Times New Roman"/>
+                <w:kern w:val="0"/>
+                <w:sz w:val="24"/>
+                <w:szCs w:val="24"/>
+                <w:lang w:val="en-GB" w:eastAsia="en-GB" w:bidi="ar-SA"/>
+                <w14:ligatures w14:val="none"/>
+              </w:rPr>
+              <w:t>Date</w:t>
+            </w:r>
+          </w:p>
+        </w:tc>
+        <w:tc>
+          <w:tcPr>
+            <w:tcW w:w="0" w:type="auto"/>
+            <w:shd w:val="clear" w:color="auto" w:fill="0A2F41" w:themeFill="accent1" w:themeFillShade="80"/>
+            <w:hideMark/>
+          </w:tcPr>
+          <w:p>
+            <w:pPr>
+              <w:jc w:val="center"/>
+              <w:cnfStyle w:val="100000000000" w:firstRow="1" w:lastRow="0" w:firstColumn="0" w:lastColumn="0" w:oddVBand="0" w:evenVBand="0" w:oddHBand="0" w:evenHBand="0" w:firstRowFirstColumn="0" w:firstRowLastColumn="0" w:lastRowFirstColumn="0" w:lastRowLastColumn="0"/>
+              <w:rPr>
+                <w:rFonts w:ascii="Times New Roman" w:eastAsia="Times New Roman" w:hAnsi="Times New Roman" w:cs="Times New Roman"/>
+                <w:kern w:val="0"/>
+                <w:sz w:val="24"/>
+                <w:szCs w:val="24"/>
+                <w:lang w:val="en-GB" w:eastAsia="en-GB" w:bidi="ar-SA"/>
+                <w14:ligatures w14:val="none"/>
+              </w:rPr>
+            </w:pPr>
+            <w:r>
+              <w:rPr>
+                <w:rFonts w:ascii="Times New Roman" w:eastAsia="Times New Roman" w:hAnsi="Times New Roman" w:cs="Times New Roman"/>
+                <w:kern w:val="0"/>
+                <w:sz w:val="24"/>
+                <w:szCs w:val="24"/>
+                <w:lang w:val="en-GB" w:eastAsia="en-GB" w:bidi="ar-SA"/>
+                <w14:ligatures w14:val="none"/>
+              </w:rPr>
+              <w:t>Author</w:t>
+            </w:r>
+          </w:p>
+        </w:tc>
+        <w:tc>
+          <w:tcPr>
+            <w:tcW w:w="4644" w:type="dxa"/>
+            <w:shd w:val="clear" w:color="auto" w:fill="0A2F41" w:themeFill="accent1" w:themeFillShade="80"/>
+            <w:hideMark/>
+          </w:tcPr>
+          <w:p>
+            <w:pPr>
+              <w:jc w:val="center"/>
+              <w:cnfStyle w:val="100000000000" w:firstRow="1" w:lastRow="0" w:firstColumn="0" w:lastColumn="0" w:oddVBand="0" w:evenVBand="0" w:oddHBand="0" w:evenHBand="0" w:firstRowFirstColumn="0" w:firstRowLastColumn="0" w:lastRowFirstColumn="0" w:lastRowLastColumn="0"/>
+              <w:rPr>
+                <w:rFonts w:ascii="Times New Roman" w:eastAsia="Times New Roman" w:hAnsi="Times New Roman" w:cs="Times New Roman"/>
+                <w:kern w:val="0"/>
+                <w:sz w:val="24"/>
+                <w:szCs w:val="24"/>
+                <w:lang w:val="en-GB" w:eastAsia="en-GB" w:bidi="ar-SA"/>
+                <w14:ligatures w14:val="none"/>
+              </w:rPr>
+            </w:pPr>
+            <w:r>
+              <w:rPr>
+                <w:rFonts w:ascii="Times New Roman" w:eastAsia="Times New Roman" w:hAnsi="Times New Roman" w:cs="Times New Roman"/>
+                <w:kern w:val="0"/>
+                <w:sz w:val="24"/>
+                <w:szCs w:val="24"/>
+                <w:lang w:val="en-GB" w:eastAsia="en-GB" w:bidi="ar-SA"/>
+                <w14:ligatures w14:val="none"/>
+              </w:rPr>
+              <w:t>Changes</w:t>
+            </w:r>
+          </w:p>
+        </w:tc>
+      </w:tr>
+      <w:tr>
+        <w:trPr>
+          <w:cnfStyle w:val="000000100000" w:firstRow="0" w:lastRow="0" w:firstColumn="0" w:lastColumn="0" w:oddVBand="0" w:evenVBand="0" w:oddHBand="1" w:evenHBand="0" w:firstRowFirstColumn="0" w:firstRowLastColumn="0" w:lastRowFirstColumn="0" w:lastRowLastColumn="0"/>
+        </w:trPr>
+        <w:tc>
+          <w:tcPr>
+            <w:cnfStyle w:val="001000000000" w:firstRow="0" w:lastRow="0" w:firstColumn="1" w:lastColumn="0" w:oddVBand="0" w:evenVBand="0" w:oddHBand="0" w:evenHBand="0" w:firstRowFirstColumn="0" w:firstRowLastColumn="0" w:lastRowFirstColumn="0" w:lastRowLastColumn="0"/>
+            <w:tcW w:w="0" w:type="auto"/>
+            <w:hideMark/>
+          </w:tcPr>
+          <w:p>
+            <w:pPr>
+              <w:rPr>
+                <w:rFonts w:ascii="Times New Roman" w:eastAsia="Times New Roman" w:hAnsi="Times New Roman" w:cs="Times New Roman"/>
+                <w:kern w:val="0"/>
+                <w:sz w:val="24"/>
+                <w:szCs w:val="24"/>
+                <w:lang w:val="en-GB" w:eastAsia="en-GB" w:bidi="ar-SA"/>
+                <w14:ligatures w14:val="none"/>
+              </w:rPr>
+            </w:pPr>
+            <w:r>
+              <w:rPr>
+                <w:rFonts w:ascii="Times New Roman" w:eastAsia="Times New Roman" w:hAnsi="Times New Roman" w:cs="Times New Roman"/>
+                <w:kern w:val="0"/>
+                <w:sz w:val="24"/>
+                <w:szCs w:val="24"/>
+                <w:lang w:val="en-GB" w:eastAsia="en-GB" w:bidi="ar-SA"/>
+                <w14:ligatures w14:val="none"/>
+              </w:rPr>
+              <w:t>1.0</w:t>
+            </w:r>
+          </w:p>
+        </w:tc>
+        <w:tc>
+          <w:tcPr>
+            <w:tcW w:w="0" w:type="auto"/>
+            <w:hideMark/>
+          </w:tcPr>
+          <w:p>
+            <w:pPr>
+              <w:cnfStyle w:val="000000100000" w:firstRow="0" w:lastRow="0" w:firstColumn="0" w:lastColumn="0" w:oddVBand="0" w:evenVBand="0" w:oddHBand="1" w:evenHBand="0" w:firstRowFirstColumn="0" w:firstRowLastColumn="0" w:lastRowFirstColumn="0" w:lastRowLastColumn="0"/>
+              <w:rPr>
+                <w:rFonts w:ascii="Times New Roman" w:eastAsia="Times New Roman" w:hAnsi="Times New Roman" w:cs="Times New Roman"/>
+                <w:kern w:val="0"/>
+                <w:sz w:val="24"/>
+                <w:szCs w:val="24"/>
+                <w:lang w:val="en-GB" w:eastAsia="en-GB" w:bidi="ar-SA"/>
+                <w14:ligatures w14:val="none"/>
+              </w:rPr>
+            </w:pPr>
+            <w:r>
+              <w:rPr>
+                <w:rFonts w:ascii="Times New Roman" w:eastAsia="Times New Roman" w:hAnsi="Times New Roman" w:cs="Times New Roman"/>
+                <w:kern w:val="0"/>
+                <w:sz w:val="24"/>
+                <w:szCs w:val="24"/>
+                <w:lang w:val="en-GB" w:eastAsia="en-GB" w:bidi="ar-SA"/>
+                <w14:ligatures w14:val="none"/>
+              </w:rPr>
+              <w:t>01 Jan 2026</w:t>
+            </w:r>
+          </w:p>
+        </w:tc>
+        <w:tc>
+          <w:tcPr>
+            <w:tcW w:w="0" w:type="auto"/>
+            <w:hideMark/>
+          </w:tcPr>
+          <w:p>
+            <w:pPr>
+              <w:cnfStyle w:val="000000100000" w:firstRow="0" w:lastRow="0" w:firstColumn="0" w:lastColumn="0" w:oddVBand="0" w:evenVBand="0" w:oddHBand="1" w:evenHBand="0" w:firstRowFirstColumn="0" w:firstRowLastColumn="0" w:lastRowFirstColumn="0" w:lastRowLastColumn="0"/>
+              <w:rPr>
+                <w:rFonts w:ascii="Times New Roman" w:eastAsia="Times New Roman" w:hAnsi="Times New Roman" w:cs="Times New Roman"/>
+                <w:kern w:val="0"/>
+                <w:sz w:val="24"/>
+                <w:szCs w:val="24"/>
+                <w:lang w:val="en-GB" w:eastAsia="en-GB" w:bidi="ar-SA"/>
+                <w14:ligatures w14:val="none"/>
+              </w:rPr>
+            </w:pPr>
+            <w:r>
+              <w:rPr>
+                <w:rFonts w:ascii="Times New Roman" w:eastAsia="Times New Roman" w:hAnsi="Times New Roman" w:cs="Times New Roman"/>
+                <w:kern w:val="0"/>
+                <w:sz w:val="24"/>
+                <w:szCs w:val="24"/>
+                <w:lang w:val="en-GB" w:eastAsia="en-GB" w:bidi="ar-SA"/>
+                <w14:ligatures w14:val="none"/>
+              </w:rPr>
+              <w:t>Governance Office</w:t>
+            </w:r>
+          </w:p>
+        </w:tc>
+        <w:tc>
+          <w:tcPr>
+            <w:tcW w:w="4644" w:type="dxa"/>
+            <w:hideMark/>
+          </w:tcPr>
+          <w:p>
+            <w:pPr>
+              <w:cnfStyle w:val="000000100000" w:firstRow="0" w:lastRow="0" w:firstColumn="0" w:lastColumn="0" w:oddVBand="0" w:evenVBand="0" w:oddHBand="1" w:evenHBand="0" w:firstRowFirstColumn="0" w:firstRowLastColumn="0" w:lastRowFirstColumn="0" w:lastRowLastColumn="0"/>
+              <w:rPr>
+                <w:rFonts w:ascii="Times New Roman" w:eastAsia="Times New Roman" w:hAnsi="Times New Roman" w:cs="Times New Roman"/>
+                <w:kern w:val="0"/>
+                <w:sz w:val="24"/>
+                <w:szCs w:val="24"/>
+                <w:lang w:val="en-GB" w:eastAsia="en-GB" w:bidi="ar-SA"/>
+                <w14:ligatures w14:val="none"/>
+              </w:rPr>
+            </w:pPr>
+            <w:r>
+              <w:rPr>
+                <w:rFonts w:ascii="Times New Roman" w:eastAsia="Times New Roman" w:hAnsi="Times New Roman" w:cs="Times New Roman"/>
+                <w:kern w:val="0"/>
+                <w:sz w:val="24"/>
+                <w:szCs w:val="24"/>
+                <w:lang w:val="en-GB" w:eastAsia="en-GB" w:bidi="ar-SA"/>
+                <w14:ligatures w14:val="none"/>
+              </w:rPr>
+              <w:t>Initial Issue</w:t>
+            </w:r>
+          </w:p>
+        </w:tc>
+      </w:tr>
+    </w:tbl>
+    <w:p>
+      <w:pPr>
+        <w:rPr>
+          <w:rFonts w:ascii="Times New Roman" w:eastAsia="Times New Roman" w:hAnsi="Times New Roman" w:cs="Times New Roman"/>
+          <w:b/>
+          <w:bCs/>
+          <w:kern w:val="0"/>
+          <w:sz w:val="27"/>
+          <w:szCs w:val="27"/>
+          <w:lang w:val="en-GB" w:eastAsia="en-GB" w:bidi="ar-SA"/>
+          <w14:ligatures w14:val="none"/>
+        </w:rPr>
+      </w:pPr>
+      <w:r>
+        <w:rPr>
+          <w:rFonts w:ascii="Times New Roman" w:eastAsia="Times New Roman" w:hAnsi="Times New Roman" w:cs="Times New Roman"/>
+          <w:b/>
+          <w:bCs/>
+          <w:kern w:val="0"/>
+          <w:sz w:val="27"/>
+          <w:szCs w:val="27"/>
+          <w:lang w:val="en-GB" w:eastAsia="en-GB" w:bidi="ar-SA"/>
+          <w14:ligatures w14:val="none"/>
+        </w:rPr>
+        <w:t>Distribution List</w:t>
+      </w:r>
+    </w:p>
+    <w:tbl>
+      <w:tblPr>
+        <w:tblStyle w:val="PlainTable1"/>
+        <w:tblW w:w="9085" w:type="dxa"/>
+        <w:tblLook w:val="04A0" w:firstRow="1" w:lastRow="0" w:firstColumn="1" w:lastColumn="0" w:noHBand="0" w:noVBand="1"/>
+      </w:tblPr>
+      <w:tblGrid>
+        <w:gridCol w:w="1563"/>
+        <w:gridCol w:w="7522"/>
+      </w:tblGrid>
+      <w:tr>
+        <w:trPr>
+          <w:cnfStyle w:val="100000000000" w:firstRow="1" w:lastRow="0" w:firstColumn="0" w:lastColumn="0" w:oddVBand="0" w:evenVBand="0" w:oddHBand="0" w:evenHBand="0" w:firstRowFirstColumn="0" w:firstRowLastColumn="0" w:lastRowFirstColumn="0" w:lastRowLastColumn="0"/>
+        </w:trPr>
+        <w:tc>
+          <w:tcPr>
+            <w:cnfStyle w:val="001000000000" w:firstRow="0" w:lastRow="0" w:firstColumn="1" w:lastColumn="0" w:oddVBand="0" w:evenVBand="0" w:oddHBand="0" w:evenHBand="0" w:firstRowFirstColumn="0" w:firstRowLastColumn="0" w:lastRowFirstColumn="0" w:lastRowLastColumn="0"/>
+            <w:tcW w:w="0" w:type="auto"/>
+            <w:shd w:val="clear" w:color="auto" w:fill="0A2F41" w:themeFill="accent1" w:themeFillShade="80"/>
+            <w:hideMark/>
+          </w:tcPr>
+          <w:p>
+            <w:pPr>
+              <w:jc w:val="center"/>
+              <w:rPr>
+                <w:rFonts w:ascii="Times New Roman" w:eastAsia="Times New Roman" w:hAnsi="Times New Roman" w:cs="Times New Roman"/>
+                <w:kern w:val="0"/>
+                <w:sz w:val="24"/>
+                <w:szCs w:val="24"/>
+                <w:lang w:val="en-GB" w:eastAsia="en-GB" w:bidi="ar-SA"/>
+                <w14:ligatures w14:val="none"/>
+              </w:rPr>
+            </w:pPr>
+            <w:r>
+              <w:rPr>
+                <w:rFonts w:ascii="Times New Roman" w:eastAsia="Times New Roman" w:hAnsi="Times New Roman" w:cs="Times New Roman"/>
+                <w:kern w:val="0"/>
+                <w:sz w:val="24"/>
+                <w:szCs w:val="24"/>
+                <w:lang w:val="en-GB" w:eastAsia="en-GB" w:bidi="ar-SA"/>
+                <w14:ligatures w14:val="none"/>
+              </w:rPr>
+              <w:t>Department</w:t>
+            </w:r>
+          </w:p>
+        </w:tc>
+        <w:tc>
+          <w:tcPr>
+            <w:tcW w:w="7522" w:type="dxa"/>
+            <w:shd w:val="clear" w:color="auto" w:fill="0A2F41" w:themeFill="accent1" w:themeFillShade="80"/>
+            <w:hideMark/>
+          </w:tcPr>
+          <w:p>
+            <w:pPr>
+              <w:jc w:val="center"/>
+              <w:cnfStyle w:val="100000000000" w:firstRow="1" w:lastRow="0" w:firstColumn="0" w:lastColumn="0" w:oddVBand="0" w:evenVBand="0" w:oddHBand="0" w:evenHBand="0" w:firstRowFirstColumn="0" w:firstRowLastColumn="0" w:lastRowFirstColumn="0" w:lastRowLastColumn="0"/>
+              <w:rPr>
+                <w:rFonts w:ascii="Times New Roman" w:eastAsia="Times New Roman" w:hAnsi="Times New Roman" w:cs="Times New Roman"/>
+                <w:kern w:val="0"/>
+                <w:sz w:val="24"/>
+                <w:szCs w:val="24"/>
+                <w:lang w:val="en-GB" w:eastAsia="en-GB" w:bidi="ar-SA"/>
+                <w14:ligatures w14:val="none"/>
+              </w:rPr>
+            </w:pPr>
+            <w:r>
+              <w:rPr>
+                <w:rFonts w:ascii="Times New Roman" w:eastAsia="Times New Roman" w:hAnsi="Times New Roman" w:cs="Times New Roman"/>
+                <w:kern w:val="0"/>
+                <w:sz w:val="24"/>
+                <w:szCs w:val="24"/>
+                <w:lang w:val="en-GB" w:eastAsia="en-GB" w:bidi="ar-SA"/>
+                <w14:ligatures w14:val="none"/>
+              </w:rPr>
+              <w:t>Access</w:t>
+            </w:r>
+          </w:p>
+        </w:tc>
+      </w:tr>
+      <w:tr>
+        <w:trPr>
+          <w:cnfStyle w:val="000000100000" w:firstRow="0" w:lastRow="0" w:firstColumn="0" w:lastColumn="0" w:oddVBand="0" w:evenVBand="0" w:oddHBand="1" w:evenHBand="0" w:firstRowFirstColumn="0" w:firstRowLastColumn="0" w:lastRowFirstColumn="0" w:lastRowLastColumn="0"/>
+        </w:trPr>
+        <w:tc>
+          <w:tcPr>
+            <w:cnfStyle w:val="001000000000" w:firstRow="0" w:lastRow="0" w:firstColumn="1" w:lastColumn="0" w:oddVBand="0" w:evenVBand="0" w:oddHBand="0" w:evenHBand="0" w:firstRowFirstColumn="0" w:firstRowLastColumn="0" w:lastRowFirstColumn="0" w:lastRowLastColumn="0"/>
+            <w:tcW w:w="0" w:type="auto"/>
+            <w:hideMark/>
+          </w:tcPr>
+          <w:p>
+            <w:pPr>
+              <w:rPr>
+                <w:rFonts w:ascii="Times New Roman" w:eastAsia="Times New Roman" w:hAnsi="Times New Roman" w:cs="Times New Roman"/>
+                <w:kern w:val="0"/>
+                <w:sz w:val="24"/>
+                <w:szCs w:val="24"/>
+                <w:lang w:val="en-GB" w:eastAsia="en-GB" w:bidi="ar-SA"/>
+                <w14:ligatures w14:val="none"/>
+              </w:rPr>
+            </w:pPr>
+            <w:r>
+              <w:rPr>
+                <w:rFonts w:ascii="Times New Roman" w:eastAsia="Times New Roman" w:hAnsi="Times New Roman" w:cs="Times New Roman"/>
+                <w:kern w:val="0"/>
+                <w:sz w:val="24"/>
+                <w:szCs w:val="24"/>
+                <w:lang w:val="en-GB" w:eastAsia="en-GB" w:bidi="ar-SA"/>
+                <w14:ligatures w14:val="none"/>
+              </w:rPr>
+              <w:t>Board</w:t>
+            </w:r>
+          </w:p>
+        </w:tc>
+        <w:tc>
+          <w:tcPr>
+            <w:tcW w:w="7522" w:type="dxa"/>
+            <w:hideMark/>
+          </w:tcPr>
+          <w:p>
+            <w:pPr>
+              <w:cnfStyle w:val="000000100000" w:firstRow="0" w:lastRow="0" w:firstColumn="0" w:lastColumn="0" w:oddVBand="0" w:evenVBand="0" w:oddHBand="1" w:evenHBand="0" w:firstRowFirstColumn="0" w:firstRowLastColumn="0" w:lastRowFirstColumn="0" w:lastRowLastColumn="0"/>
+              <w:rPr>
+                <w:rFonts w:ascii="Times New Roman" w:eastAsia="Times New Roman" w:hAnsi="Times New Roman" w:cs="Times New Roman"/>
+                <w:kern w:val="0"/>
+                <w:sz w:val="24"/>
+                <w:szCs w:val="24"/>
+                <w:lang w:val="en-GB" w:eastAsia="en-GB" w:bidi="ar-SA"/>
+                <w14:ligatures w14:val="none"/>
+              </w:rPr>
+            </w:pPr>
+            <w:r>
+              <w:rPr>
+                <w:rFonts w:ascii="Times New Roman" w:eastAsia="Times New Roman" w:hAnsi="Times New Roman" w:cs="Times New Roman"/>
+                <w:kern w:val="0"/>
+                <w:sz w:val="24"/>
+                <w:szCs w:val="24"/>
+                <w:lang w:val="en-GB" w:eastAsia="en-GB" w:bidi="ar-SA"/>
+                <w14:ligatures w14:val="none"/>
+              </w:rPr>
+              <w:t>Full</w:t>
+            </w:r>
+          </w:p>
+        </w:tc>
+      </w:tr>
+      <w:tr>
+        <w:tc>
+          <w:tcPr>
+            <w:cnfStyle w:val="001000000000" w:firstRow="0" w:lastRow="0" w:firstColumn="1" w:lastColumn="0" w:oddVBand="0" w:evenVBand="0" w:oddHBand="0" w:evenHBand="0" w:firstRowFirstColumn="0" w:firstRowLastColumn="0" w:lastRowFirstColumn="0" w:lastRowLastColumn="0"/>
+            <w:tcW w:w="0" w:type="auto"/>
+            <w:hideMark/>
+          </w:tcPr>
+          <w:p>
+            <w:pPr>
+              <w:rPr>
+                <w:rFonts w:ascii="Times New Roman" w:eastAsia="Times New Roman" w:hAnsi="Times New Roman" w:cs="Times New Roman"/>
+                <w:kern w:val="0"/>
+                <w:sz w:val="24"/>
+                <w:szCs w:val="24"/>
+                <w:lang w:val="en-GB" w:eastAsia="en-GB" w:bidi="ar-SA"/>
+                <w14:ligatures w14:val="none"/>
+              </w:rPr>
+            </w:pPr>
+            <w:r>
+              <w:rPr>
+                <w:rFonts w:ascii="Times New Roman" w:eastAsia="Times New Roman" w:hAnsi="Times New Roman" w:cs="Times New Roman"/>
+                <w:kern w:val="0"/>
+                <w:sz w:val="24"/>
+                <w:szCs w:val="24"/>
+                <w:lang w:val="en-GB" w:eastAsia="en-GB" w:bidi="ar-SA"/>
+                <w14:ligatures w14:val="none"/>
+              </w:rPr>
+              <w:t>Management</w:t>
+            </w:r>
+          </w:p>
+        </w:tc>
+        <w:tc>
+          <w:tcPr>
+            <w:tcW w:w="7522" w:type="dxa"/>
+            <w:hideMark/>
+          </w:tcPr>
+          <w:p>
+            <w:pPr>
+              <w:cnfStyle w:val="000000000000" w:firstRow="0" w:lastRow="0" w:firstColumn="0" w:lastColumn="0" w:oddVBand="0" w:evenVBand="0" w:oddHBand="0" w:evenHBand="0" w:firstRowFirstColumn="0" w:firstRowLastColumn="0" w:lastRowFirstColumn="0" w:lastRowLastColumn="0"/>
+              <w:rPr>
+                <w:rFonts w:ascii="Times New Roman" w:eastAsia="Times New Roman" w:hAnsi="Times New Roman" w:cs="Times New Roman"/>
+                <w:kern w:val="0"/>
+                <w:sz w:val="24"/>
+                <w:szCs w:val="24"/>
+                <w:lang w:val="en-GB" w:eastAsia="en-GB" w:bidi="ar-SA"/>
+                <w14:ligatures w14:val="none"/>
+              </w:rPr>
+            </w:pPr>
+            <w:r>
+              <w:rPr>
+                <w:rFonts w:ascii="Times New Roman" w:eastAsia="Times New Roman" w:hAnsi="Times New Roman" w:cs="Times New Roman"/>
+                <w:kern w:val="0"/>
+                <w:sz w:val="24"/>
+                <w:szCs w:val="24"/>
+                <w:lang w:val="en-GB" w:eastAsia="en-GB" w:bidi="ar-SA"/>
+                <w14:ligatures w14:val="none"/>
+              </w:rPr>
+              <w:t>Full</w:t>
+            </w:r>
+          </w:p>
+        </w:tc>
+      </w:tr>
+      <w:tr>
+        <w:trPr>
+          <w:cnfStyle w:val="000000100000" w:firstRow="0" w:lastRow="0" w:firstColumn="0" w:lastColumn="0" w:oddVBand="0" w:evenVBand="0" w:oddHBand="1" w:evenHBand="0" w:firstRowFirstColumn="0" w:firstRowLastColumn="0" w:lastRowFirstColumn="0" w:lastRowLastColumn="0"/>
+        </w:trPr>
+        <w:tc>
+          <w:tcPr>
+            <w:cnfStyle w:val="001000000000" w:firstRow="0" w:lastRow="0" w:firstColumn="1" w:lastColumn="0" w:oddVBand="0" w:evenVBand="0" w:oddHBand="0" w:evenHBand="0" w:firstRowFirstColumn="0" w:firstRowLastColumn="0" w:lastRowFirstColumn="0" w:lastRowLastColumn="0"/>
+            <w:tcW w:w="0" w:type="auto"/>
+            <w:hideMark/>
+          </w:tcPr>
+          <w:p>
+            <w:pPr>
+              <w:rPr>
+                <w:rFonts w:ascii="Times New Roman" w:eastAsia="Times New Roman" w:hAnsi="Times New Roman" w:cs="Times New Roman"/>
+                <w:kern w:val="0"/>
+                <w:sz w:val="24"/>
+                <w:szCs w:val="24"/>
+                <w:lang w:val="en-GB" w:eastAsia="en-GB" w:bidi="ar-SA"/>
+                <w14:ligatures w14:val="none"/>
+              </w:rPr>
+            </w:pPr>
+            <w:r>
+              <w:rPr>
+                <w:rFonts w:ascii="Times New Roman" w:eastAsia="Times New Roman" w:hAnsi="Times New Roman" w:cs="Times New Roman"/>
+                <w:kern w:val="0"/>
+                <w:sz w:val="24"/>
+                <w:szCs w:val="24"/>
+                <w:lang w:val="en-GB" w:eastAsia="en-GB" w:bidi="ar-SA"/>
+                <w14:ligatures w14:val="none"/>
+              </w:rPr>
+              <w:t>Departments</w:t>
+            </w:r>
+          </w:p>
+        </w:tc>
+        <w:tc>
+          <w:tcPr>
+            <w:tcW w:w="7522" w:type="dxa"/>
+            <w:hideMark/>
+          </w:tcPr>
+          <w:p>
+            <w:pPr>
+              <w:cnfStyle w:val="000000100000" w:firstRow="0" w:lastRow="0" w:firstColumn="0" w:lastColumn="0" w:oddVBand="0" w:evenVBand="0" w:oddHBand="1" w:evenHBand="0" w:firstRowFirstColumn="0" w:firstRowLastColumn="0" w:lastRowFirstColumn="0" w:lastRowLastColumn="0"/>
+              <w:rPr>
+                <w:rFonts w:ascii="Times New Roman" w:eastAsia="Times New Roman" w:hAnsi="Times New Roman" w:cs="Times New Roman"/>
+                <w:kern w:val="0"/>
+                <w:sz w:val="24"/>
+                <w:szCs w:val="24"/>
+                <w:lang w:val="en-GB" w:eastAsia="en-GB" w:bidi="ar-SA"/>
+                <w14:ligatures w14:val="none"/>
+              </w:rPr>
+            </w:pPr>
+            <w:r>
+              <w:rPr>
+                <w:rFonts w:ascii="Times New Roman" w:eastAsia="Times New Roman" w:hAnsi="Times New Roman" w:cs="Times New Roman"/>
+                <w:kern w:val="0"/>
+                <w:sz w:val="24"/>
+                <w:szCs w:val="24"/>
+                <w:lang w:val="en-GB" w:eastAsia="en-GB" w:bidi="ar-SA"/>
+                <w14:ligatures w14:val="none"/>
+              </w:rPr>
+              <w:t>Relevant sections</w:t>
+            </w:r>
+          </w:p>
+        </w:tc>
+      </w:tr>
+    </w:tbl>
+    <w:p>
+      <w:pPr>
+        <w:keepNext/>
+        <w:keepLines/>
+        <w:spacing w:before="160" w:after="80"/>
+        <w:outlineLvl w:val="2"/>
+        <w:rPr>
+          <w:rFonts w:ascii="Times New Roman" w:eastAsia="Times New Roman" w:hAnsi="Times New Roman" w:cs="Times New Roman"/>
+          <w:b/>
+          <w:bCs/>
+          <w:kern w:val="0"/>
+          <w:sz w:val="27"/>
+          <w:szCs w:val="27"/>
+          <w:lang w:val="en-GB" w:eastAsia="en-GB" w:bidi="ar-SA"/>
+          <w14:ligatures w14:val="none"/>
+        </w:rPr>
+      </w:pPr>
+    </w:p>
+    <w:p>
+      <w:pPr>
+        <w:rPr>
+          <w:rFonts w:ascii="Times New Roman" w:eastAsia="Times New Roman" w:hAnsi="Times New Roman" w:cs="Times New Roman"/>
+          <w:b/>
+          <w:bCs/>
+          <w:kern w:val="0"/>
+          <w:sz w:val="27"/>
+          <w:szCs w:val="27"/>
+          <w:lang w:val="en-GB" w:eastAsia="en-GB" w:bidi="ar-SA"/>
+          <w14:ligatures w14:val="none"/>
+        </w:rPr>
+      </w:pPr>
+      <w:r>
+        <w:rPr>
+          <w:rFonts w:ascii="Times New Roman" w:eastAsia="Times New Roman" w:hAnsi="Times New Roman" w:cs="Times New Roman"/>
+          <w:b/>
+          <w:bCs/>
+          <w:kern w:val="0"/>
+          <w:sz w:val="27"/>
+          <w:szCs w:val="27"/>
+          <w:lang w:val="en-GB" w:eastAsia="en-GB" w:bidi="ar-SA"/>
+          <w14:ligatures w14:val="none"/>
+        </w:rPr>
+        <w:t>Document Hierarchy</w:t>
+      </w:r>
+    </w:p>
+    <w:p>
+      <w:pPr>
+        <w:spacing w:after="0"/>
+        <w:rPr>
+          <w:rFonts w:ascii="Courier New" w:eastAsia="Times New Roman" w:hAnsi="Courier New" w:cs="Courier New"/>
+          <w:kern w:val="0"/>
+          <w:sz w:val="20"/>
+          <w:szCs w:val="20"/>
+          <w:lang w:val="en-GB" w:eastAsia="en-GB" w:bidi="ar-SA"/>
+          <w14:ligatures w14:val="none"/>
+        </w:rPr>
+      </w:pPr>
+      <w:r>
+        <w:rPr>
+          <w:rFonts w:ascii="Courier New" w:eastAsia="Times New Roman" w:hAnsi="Courier New" w:cs="Courier New"/>
+          <w:kern w:val="0"/>
+          <w:sz w:val="20"/>
+          <w:szCs w:val="20"/>
+          <w:lang w:val="en-GB" w:eastAsia="en-GB" w:bidi="ar-SA"/>
+          <w14:ligatures w14:val="none"/>
+        </w:rPr>
+        <w:t>Level 1 – Policy</w:t>
+      </w:r>
+      <w:r>
+        <w:rPr>
+          <w:rFonts w:ascii="Courier New" w:eastAsia="Times New Roman" w:hAnsi="Courier New" w:cs="Courier New"/>
+          <w:kern w:val="0"/>
+          <w:sz w:val="20"/>
+          <w:szCs w:val="20"/>
+          <w:lang w:val="en-GB" w:eastAsia="en-GB" w:bidi="ar-SA"/>
+          <w14:ligatures w14:val="none"/>
+        </w:rPr>
+        <w:br/>
+        <w:t>Level 2 – Procedure</w:t>
+      </w:r>
+      <w:r>
+        <w:rPr>
+          <w:rFonts w:ascii="Courier New" w:eastAsia="Times New Roman" w:hAnsi="Courier New" w:cs="Courier New"/>
+          <w:kern w:val="0"/>
+          <w:sz w:val="20"/>
+          <w:szCs w:val="20"/>
+          <w:lang w:val="en-GB" w:eastAsia="en-GB" w:bidi="ar-SA"/>
+          <w14:ligatures w14:val="none"/>
+        </w:rPr>
+        <w:br/>
+        <w:t>Level 3 – Work Instruction</w:t>
+      </w:r>
+      <w:r>
+        <w:rPr>
+          <w:rFonts w:ascii="Courier New" w:eastAsia="Times New Roman" w:hAnsi="Courier New" w:cs="Courier New"/>
+          <w:kern w:val="0"/>
+          <w:sz w:val="20"/>
+          <w:szCs w:val="20"/>
+          <w:lang w:val="en-GB" w:eastAsia="en-GB" w:bidi="ar-SA"/>
+          <w14:ligatures w14:val="none"/>
+        </w:rPr>
+        <w:br/>
+        <w:t>Level 4 – Forms / Templates</w:t>
+      </w:r>
+    </w:p>
+    <w:p/>
+    <w:p>
+      <w:pPr>
+        <w:rPr>
+          <w:rFonts w:ascii="Times New Roman" w:eastAsia="Times New Roman" w:hAnsi="Times New Roman" w:cs="Times New Roman"/>
+          <w:b/>
+          <w:bCs/>
+          <w:kern w:val="0"/>
           <w:sz w:val="24"/>
           <w:szCs w:val="24"/>
           <w:lang w:val="en-GB" w:eastAsia="en-GB" w:bidi="ar-SA"/>
           <w14:ligatures w14:val="none"/>
         </w:rPr>
+      </w:pPr>
+    </w:p>
+    <w:p>
+      <w:pPr>
+        <w:rPr>
+          <w:rFonts w:ascii="Times New Roman" w:eastAsia="Times New Roman" w:hAnsi="Times New Roman" w:cs="Times New Roman"/>
+          <w:b/>
+          <w:bCs/>
+          <w:kern w:val="0"/>
+          <w:sz w:val="24"/>
+          <w:szCs w:val="24"/>
+          <w:lang w:val="en-GB" w:eastAsia="en-GB" w:bidi="ar-SA"/>
+          <w14:ligatures w14:val="none"/>
+        </w:rPr>
+      </w:pPr>
+      <w:r>
+        <w:rPr>
+          <w:rFonts w:ascii="Times New Roman" w:eastAsia="Times New Roman" w:hAnsi="Times New Roman" w:cs="Times New Roman"/>
+          <w:b/>
+          <w:bCs/>
+          <w:kern w:val="0"/>
+          <w:sz w:val="24"/>
+          <w:szCs w:val="24"/>
+          <w:lang w:val="en-GB" w:eastAsia="en-GB" w:bidi="ar-SA"/>
+          <w14:ligatures w14:val="none"/>
+        </w:rPr>
+        <w:br w:type="page"/>
+      </w:r>
+    </w:p>
+    <w:sdt>
+      <w:sdtPr>
+        <w:id w:val="-1272768134"/>
+        <w:docPartObj>
+          <w:docPartGallery w:val="Table of Contents"/>
+          <w:docPartUnique/>
+        </w:docPartObj>
+      </w:sdtPr>
+      <w:sdtEndPr>
+        <w:rPr>
+          <w:rFonts w:asciiTheme="minorHAnsi" w:eastAsiaTheme="minorHAnsi" w:hAnsiTheme="minorHAnsi" w:cstheme="minorBidi"/>
+          <w:b/>
+          <w:bCs/>
+          <w:noProof/>
+          <w:color w:val="auto"/>
+          <w:kern w:val="2"/>
+          <w:sz w:val="22"/>
+          <w:szCs w:val="22"/>
+          <w:lang w:bidi="ar-EG"/>
+          <w14:ligatures w14:val="standardContextual"/>
+        </w:rPr>
+      </w:sdtEndPr>
+      <w:sdtContent>
+        <w:p>
+          <w:pPr>
+            <w:pStyle w:val="TOCHeading"/>
+          </w:pPr>
+          <w:r>
+            <w:t>Contents</w:t>
+          </w:r>
+        </w:p>
+        <w:p>
+          <w:pPr>
+            <w:pStyle w:val="TOC1"/>
+            <w:tabs>
+              <w:tab w:val="right" w:leader="dot" w:pos="9016"/>
+            </w:tabs>
+            <w:rPr>
+              <w:noProof/>
+            </w:rPr>
+          </w:pPr>
+          <w:r>
+            <w:fldChar w:fldCharType="begin"/>
+          </w:r>
+          <w:r>
+            <w:instrText xml:space="preserve"> TOC \o "1-3" \h \z \u </w:instrText>
+          </w:r>
+          <w:r>
+            <w:fldChar w:fldCharType="separate"/>
+          </w:r>
+          <w:hyperlink w:anchor="_Toc224159497" w:history="1">
+            <w:r>
+              <w:rPr>
+                <w:rStyle w:val="Hyperlink"/>
+                <w:rFonts w:ascii="Times New Roman" w:eastAsia="Times New Roman" w:hAnsi="Times New Roman" w:cs="Times New Roman"/>
+                <w:b/>
+                <w:bCs/>
+                <w:noProof/>
+                <w:kern w:val="36"/>
+                <w:lang w:val="en-GB" w:eastAsia="en-GB"/>
+                <w14:ligatures w14:val="none"/>
+              </w:rPr>
+              <w:t>12_Treasury_Cash_Management</w:t>
+            </w:r>
+            <w:r>
+              <w:rPr>
+                <w:noProof/>
+                <w:webHidden/>
+              </w:rPr>
+              <w:tab/>
+            </w:r>
+            <w:r>
+              <w:rPr>
+                <w:noProof/>
+                <w:webHidden/>
+              </w:rPr>
+              <w:fldChar w:fldCharType="begin"/>
+            </w:r>
+            <w:r>
+              <w:rPr>
+                <w:noProof/>
+                <w:webHidden/>
+              </w:rPr>
+              <w:instrText xml:space="preserve"> PAGEREF _Toc224159497 \h </w:instrText>
+            </w:r>
+            <w:r>
+              <w:rPr>
+                <w:noProof/>
+                <w:webHidden/>
+              </w:rPr>
+            </w:r>
+            <w:r>
+              <w:rPr>
+                <w:noProof/>
+                <w:webHidden/>
+              </w:rPr>
+              <w:fldChar w:fldCharType="separate"/>
+            </w:r>
+            <w:r>
+              <w:rPr>
+                <w:noProof/>
+                <w:webHidden/>
+              </w:rPr>
+              <w:t>1</w:t>
+            </w:r>
+            <w:r>
+              <w:rPr>
+                <w:noProof/>
+                <w:webHidden/>
+              </w:rPr>
+              <w:fldChar w:fldCharType="end"/>
+            </w:r>
+          </w:hyperlink>
+        </w:p>
+        <w:p>
+          <w:pPr>
+            <w:pStyle w:val="TOC2"/>
+            <w:tabs>
+              <w:tab w:val="right" w:leader="dot" w:pos="9016"/>
+            </w:tabs>
+            <w:rPr>
+              <w:noProof/>
+            </w:rPr>
+          </w:pPr>
+          <w:hyperlink w:anchor="_Toc224159498" w:history="1">
+            <w:r>
+              <w:rPr>
+                <w:rStyle w:val="Hyperlink"/>
+                <w:rFonts w:ascii="Times New Roman" w:eastAsia="Times New Roman" w:hAnsi="Times New Roman" w:cs="Times New Roman"/>
+                <w:b/>
+                <w:bCs/>
+                <w:noProof/>
+                <w:kern w:val="0"/>
+                <w:lang w:val="en-GB" w:eastAsia="en-GB"/>
+                <w14:ligatures w14:val="none"/>
+              </w:rPr>
+              <w:t>12.1 Treasury Governance Policy</w:t>
+            </w:r>
+            <w:r>
+              <w:rPr>
+                <w:noProof/>
+                <w:webHidden/>
+              </w:rPr>
+              <w:tab/>
+            </w:r>
+            <w:r>
+              <w:rPr>
+                <w:noProof/>
+                <w:webHidden/>
+              </w:rPr>
+              <w:fldChar w:fldCharType="begin"/>
+            </w:r>
+            <w:r>
+              <w:rPr>
+                <w:noProof/>
+                <w:webHidden/>
+              </w:rPr>
+              <w:instrText xml:space="preserve"> PAGEREF _Toc224159498 \h </w:instrText>
+            </w:r>
+            <w:r>
+              <w:rPr>
+                <w:noProof/>
+                <w:webHidden/>
+              </w:rPr>
+            </w:r>
+            <w:r>
+              <w:rPr>
+                <w:noProof/>
+                <w:webHidden/>
+              </w:rPr>
+              <w:fldChar w:fldCharType="separate"/>
+            </w:r>
+            <w:r>
+              <w:rPr>
+                <w:noProof/>
+                <w:webHidden/>
+              </w:rPr>
+              <w:t>3</w:t>
+            </w:r>
+            <w:r>
+              <w:rPr>
+                <w:noProof/>
+                <w:webHidden/>
+              </w:rPr>
+              <w:fldChar w:fldCharType="end"/>
+            </w:r>
+          </w:hyperlink>
+        </w:p>
+        <w:p>
+          <w:pPr>
+            <w:pStyle w:val="TOC1"/>
+            <w:tabs>
+              <w:tab w:val="right" w:leader="dot" w:pos="9016"/>
+            </w:tabs>
+            <w:rPr>
+              <w:noProof/>
+            </w:rPr>
+          </w:pPr>
+          <w:hyperlink w:anchor="_Toc224159499" w:history="1">
+            <w:r>
+              <w:rPr>
+                <w:rStyle w:val="Hyperlink"/>
+                <w:rFonts w:ascii="Times New Roman" w:eastAsia="Times New Roman" w:hAnsi="Times New Roman" w:cs="Times New Roman"/>
+                <w:b/>
+                <w:bCs/>
+                <w:noProof/>
+                <w:kern w:val="36"/>
+                <w:lang w:val="en-GB" w:eastAsia="en-GB"/>
+                <w14:ligatures w14:val="none"/>
+              </w:rPr>
+              <w:t>12.1.1 Treasury Organizational Structure</w:t>
+            </w:r>
+            <w:r>
+              <w:rPr>
+                <w:noProof/>
+                <w:webHidden/>
+              </w:rPr>
+              <w:tab/>
+            </w:r>
+            <w:r>
+              <w:rPr>
+                <w:noProof/>
+                <w:webHidden/>
+              </w:rPr>
+              <w:fldChar w:fldCharType="begin"/>
+            </w:r>
+            <w:r>
+              <w:rPr>
+                <w:noProof/>
+                <w:webHidden/>
+              </w:rPr>
+              <w:instrText xml:space="preserve"> PAGEREF _Toc224159499 \h </w:instrText>
+            </w:r>
+            <w:r>
+              <w:rPr>
+                <w:noProof/>
+                <w:webHidden/>
+              </w:rPr>
+            </w:r>
+            <w:r>
+              <w:rPr>
+                <w:noProof/>
+                <w:webHidden/>
+              </w:rPr>
+              <w:fldChar w:fldCharType="separate"/>
+            </w:r>
+            <w:r>
+              <w:rPr>
+                <w:noProof/>
+                <w:webHidden/>
+              </w:rPr>
+              <w:t>3</w:t>
+            </w:r>
+            <w:r>
+              <w:rPr>
+                <w:noProof/>
+                <w:webHidden/>
+              </w:rPr>
+              <w:fldChar w:fldCharType="end"/>
+            </w:r>
+          </w:hyperlink>
+        </w:p>
+        <w:p>
+          <w:pPr>
+            <w:pStyle w:val="TOC3"/>
+            <w:tabs>
+              <w:tab w:val="right" w:leader="dot" w:pos="9016"/>
+            </w:tabs>
+            <w:rPr>
+              <w:noProof/>
+            </w:rPr>
+          </w:pPr>
+          <w:hyperlink w:anchor="_Toc224159500" w:history="1">
+            <w:r>
+              <w:rPr>
+                <w:rStyle w:val="Hyperlink"/>
+                <w:rFonts w:ascii="Times New Roman" w:eastAsia="Times New Roman" w:hAnsi="Times New Roman" w:cs="Times New Roman"/>
+                <w:b/>
+                <w:bCs/>
+                <w:noProof/>
+                <w:kern w:val="0"/>
+                <w:lang w:val="en-GB" w:eastAsia="en-GB"/>
+                <w14:ligatures w14:val="none"/>
+              </w:rPr>
+              <w:t>Roles &amp; Responsibilities</w:t>
+            </w:r>
+            <w:r>
+              <w:rPr>
+                <w:noProof/>
+                <w:webHidden/>
+              </w:rPr>
+              <w:tab/>
+            </w:r>
+            <w:r>
+              <w:rPr>
+                <w:noProof/>
+                <w:webHidden/>
+              </w:rPr>
+              <w:fldChar w:fldCharType="begin"/>
+            </w:r>
+            <w:r>
+              <w:rPr>
+                <w:noProof/>
+                <w:webHidden/>
+              </w:rPr>
+              <w:instrText xml:space="preserve"> PAGEREF _Toc224159500 \h </w:instrText>
+            </w:r>
+            <w:r>
+              <w:rPr>
+                <w:noProof/>
+                <w:webHidden/>
+              </w:rPr>
+            </w:r>
+            <w:r>
+              <w:rPr>
+                <w:noProof/>
+                <w:webHidden/>
+              </w:rPr>
+              <w:fldChar w:fldCharType="separate"/>
+            </w:r>
+            <w:r>
+              <w:rPr>
+                <w:noProof/>
+                <w:webHidden/>
+              </w:rPr>
+              <w:t>3</w:t>
+            </w:r>
+            <w:r>
+              <w:rPr>
+                <w:noProof/>
+                <w:webHidden/>
+              </w:rPr>
+              <w:fldChar w:fldCharType="end"/>
+            </w:r>
+          </w:hyperlink>
+        </w:p>
+        <w:p>
+          <w:pPr>
+            <w:pStyle w:val="TOC1"/>
+            <w:tabs>
+              <w:tab w:val="right" w:leader="dot" w:pos="9016"/>
+            </w:tabs>
+            <w:rPr>
+              <w:noProof/>
+            </w:rPr>
+          </w:pPr>
+          <w:hyperlink w:anchor="_Toc224159501" w:history="1">
+            <w:r>
+              <w:rPr>
+                <w:rStyle w:val="Hyperlink"/>
+                <w:rFonts w:ascii="Times New Roman" w:eastAsia="Times New Roman" w:hAnsi="Times New Roman" w:cs="Times New Roman"/>
+                <w:b/>
+                <w:bCs/>
+                <w:noProof/>
+                <w:kern w:val="36"/>
+                <w:lang w:val="en-GB" w:eastAsia="en-GB"/>
+                <w14:ligatures w14:val="none"/>
+              </w:rPr>
+              <w:t>12.2 Treasury Process Architecture (SIPOC)</w:t>
+            </w:r>
+            <w:r>
+              <w:rPr>
+                <w:noProof/>
+                <w:webHidden/>
+              </w:rPr>
+              <w:tab/>
+            </w:r>
+            <w:r>
+              <w:rPr>
+                <w:noProof/>
+                <w:webHidden/>
+              </w:rPr>
+              <w:fldChar w:fldCharType="begin"/>
+            </w:r>
+            <w:r>
+              <w:rPr>
+                <w:noProof/>
+                <w:webHidden/>
+              </w:rPr>
+              <w:instrText xml:space="preserve"> PAGEREF _Toc224159501 \h </w:instrText>
+            </w:r>
+            <w:r>
+              <w:rPr>
+                <w:noProof/>
+                <w:webHidden/>
+              </w:rPr>
+            </w:r>
+            <w:r>
+              <w:rPr>
+                <w:noProof/>
+                <w:webHidden/>
+              </w:rPr>
+              <w:fldChar w:fldCharType="separate"/>
+            </w:r>
+            <w:r>
+              <w:rPr>
+                <w:noProof/>
+                <w:webHidden/>
+              </w:rPr>
+              <w:t>3</w:t>
+            </w:r>
+            <w:r>
+              <w:rPr>
+                <w:noProof/>
+                <w:webHidden/>
+              </w:rPr>
+              <w:fldChar w:fldCharType="end"/>
+            </w:r>
+          </w:hyperlink>
+        </w:p>
+        <w:p>
+          <w:pPr>
+            <w:pStyle w:val="TOC1"/>
+            <w:tabs>
+              <w:tab w:val="right" w:leader="dot" w:pos="9016"/>
+            </w:tabs>
+            <w:rPr>
+              <w:noProof/>
+            </w:rPr>
+          </w:pPr>
+          <w:hyperlink w:anchor="_Toc224159502" w:history="1">
+            <w:r>
+              <w:rPr>
+                <w:rStyle w:val="Hyperlink"/>
+                <w:rFonts w:ascii="Times New Roman" w:eastAsia="Times New Roman" w:hAnsi="Times New Roman" w:cs="Times New Roman"/>
+                <w:b/>
+                <w:bCs/>
+                <w:noProof/>
+                <w:kern w:val="36"/>
+                <w:lang w:val="en-GB" w:eastAsia="en-GB"/>
+                <w14:ligatures w14:val="none"/>
+              </w:rPr>
+              <w:t>12.3 Core Treasury Processes (WBS-Coded)</w:t>
+            </w:r>
+            <w:r>
+              <w:rPr>
+                <w:noProof/>
+                <w:webHidden/>
+              </w:rPr>
+              <w:tab/>
+            </w:r>
+            <w:r>
+              <w:rPr>
+                <w:noProof/>
+                <w:webHidden/>
+              </w:rPr>
+              <w:fldChar w:fldCharType="begin"/>
+            </w:r>
+            <w:r>
+              <w:rPr>
+                <w:noProof/>
+                <w:webHidden/>
+              </w:rPr>
+              <w:instrText xml:space="preserve"> PAGEREF _Toc224159502 \h </w:instrText>
+            </w:r>
+            <w:r>
+              <w:rPr>
+                <w:noProof/>
+                <w:webHidden/>
+              </w:rPr>
+            </w:r>
+            <w:r>
+              <w:rPr>
+                <w:noProof/>
+                <w:webHidden/>
+              </w:rPr>
+              <w:fldChar w:fldCharType="separate"/>
+            </w:r>
+            <w:r>
+              <w:rPr>
+                <w:noProof/>
+                <w:webHidden/>
+              </w:rPr>
+              <w:t>3</w:t>
+            </w:r>
+            <w:r>
+              <w:rPr>
+                <w:noProof/>
+                <w:webHidden/>
+              </w:rPr>
+              <w:fldChar w:fldCharType="end"/>
+            </w:r>
+          </w:hyperlink>
+        </w:p>
+        <w:p>
+          <w:pPr>
+            <w:pStyle w:val="TOC2"/>
+            <w:tabs>
+              <w:tab w:val="right" w:leader="dot" w:pos="9016"/>
+            </w:tabs>
+            <w:rPr>
+              <w:noProof/>
+            </w:rPr>
+          </w:pPr>
+          <w:hyperlink w:anchor="_Toc224159503" w:history="1">
+            <w:r>
+              <w:rPr>
+                <w:rStyle w:val="Hyperlink"/>
+                <w:rFonts w:ascii="Times New Roman" w:eastAsia="Times New Roman" w:hAnsi="Times New Roman" w:cs="Times New Roman"/>
+                <w:b/>
+                <w:bCs/>
+                <w:noProof/>
+                <w:kern w:val="0"/>
+                <w:lang w:val="en-GB" w:eastAsia="en-GB"/>
+                <w14:ligatures w14:val="none"/>
+              </w:rPr>
+              <w:t>12.3.1 Cash Forecasting Process</w:t>
+            </w:r>
+            <w:r>
+              <w:rPr>
+                <w:noProof/>
+                <w:webHidden/>
+              </w:rPr>
+              <w:tab/>
+            </w:r>
+            <w:r>
+              <w:rPr>
+                <w:noProof/>
+                <w:webHidden/>
+              </w:rPr>
+              <w:fldChar w:fldCharType="begin"/>
+            </w:r>
+            <w:r>
+              <w:rPr>
+                <w:noProof/>
+                <w:webHidden/>
+              </w:rPr>
+              <w:instrText xml:space="preserve"> PAGEREF _Toc224159503 \h </w:instrText>
+            </w:r>
+            <w:r>
+              <w:rPr>
+                <w:noProof/>
+                <w:webHidden/>
+              </w:rPr>
+            </w:r>
+            <w:r>
+              <w:rPr>
+                <w:noProof/>
+                <w:webHidden/>
+              </w:rPr>
+              <w:fldChar w:fldCharType="separate"/>
+            </w:r>
+            <w:r>
+              <w:rPr>
+                <w:noProof/>
+                <w:webHidden/>
+              </w:rPr>
+              <w:t>4</w:t>
+            </w:r>
+            <w:r>
+              <w:rPr>
+                <w:noProof/>
+                <w:webHidden/>
+              </w:rPr>
+              <w:fldChar w:fldCharType="end"/>
+            </w:r>
+          </w:hyperlink>
+        </w:p>
+        <w:p>
+          <w:pPr>
+            <w:pStyle w:val="TOC3"/>
+            <w:tabs>
+              <w:tab w:val="right" w:leader="dot" w:pos="9016"/>
+            </w:tabs>
+            <w:rPr>
+              <w:noProof/>
+            </w:rPr>
+          </w:pPr>
+          <w:hyperlink w:anchor="_Toc224159504" w:history="1">
+            <w:r>
+              <w:rPr>
+                <w:rStyle w:val="Hyperlink"/>
+                <w:rFonts w:ascii="Times New Roman" w:eastAsia="Times New Roman" w:hAnsi="Times New Roman" w:cs="Times New Roman"/>
+                <w:b/>
+                <w:bCs/>
+                <w:noProof/>
+                <w:kern w:val="0"/>
+                <w:lang w:val="en-GB" w:eastAsia="en-GB"/>
+                <w14:ligatures w14:val="none"/>
+              </w:rPr>
+              <w:t>12.3.1.1 Monthly Cash Forecast Preparation</w:t>
+            </w:r>
+            <w:r>
+              <w:rPr>
+                <w:noProof/>
+                <w:webHidden/>
+              </w:rPr>
+              <w:tab/>
+            </w:r>
+            <w:r>
+              <w:rPr>
+                <w:noProof/>
+                <w:webHidden/>
+              </w:rPr>
+              <w:fldChar w:fldCharType="begin"/>
+            </w:r>
+            <w:r>
+              <w:rPr>
+                <w:noProof/>
+                <w:webHidden/>
+              </w:rPr>
+              <w:instrText xml:space="preserve"> PAGEREF _Toc224159504 \h </w:instrText>
+            </w:r>
+            <w:r>
+              <w:rPr>
+                <w:noProof/>
+                <w:webHidden/>
+              </w:rPr>
+            </w:r>
+            <w:r>
+              <w:rPr>
+                <w:noProof/>
+                <w:webHidden/>
+              </w:rPr>
+              <w:fldChar w:fldCharType="separate"/>
+            </w:r>
+            <w:r>
+              <w:rPr>
+                <w:noProof/>
+                <w:webHidden/>
+              </w:rPr>
+              <w:t>4</w:t>
+            </w:r>
+            <w:r>
+              <w:rPr>
+                <w:noProof/>
+                <w:webHidden/>
+              </w:rPr>
+              <w:fldChar w:fldCharType="end"/>
+            </w:r>
+          </w:hyperlink>
+        </w:p>
+        <w:p>
+          <w:pPr>
+            <w:pStyle w:val="TOC3"/>
+            <w:tabs>
+              <w:tab w:val="right" w:leader="dot" w:pos="9016"/>
+            </w:tabs>
+            <w:rPr>
+              <w:noProof/>
+            </w:rPr>
+          </w:pPr>
+          <w:hyperlink w:anchor="_Toc224159505" w:history="1">
+            <w:r>
+              <w:rPr>
+                <w:rStyle w:val="Hyperlink"/>
+                <w:rFonts w:ascii="Times New Roman" w:eastAsia="Times New Roman" w:hAnsi="Times New Roman" w:cs="Times New Roman"/>
+                <w:b/>
+                <w:bCs/>
+                <w:noProof/>
+                <w:kern w:val="0"/>
+                <w:lang w:val="en-GB" w:eastAsia="en-GB"/>
+                <w14:ligatures w14:val="none"/>
+              </w:rPr>
+              <w:t>12.3.1.2 Rolling 13-Week Cash Flow Model</w:t>
+            </w:r>
+            <w:r>
+              <w:rPr>
+                <w:noProof/>
+                <w:webHidden/>
+              </w:rPr>
+              <w:tab/>
+            </w:r>
+            <w:r>
+              <w:rPr>
+                <w:noProof/>
+                <w:webHidden/>
+              </w:rPr>
+              <w:fldChar w:fldCharType="begin"/>
+            </w:r>
+            <w:r>
+              <w:rPr>
+                <w:noProof/>
+                <w:webHidden/>
+              </w:rPr>
+              <w:instrText xml:space="preserve"> PAGEREF _Toc224159505 \h </w:instrText>
+            </w:r>
+            <w:r>
+              <w:rPr>
+                <w:noProof/>
+                <w:webHidden/>
+              </w:rPr>
+            </w:r>
+            <w:r>
+              <w:rPr>
+                <w:noProof/>
+                <w:webHidden/>
+              </w:rPr>
+              <w:fldChar w:fldCharType="separate"/>
+            </w:r>
+            <w:r>
+              <w:rPr>
+                <w:noProof/>
+                <w:webHidden/>
+              </w:rPr>
+              <w:t>4</w:t>
+            </w:r>
+            <w:r>
+              <w:rPr>
+                <w:noProof/>
+                <w:webHidden/>
+              </w:rPr>
+              <w:fldChar w:fldCharType="end"/>
+            </w:r>
+          </w:hyperlink>
+        </w:p>
+        <w:p>
+          <w:pPr>
+            <w:pStyle w:val="TOC3"/>
+            <w:tabs>
+              <w:tab w:val="right" w:leader="dot" w:pos="9016"/>
+            </w:tabs>
+            <w:rPr>
+              <w:noProof/>
+            </w:rPr>
+          </w:pPr>
+          <w:hyperlink w:anchor="_Toc224159506" w:history="1">
+            <w:r>
+              <w:rPr>
+                <w:rStyle w:val="Hyperlink"/>
+                <w:rFonts w:ascii="Times New Roman" w:eastAsia="Times New Roman" w:hAnsi="Times New Roman" w:cs="Times New Roman"/>
+                <w:b/>
+                <w:bCs/>
+                <w:noProof/>
+                <w:kern w:val="0"/>
+                <w:lang w:val="en-GB" w:eastAsia="en-GB"/>
+                <w14:ligatures w14:val="none"/>
+              </w:rPr>
+              <w:t>12.3.1.3 Variance Analysis vs Actual</w:t>
+            </w:r>
+            <w:r>
+              <w:rPr>
+                <w:noProof/>
+                <w:webHidden/>
+              </w:rPr>
+              <w:tab/>
+            </w:r>
+            <w:r>
+              <w:rPr>
+                <w:noProof/>
+                <w:webHidden/>
+              </w:rPr>
+              <w:fldChar w:fldCharType="begin"/>
+            </w:r>
+            <w:r>
+              <w:rPr>
+                <w:noProof/>
+                <w:webHidden/>
+              </w:rPr>
+              <w:instrText xml:space="preserve"> PAGEREF _Toc224159506 \h </w:instrText>
+            </w:r>
+            <w:r>
+              <w:rPr>
+                <w:noProof/>
+                <w:webHidden/>
+              </w:rPr>
+            </w:r>
+            <w:r>
+              <w:rPr>
+                <w:noProof/>
+                <w:webHidden/>
+              </w:rPr>
+              <w:fldChar w:fldCharType="separate"/>
+            </w:r>
+            <w:r>
+              <w:rPr>
+                <w:noProof/>
+                <w:webHidden/>
+              </w:rPr>
+              <w:t>4</w:t>
+            </w:r>
+            <w:r>
+              <w:rPr>
+                <w:noProof/>
+                <w:webHidden/>
+              </w:rPr>
+              <w:fldChar w:fldCharType="end"/>
+            </w:r>
+          </w:hyperlink>
+        </w:p>
+        <w:p>
+          <w:pPr>
+            <w:pStyle w:val="TOC3"/>
+            <w:tabs>
+              <w:tab w:val="right" w:leader="dot" w:pos="9016"/>
+            </w:tabs>
+            <w:rPr>
+              <w:noProof/>
+            </w:rPr>
+          </w:pPr>
+          <w:hyperlink w:anchor="_Toc224159507" w:history="1">
+            <w:r>
+              <w:rPr>
+                <w:rStyle w:val="Hyperlink"/>
+                <w:rFonts w:ascii="Times New Roman" w:eastAsia="Times New Roman" w:hAnsi="Times New Roman" w:cs="Times New Roman"/>
+                <w:b/>
+                <w:bCs/>
+                <w:noProof/>
+                <w:kern w:val="0"/>
+                <w:lang w:val="en-GB" w:eastAsia="en-GB"/>
+                <w14:ligatures w14:val="none"/>
+              </w:rPr>
+              <w:t>12.3.1.4 Scenario Stress Testing</w:t>
+            </w:r>
+            <w:r>
+              <w:rPr>
+                <w:noProof/>
+                <w:webHidden/>
+              </w:rPr>
+              <w:tab/>
+            </w:r>
+            <w:r>
+              <w:rPr>
+                <w:noProof/>
+                <w:webHidden/>
+              </w:rPr>
+              <w:fldChar w:fldCharType="begin"/>
+            </w:r>
+            <w:r>
+              <w:rPr>
+                <w:noProof/>
+                <w:webHidden/>
+              </w:rPr>
+              <w:instrText xml:space="preserve"> PAGEREF _Toc224159507 \h </w:instrText>
+            </w:r>
+            <w:r>
+              <w:rPr>
+                <w:noProof/>
+                <w:webHidden/>
+              </w:rPr>
+            </w:r>
+            <w:r>
+              <w:rPr>
+                <w:noProof/>
+                <w:webHidden/>
+              </w:rPr>
+              <w:fldChar w:fldCharType="separate"/>
+            </w:r>
+            <w:r>
+              <w:rPr>
+                <w:noProof/>
+                <w:webHidden/>
+              </w:rPr>
+              <w:t>4</w:t>
+            </w:r>
+            <w:r>
+              <w:rPr>
+                <w:noProof/>
+                <w:webHidden/>
+              </w:rPr>
+              <w:fldChar w:fldCharType="end"/>
+            </w:r>
+          </w:hyperlink>
+        </w:p>
+        <w:p>
+          <w:pPr>
+            <w:pStyle w:val="TOC3"/>
+            <w:tabs>
+              <w:tab w:val="right" w:leader="dot" w:pos="9016"/>
+            </w:tabs>
+            <w:rPr>
+              <w:noProof/>
+            </w:rPr>
+          </w:pPr>
+          <w:hyperlink w:anchor="_Toc224159508" w:history="1">
+            <w:r>
+              <w:rPr>
+                <w:rStyle w:val="Hyperlink"/>
+                <w:rFonts w:ascii="Times New Roman" w:eastAsia="Times New Roman" w:hAnsi="Times New Roman" w:cs="Times New Roman"/>
+                <w:b/>
+                <w:bCs/>
+                <w:noProof/>
+                <w:kern w:val="0"/>
+                <w:lang w:val="en-GB" w:eastAsia="en-GB"/>
+                <w14:ligatures w14:val="none"/>
+              </w:rPr>
+              <w:t>KPI</w:t>
+            </w:r>
+            <w:r>
+              <w:rPr>
+                <w:noProof/>
+                <w:webHidden/>
+              </w:rPr>
+              <w:tab/>
+            </w:r>
+            <w:r>
+              <w:rPr>
+                <w:noProof/>
+                <w:webHidden/>
+              </w:rPr>
+              <w:fldChar w:fldCharType="begin"/>
+            </w:r>
+            <w:r>
+              <w:rPr>
+                <w:noProof/>
+                <w:webHidden/>
+              </w:rPr>
+              <w:instrText xml:space="preserve"> PAGEREF _Toc224159508 \h </w:instrText>
+            </w:r>
+            <w:r>
+              <w:rPr>
+                <w:noProof/>
+                <w:webHidden/>
+              </w:rPr>
+            </w:r>
+            <w:r>
+              <w:rPr>
+                <w:noProof/>
+                <w:webHidden/>
+              </w:rPr>
+              <w:fldChar w:fldCharType="separate"/>
+            </w:r>
+            <w:r>
+              <w:rPr>
+                <w:noProof/>
+                <w:webHidden/>
+              </w:rPr>
+              <w:t>4</w:t>
+            </w:r>
+            <w:r>
+              <w:rPr>
+                <w:noProof/>
+                <w:webHidden/>
+              </w:rPr>
+              <w:fldChar w:fldCharType="end"/>
+            </w:r>
+          </w:hyperlink>
+        </w:p>
+        <w:p>
+          <w:pPr>
+            <w:pStyle w:val="TOC2"/>
+            <w:tabs>
+              <w:tab w:val="right" w:leader="dot" w:pos="9016"/>
+            </w:tabs>
+            <w:rPr>
+              <w:noProof/>
+            </w:rPr>
+          </w:pPr>
+          <w:hyperlink w:anchor="_Toc224159509" w:history="1">
+            <w:r>
+              <w:rPr>
+                <w:rStyle w:val="Hyperlink"/>
+                <w:rFonts w:ascii="Times New Roman" w:eastAsia="Times New Roman" w:hAnsi="Times New Roman" w:cs="Times New Roman"/>
+                <w:b/>
+                <w:bCs/>
+                <w:noProof/>
+                <w:kern w:val="0"/>
+                <w:lang w:val="en-GB" w:eastAsia="en-GB"/>
+                <w14:ligatures w14:val="none"/>
+              </w:rPr>
+              <w:t>12.3.2 Bank Account Management</w:t>
+            </w:r>
+            <w:r>
+              <w:rPr>
+                <w:noProof/>
+                <w:webHidden/>
+              </w:rPr>
+              <w:tab/>
+            </w:r>
+            <w:r>
+              <w:rPr>
+                <w:noProof/>
+                <w:webHidden/>
+              </w:rPr>
+              <w:fldChar w:fldCharType="begin"/>
+            </w:r>
+            <w:r>
+              <w:rPr>
+                <w:noProof/>
+                <w:webHidden/>
+              </w:rPr>
+              <w:instrText xml:space="preserve"> PAGEREF _Toc224159509 \h </w:instrText>
+            </w:r>
+            <w:r>
+              <w:rPr>
+                <w:noProof/>
+                <w:webHidden/>
+              </w:rPr>
+            </w:r>
+            <w:r>
+              <w:rPr>
+                <w:noProof/>
+                <w:webHidden/>
+              </w:rPr>
+              <w:fldChar w:fldCharType="separate"/>
+            </w:r>
+            <w:r>
+              <w:rPr>
+                <w:noProof/>
+                <w:webHidden/>
+              </w:rPr>
+              <w:t>4</w:t>
+            </w:r>
+            <w:r>
+              <w:rPr>
+                <w:noProof/>
+                <w:webHidden/>
+              </w:rPr>
+              <w:fldChar w:fldCharType="end"/>
+            </w:r>
+          </w:hyperlink>
+        </w:p>
+        <w:p>
+          <w:pPr>
+            <w:pStyle w:val="TOC3"/>
+            <w:tabs>
+              <w:tab w:val="right" w:leader="dot" w:pos="9016"/>
+            </w:tabs>
+            <w:rPr>
+              <w:noProof/>
+            </w:rPr>
+          </w:pPr>
+          <w:hyperlink w:anchor="_Toc224159510" w:history="1">
+            <w:r>
+              <w:rPr>
+                <w:rStyle w:val="Hyperlink"/>
+                <w:rFonts w:ascii="Times New Roman" w:eastAsia="Times New Roman" w:hAnsi="Times New Roman" w:cs="Times New Roman"/>
+                <w:b/>
+                <w:bCs/>
+                <w:noProof/>
+                <w:kern w:val="0"/>
+                <w:lang w:val="en-GB" w:eastAsia="en-GB"/>
+                <w14:ligatures w14:val="none"/>
+              </w:rPr>
+              <w:t>12.3.2.1 Bank Account Opening Approval</w:t>
+            </w:r>
+            <w:r>
+              <w:rPr>
+                <w:noProof/>
+                <w:webHidden/>
+              </w:rPr>
+              <w:tab/>
+            </w:r>
+            <w:r>
+              <w:rPr>
+                <w:noProof/>
+                <w:webHidden/>
+              </w:rPr>
+              <w:fldChar w:fldCharType="begin"/>
+            </w:r>
+            <w:r>
+              <w:rPr>
+                <w:noProof/>
+                <w:webHidden/>
+              </w:rPr>
+              <w:instrText xml:space="preserve"> PAGEREF _Toc224159510 \h </w:instrText>
+            </w:r>
+            <w:r>
+              <w:rPr>
+                <w:noProof/>
+                <w:webHidden/>
+              </w:rPr>
+            </w:r>
+            <w:r>
+              <w:rPr>
+                <w:noProof/>
+                <w:webHidden/>
+              </w:rPr>
+              <w:fldChar w:fldCharType="separate"/>
+            </w:r>
+            <w:r>
+              <w:rPr>
+                <w:noProof/>
+                <w:webHidden/>
+              </w:rPr>
+              <w:t>4</w:t>
+            </w:r>
+            <w:r>
+              <w:rPr>
+                <w:noProof/>
+                <w:webHidden/>
+              </w:rPr>
+              <w:fldChar w:fldCharType="end"/>
+            </w:r>
+          </w:hyperlink>
+        </w:p>
+        <w:p>
+          <w:pPr>
+            <w:pStyle w:val="TOC3"/>
+            <w:tabs>
+              <w:tab w:val="right" w:leader="dot" w:pos="9016"/>
+            </w:tabs>
+            <w:rPr>
+              <w:noProof/>
+            </w:rPr>
+          </w:pPr>
+          <w:hyperlink w:anchor="_Toc224159511" w:history="1">
+            <w:r>
+              <w:rPr>
+                <w:rStyle w:val="Hyperlink"/>
+                <w:rFonts w:ascii="Times New Roman" w:eastAsia="Times New Roman" w:hAnsi="Times New Roman" w:cs="Times New Roman"/>
+                <w:b/>
+                <w:bCs/>
+                <w:noProof/>
+                <w:kern w:val="0"/>
+                <w:lang w:val="en-GB" w:eastAsia="en-GB"/>
+                <w14:ligatures w14:val="none"/>
+              </w:rPr>
+              <w:t>12.3.2.2 Authorized Signatory Matrix</w:t>
+            </w:r>
+            <w:r>
+              <w:rPr>
+                <w:noProof/>
+                <w:webHidden/>
+              </w:rPr>
+              <w:tab/>
+            </w:r>
+            <w:r>
+              <w:rPr>
+                <w:noProof/>
+                <w:webHidden/>
+              </w:rPr>
+              <w:fldChar w:fldCharType="begin"/>
+            </w:r>
+            <w:r>
+              <w:rPr>
+                <w:noProof/>
+                <w:webHidden/>
+              </w:rPr>
+              <w:instrText xml:space="preserve"> PAGEREF _Toc224159511 \h </w:instrText>
+            </w:r>
+            <w:r>
+              <w:rPr>
+                <w:noProof/>
+                <w:webHidden/>
+              </w:rPr>
+            </w:r>
+            <w:r>
+              <w:rPr>
+                <w:noProof/>
+                <w:webHidden/>
+              </w:rPr>
+              <w:fldChar w:fldCharType="separate"/>
+            </w:r>
+            <w:r>
+              <w:rPr>
+                <w:noProof/>
+                <w:webHidden/>
+              </w:rPr>
+              <w:t>4</w:t>
+            </w:r>
+            <w:r>
+              <w:rPr>
+                <w:noProof/>
+                <w:webHidden/>
+              </w:rPr>
+              <w:fldChar w:fldCharType="end"/>
+            </w:r>
+          </w:hyperlink>
+        </w:p>
+        <w:p>
+          <w:pPr>
+            <w:pStyle w:val="TOC3"/>
+            <w:tabs>
+              <w:tab w:val="right" w:leader="dot" w:pos="9016"/>
+            </w:tabs>
+            <w:rPr>
+              <w:noProof/>
+            </w:rPr>
+          </w:pPr>
+          <w:hyperlink w:anchor="_Toc224159512" w:history="1">
+            <w:r>
+              <w:rPr>
+                <w:rStyle w:val="Hyperlink"/>
+                <w:rFonts w:ascii="Times New Roman" w:eastAsia="Times New Roman" w:hAnsi="Times New Roman" w:cs="Times New Roman"/>
+                <w:b/>
+                <w:bCs/>
+                <w:noProof/>
+                <w:kern w:val="0"/>
+                <w:lang w:val="en-GB" w:eastAsia="en-GB"/>
+                <w14:ligatures w14:val="none"/>
+              </w:rPr>
+              <w:t>12.3.2.3 Online Banking Control Management</w:t>
+            </w:r>
+            <w:r>
+              <w:rPr>
+                <w:noProof/>
+                <w:webHidden/>
+              </w:rPr>
+              <w:tab/>
+            </w:r>
+            <w:r>
+              <w:rPr>
+                <w:noProof/>
+                <w:webHidden/>
+              </w:rPr>
+              <w:fldChar w:fldCharType="begin"/>
+            </w:r>
+            <w:r>
+              <w:rPr>
+                <w:noProof/>
+                <w:webHidden/>
+              </w:rPr>
+              <w:instrText xml:space="preserve"> PAGEREF _Toc224159512 \h </w:instrText>
+            </w:r>
+            <w:r>
+              <w:rPr>
+                <w:noProof/>
+                <w:webHidden/>
+              </w:rPr>
+            </w:r>
+            <w:r>
+              <w:rPr>
+                <w:noProof/>
+                <w:webHidden/>
+              </w:rPr>
+              <w:fldChar w:fldCharType="separate"/>
+            </w:r>
+            <w:r>
+              <w:rPr>
+                <w:noProof/>
+                <w:webHidden/>
+              </w:rPr>
+              <w:t>4</w:t>
+            </w:r>
+            <w:r>
+              <w:rPr>
+                <w:noProof/>
+                <w:webHidden/>
+              </w:rPr>
+              <w:fldChar w:fldCharType="end"/>
+            </w:r>
+          </w:hyperlink>
+        </w:p>
+        <w:p>
+          <w:pPr>
+            <w:pStyle w:val="TOC3"/>
+            <w:tabs>
+              <w:tab w:val="right" w:leader="dot" w:pos="9016"/>
+            </w:tabs>
+            <w:rPr>
+              <w:noProof/>
+            </w:rPr>
+          </w:pPr>
+          <w:hyperlink w:anchor="_Toc224159513" w:history="1">
+            <w:r>
+              <w:rPr>
+                <w:rStyle w:val="Hyperlink"/>
+                <w:rFonts w:ascii="Times New Roman" w:eastAsia="Times New Roman" w:hAnsi="Times New Roman" w:cs="Times New Roman"/>
+                <w:b/>
+                <w:bCs/>
+                <w:noProof/>
+                <w:kern w:val="0"/>
+                <w:lang w:val="en-GB" w:eastAsia="en-GB"/>
+                <w14:ligatures w14:val="none"/>
+              </w:rPr>
+              <w:t>12.3.2.4 Bank Relationship Review (Annual)</w:t>
+            </w:r>
+            <w:r>
+              <w:rPr>
+                <w:noProof/>
+                <w:webHidden/>
+              </w:rPr>
+              <w:tab/>
+            </w:r>
+            <w:r>
+              <w:rPr>
+                <w:noProof/>
+                <w:webHidden/>
+              </w:rPr>
+              <w:fldChar w:fldCharType="begin"/>
+            </w:r>
+            <w:r>
+              <w:rPr>
+                <w:noProof/>
+                <w:webHidden/>
+              </w:rPr>
+              <w:instrText xml:space="preserve"> PAGEREF _Toc224159513 \h </w:instrText>
+            </w:r>
+            <w:r>
+              <w:rPr>
+                <w:noProof/>
+                <w:webHidden/>
+              </w:rPr>
+            </w:r>
+            <w:r>
+              <w:rPr>
+                <w:noProof/>
+                <w:webHidden/>
+              </w:rPr>
+              <w:fldChar w:fldCharType="separate"/>
+            </w:r>
+            <w:r>
+              <w:rPr>
+                <w:noProof/>
+                <w:webHidden/>
+              </w:rPr>
+              <w:t>4</w:t>
+            </w:r>
+            <w:r>
+              <w:rPr>
+                <w:noProof/>
+                <w:webHidden/>
+              </w:rPr>
+              <w:fldChar w:fldCharType="end"/>
+            </w:r>
+          </w:hyperlink>
+        </w:p>
+        <w:p>
+          <w:pPr>
+            <w:pStyle w:val="TOC3"/>
+            <w:tabs>
+              <w:tab w:val="right" w:leader="dot" w:pos="9016"/>
+            </w:tabs>
+            <w:rPr>
+              <w:noProof/>
+            </w:rPr>
+          </w:pPr>
+          <w:hyperlink w:anchor="_Toc224159514" w:history="1">
+            <w:r>
+              <w:rPr>
+                <w:rStyle w:val="Hyperlink"/>
+                <w:rFonts w:ascii="Times New Roman" w:eastAsia="Times New Roman" w:hAnsi="Times New Roman" w:cs="Times New Roman"/>
+                <w:b/>
+                <w:bCs/>
+                <w:noProof/>
+                <w:kern w:val="0"/>
+                <w:lang w:val="en-GB" w:eastAsia="en-GB"/>
+                <w14:ligatures w14:val="none"/>
+              </w:rPr>
+              <w:t>Controls</w:t>
+            </w:r>
+            <w:r>
+              <w:rPr>
+                <w:noProof/>
+                <w:webHidden/>
+              </w:rPr>
+              <w:tab/>
+            </w:r>
+            <w:r>
+              <w:rPr>
+                <w:noProof/>
+                <w:webHidden/>
+              </w:rPr>
+              <w:fldChar w:fldCharType="begin"/>
+            </w:r>
+            <w:r>
+              <w:rPr>
+                <w:noProof/>
+                <w:webHidden/>
+              </w:rPr>
+              <w:instrText xml:space="preserve"> PAGEREF _Toc224159514 \h </w:instrText>
+            </w:r>
+            <w:r>
+              <w:rPr>
+                <w:noProof/>
+                <w:webHidden/>
+              </w:rPr>
+            </w:r>
+            <w:r>
+              <w:rPr>
+                <w:noProof/>
+                <w:webHidden/>
+              </w:rPr>
+              <w:fldChar w:fldCharType="separate"/>
+            </w:r>
+            <w:r>
+              <w:rPr>
+                <w:noProof/>
+                <w:webHidden/>
+              </w:rPr>
+              <w:t>4</w:t>
+            </w:r>
+            <w:r>
+              <w:rPr>
+                <w:noProof/>
+                <w:webHidden/>
+              </w:rPr>
+              <w:fldChar w:fldCharType="end"/>
+            </w:r>
+          </w:hyperlink>
+        </w:p>
+        <w:p>
+          <w:pPr>
+            <w:pStyle w:val="TOC2"/>
+            <w:tabs>
+              <w:tab w:val="right" w:leader="dot" w:pos="9016"/>
+            </w:tabs>
+            <w:rPr>
+              <w:noProof/>
+            </w:rPr>
+          </w:pPr>
+          <w:hyperlink w:anchor="_Toc224159515" w:history="1">
+            <w:r>
+              <w:rPr>
+                <w:rStyle w:val="Hyperlink"/>
+                <w:rFonts w:ascii="Times New Roman" w:eastAsia="Times New Roman" w:hAnsi="Times New Roman" w:cs="Times New Roman"/>
+                <w:b/>
+                <w:bCs/>
+                <w:noProof/>
+                <w:kern w:val="0"/>
+                <w:lang w:val="en-GB" w:eastAsia="en-GB"/>
+                <w14:ligatures w14:val="none"/>
+              </w:rPr>
+              <w:t>12.3.3 Payment Authorization &amp; Disbursement</w:t>
+            </w:r>
+            <w:r>
+              <w:rPr>
+                <w:noProof/>
+                <w:webHidden/>
+              </w:rPr>
+              <w:tab/>
+            </w:r>
+            <w:r>
+              <w:rPr>
+                <w:noProof/>
+                <w:webHidden/>
+              </w:rPr>
+              <w:fldChar w:fldCharType="begin"/>
+            </w:r>
+            <w:r>
+              <w:rPr>
+                <w:noProof/>
+                <w:webHidden/>
+              </w:rPr>
+              <w:instrText xml:space="preserve"> PAGEREF _Toc224159515 \h </w:instrText>
+            </w:r>
+            <w:r>
+              <w:rPr>
+                <w:noProof/>
+                <w:webHidden/>
+              </w:rPr>
+            </w:r>
+            <w:r>
+              <w:rPr>
+                <w:noProof/>
+                <w:webHidden/>
+              </w:rPr>
+              <w:fldChar w:fldCharType="separate"/>
+            </w:r>
+            <w:r>
+              <w:rPr>
+                <w:noProof/>
+                <w:webHidden/>
+              </w:rPr>
+              <w:t>4</w:t>
+            </w:r>
+            <w:r>
+              <w:rPr>
+                <w:noProof/>
+                <w:webHidden/>
+              </w:rPr>
+              <w:fldChar w:fldCharType="end"/>
+            </w:r>
+          </w:hyperlink>
+        </w:p>
+        <w:p>
+          <w:pPr>
+            <w:pStyle w:val="TOC3"/>
+            <w:tabs>
+              <w:tab w:val="right" w:leader="dot" w:pos="9016"/>
+            </w:tabs>
+            <w:rPr>
+              <w:noProof/>
+            </w:rPr>
+          </w:pPr>
+          <w:hyperlink w:anchor="_Toc224159516" w:history="1">
+            <w:r>
+              <w:rPr>
+                <w:rStyle w:val="Hyperlink"/>
+                <w:rFonts w:ascii="Times New Roman" w:eastAsia="Times New Roman" w:hAnsi="Times New Roman" w:cs="Times New Roman"/>
+                <w:b/>
+                <w:bCs/>
+                <w:noProof/>
+                <w:kern w:val="0"/>
+                <w:lang w:val="en-GB" w:eastAsia="en-GB"/>
+                <w14:ligatures w14:val="none"/>
+              </w:rPr>
+              <w:t>12.3.3.1 Payment Request Submission</w:t>
+            </w:r>
+            <w:r>
+              <w:rPr>
+                <w:noProof/>
+                <w:webHidden/>
+              </w:rPr>
+              <w:tab/>
+            </w:r>
+            <w:r>
+              <w:rPr>
+                <w:noProof/>
+                <w:webHidden/>
+              </w:rPr>
+              <w:fldChar w:fldCharType="begin"/>
+            </w:r>
+            <w:r>
+              <w:rPr>
+                <w:noProof/>
+                <w:webHidden/>
+              </w:rPr>
+              <w:instrText xml:space="preserve"> PAGEREF _Toc224159516 \h </w:instrText>
+            </w:r>
+            <w:r>
+              <w:rPr>
+                <w:noProof/>
+                <w:webHidden/>
+              </w:rPr>
+            </w:r>
+            <w:r>
+              <w:rPr>
+                <w:noProof/>
+                <w:webHidden/>
+              </w:rPr>
+              <w:fldChar w:fldCharType="separate"/>
+            </w:r>
+            <w:r>
+              <w:rPr>
+                <w:noProof/>
+                <w:webHidden/>
+              </w:rPr>
+              <w:t>4</w:t>
+            </w:r>
+            <w:r>
+              <w:rPr>
+                <w:noProof/>
+                <w:webHidden/>
+              </w:rPr>
+              <w:fldChar w:fldCharType="end"/>
+            </w:r>
+          </w:hyperlink>
+        </w:p>
+        <w:p>
+          <w:pPr>
+            <w:pStyle w:val="TOC3"/>
+            <w:tabs>
+              <w:tab w:val="right" w:leader="dot" w:pos="9016"/>
+            </w:tabs>
+            <w:rPr>
+              <w:noProof/>
+            </w:rPr>
+          </w:pPr>
+          <w:hyperlink w:anchor="_Toc224159517" w:history="1">
+            <w:r>
+              <w:rPr>
+                <w:rStyle w:val="Hyperlink"/>
+                <w:rFonts w:ascii="Times New Roman" w:eastAsia="Times New Roman" w:hAnsi="Times New Roman" w:cs="Times New Roman"/>
+                <w:b/>
+                <w:bCs/>
+                <w:noProof/>
+                <w:kern w:val="0"/>
+                <w:lang w:val="en-GB" w:eastAsia="en-GB"/>
+                <w14:ligatures w14:val="none"/>
+              </w:rPr>
+              <w:t>12.3.3.2 3-Way Matching (PO–Invoice–GRN)</w:t>
+            </w:r>
+            <w:r>
+              <w:rPr>
+                <w:noProof/>
+                <w:webHidden/>
+              </w:rPr>
+              <w:tab/>
+            </w:r>
+            <w:r>
+              <w:rPr>
+                <w:noProof/>
+                <w:webHidden/>
+              </w:rPr>
+              <w:fldChar w:fldCharType="begin"/>
+            </w:r>
+            <w:r>
+              <w:rPr>
+                <w:noProof/>
+                <w:webHidden/>
+              </w:rPr>
+              <w:instrText xml:space="preserve"> PAGEREF _Toc224159517 \h </w:instrText>
+            </w:r>
+            <w:r>
+              <w:rPr>
+                <w:noProof/>
+                <w:webHidden/>
+              </w:rPr>
+            </w:r>
+            <w:r>
+              <w:rPr>
+                <w:noProof/>
+                <w:webHidden/>
+              </w:rPr>
+              <w:fldChar w:fldCharType="separate"/>
+            </w:r>
+            <w:r>
+              <w:rPr>
+                <w:noProof/>
+                <w:webHidden/>
+              </w:rPr>
+              <w:t>4</w:t>
+            </w:r>
+            <w:r>
+              <w:rPr>
+                <w:noProof/>
+                <w:webHidden/>
+              </w:rPr>
+              <w:fldChar w:fldCharType="end"/>
+            </w:r>
+          </w:hyperlink>
+        </w:p>
+        <w:p>
+          <w:pPr>
+            <w:pStyle w:val="TOC3"/>
+            <w:tabs>
+              <w:tab w:val="right" w:leader="dot" w:pos="9016"/>
+            </w:tabs>
+            <w:rPr>
+              <w:noProof/>
+            </w:rPr>
+          </w:pPr>
+          <w:hyperlink w:anchor="_Toc224159518" w:history="1">
+            <w:r>
+              <w:rPr>
+                <w:rStyle w:val="Hyperlink"/>
+                <w:rFonts w:ascii="Times New Roman" w:eastAsia="Times New Roman" w:hAnsi="Times New Roman" w:cs="Times New Roman"/>
+                <w:b/>
+                <w:bCs/>
+                <w:noProof/>
+                <w:kern w:val="0"/>
+                <w:lang w:val="en-GB" w:eastAsia="en-GB"/>
+                <w14:ligatures w14:val="none"/>
+              </w:rPr>
+              <w:t>12.3.3.3 Approval Hierarchy</w:t>
+            </w:r>
+            <w:r>
+              <w:rPr>
+                <w:noProof/>
+                <w:webHidden/>
+              </w:rPr>
+              <w:tab/>
+            </w:r>
+            <w:r>
+              <w:rPr>
+                <w:noProof/>
+                <w:webHidden/>
+              </w:rPr>
+              <w:fldChar w:fldCharType="begin"/>
+            </w:r>
+            <w:r>
+              <w:rPr>
+                <w:noProof/>
+                <w:webHidden/>
+              </w:rPr>
+              <w:instrText xml:space="preserve"> PAGEREF _Toc224159518 \h </w:instrText>
+            </w:r>
+            <w:r>
+              <w:rPr>
+                <w:noProof/>
+                <w:webHidden/>
+              </w:rPr>
+            </w:r>
+            <w:r>
+              <w:rPr>
+                <w:noProof/>
+                <w:webHidden/>
+              </w:rPr>
+              <w:fldChar w:fldCharType="separate"/>
+            </w:r>
+            <w:r>
+              <w:rPr>
+                <w:noProof/>
+                <w:webHidden/>
+              </w:rPr>
+              <w:t>4</w:t>
+            </w:r>
+            <w:r>
+              <w:rPr>
+                <w:noProof/>
+                <w:webHidden/>
+              </w:rPr>
+              <w:fldChar w:fldCharType="end"/>
+            </w:r>
+          </w:hyperlink>
+        </w:p>
+        <w:p>
+          <w:pPr>
+            <w:pStyle w:val="TOC3"/>
+            <w:tabs>
+              <w:tab w:val="right" w:leader="dot" w:pos="9016"/>
+            </w:tabs>
+            <w:rPr>
+              <w:noProof/>
+            </w:rPr>
+          </w:pPr>
+          <w:hyperlink w:anchor="_Toc224159519" w:history="1">
+            <w:r>
+              <w:rPr>
+                <w:rStyle w:val="Hyperlink"/>
+                <w:rFonts w:ascii="Times New Roman" w:eastAsia="Times New Roman" w:hAnsi="Times New Roman" w:cs="Times New Roman"/>
+                <w:b/>
+                <w:bCs/>
+                <w:noProof/>
+                <w:kern w:val="0"/>
+                <w:lang w:val="en-GB" w:eastAsia="en-GB"/>
+                <w14:ligatures w14:val="none"/>
+              </w:rPr>
+              <w:t>12.3.3.4 Bank Transfer Execution</w:t>
+            </w:r>
+            <w:r>
+              <w:rPr>
+                <w:noProof/>
+                <w:webHidden/>
+              </w:rPr>
+              <w:tab/>
+            </w:r>
+            <w:r>
+              <w:rPr>
+                <w:noProof/>
+                <w:webHidden/>
+              </w:rPr>
+              <w:fldChar w:fldCharType="begin"/>
+            </w:r>
+            <w:r>
+              <w:rPr>
+                <w:noProof/>
+                <w:webHidden/>
+              </w:rPr>
+              <w:instrText xml:space="preserve"> PAGEREF _Toc224159519 \h </w:instrText>
+            </w:r>
+            <w:r>
+              <w:rPr>
+                <w:noProof/>
+                <w:webHidden/>
+              </w:rPr>
+            </w:r>
+            <w:r>
+              <w:rPr>
+                <w:noProof/>
+                <w:webHidden/>
+              </w:rPr>
+              <w:fldChar w:fldCharType="separate"/>
+            </w:r>
+            <w:r>
+              <w:rPr>
+                <w:noProof/>
+                <w:webHidden/>
+              </w:rPr>
+              <w:t>5</w:t>
+            </w:r>
+            <w:r>
+              <w:rPr>
+                <w:noProof/>
+                <w:webHidden/>
+              </w:rPr>
+              <w:fldChar w:fldCharType="end"/>
+            </w:r>
+          </w:hyperlink>
+        </w:p>
+        <w:p>
+          <w:pPr>
+            <w:pStyle w:val="TOC3"/>
+            <w:tabs>
+              <w:tab w:val="right" w:leader="dot" w:pos="9016"/>
+            </w:tabs>
+            <w:rPr>
+              <w:noProof/>
+            </w:rPr>
+          </w:pPr>
+          <w:hyperlink w:anchor="_Toc224159520" w:history="1">
+            <w:r>
+              <w:rPr>
+                <w:rStyle w:val="Hyperlink"/>
+                <w:rFonts w:ascii="Times New Roman" w:eastAsia="Times New Roman" w:hAnsi="Times New Roman" w:cs="Times New Roman"/>
+                <w:b/>
+                <w:bCs/>
+                <w:noProof/>
+                <w:kern w:val="0"/>
+                <w:lang w:val="en-GB" w:eastAsia="en-GB"/>
+                <w14:ligatures w14:val="none"/>
+              </w:rPr>
+              <w:t>12.3.3.5 Payment Confirmation</w:t>
+            </w:r>
+            <w:r>
+              <w:rPr>
+                <w:noProof/>
+                <w:webHidden/>
+              </w:rPr>
+              <w:tab/>
+            </w:r>
+            <w:r>
+              <w:rPr>
+                <w:noProof/>
+                <w:webHidden/>
+              </w:rPr>
+              <w:fldChar w:fldCharType="begin"/>
+            </w:r>
+            <w:r>
+              <w:rPr>
+                <w:noProof/>
+                <w:webHidden/>
+              </w:rPr>
+              <w:instrText xml:space="preserve"> PAGEREF _Toc224159520 \h </w:instrText>
+            </w:r>
+            <w:r>
+              <w:rPr>
+                <w:noProof/>
+                <w:webHidden/>
+              </w:rPr>
+            </w:r>
+            <w:r>
+              <w:rPr>
+                <w:noProof/>
+                <w:webHidden/>
+              </w:rPr>
+              <w:fldChar w:fldCharType="separate"/>
+            </w:r>
+            <w:r>
+              <w:rPr>
+                <w:noProof/>
+                <w:webHidden/>
+              </w:rPr>
+              <w:t>5</w:t>
+            </w:r>
+            <w:r>
+              <w:rPr>
+                <w:noProof/>
+                <w:webHidden/>
+              </w:rPr>
+              <w:fldChar w:fldCharType="end"/>
+            </w:r>
+          </w:hyperlink>
+        </w:p>
+        <w:p>
+          <w:pPr>
+            <w:pStyle w:val="TOC3"/>
+            <w:tabs>
+              <w:tab w:val="right" w:leader="dot" w:pos="9016"/>
+            </w:tabs>
+            <w:rPr>
+              <w:noProof/>
+            </w:rPr>
+          </w:pPr>
+          <w:hyperlink w:anchor="_Toc224159521" w:history="1">
+            <w:r>
+              <w:rPr>
+                <w:rStyle w:val="Hyperlink"/>
+                <w:rFonts w:ascii="Times New Roman" w:eastAsia="Times New Roman" w:hAnsi="Times New Roman" w:cs="Times New Roman"/>
+                <w:b/>
+                <w:bCs/>
+                <w:noProof/>
+                <w:kern w:val="0"/>
+                <w:lang w:val="en-GB" w:eastAsia="en-GB"/>
+                <w14:ligatures w14:val="none"/>
+              </w:rPr>
+              <w:t>Approval Limits Matrix (Example)</w:t>
+            </w:r>
+            <w:r>
+              <w:rPr>
+                <w:noProof/>
+                <w:webHidden/>
+              </w:rPr>
+              <w:tab/>
+            </w:r>
+            <w:r>
+              <w:rPr>
+                <w:noProof/>
+                <w:webHidden/>
+              </w:rPr>
+              <w:fldChar w:fldCharType="begin"/>
+            </w:r>
+            <w:r>
+              <w:rPr>
+                <w:noProof/>
+                <w:webHidden/>
+              </w:rPr>
+              <w:instrText xml:space="preserve"> PAGEREF _Toc224159521 \h </w:instrText>
+            </w:r>
+            <w:r>
+              <w:rPr>
+                <w:noProof/>
+                <w:webHidden/>
+              </w:rPr>
+            </w:r>
+            <w:r>
+              <w:rPr>
+                <w:noProof/>
+                <w:webHidden/>
+              </w:rPr>
+              <w:fldChar w:fldCharType="separate"/>
+            </w:r>
+            <w:r>
+              <w:rPr>
+                <w:noProof/>
+                <w:webHidden/>
+              </w:rPr>
+              <w:t>5</w:t>
+            </w:r>
+            <w:r>
+              <w:rPr>
+                <w:noProof/>
+                <w:webHidden/>
+              </w:rPr>
+              <w:fldChar w:fldCharType="end"/>
+            </w:r>
+          </w:hyperlink>
+        </w:p>
+        <w:p>
+          <w:pPr>
+            <w:pStyle w:val="TOC2"/>
+            <w:tabs>
+              <w:tab w:val="right" w:leader="dot" w:pos="9016"/>
+            </w:tabs>
+            <w:rPr>
+              <w:noProof/>
+            </w:rPr>
+          </w:pPr>
+          <w:hyperlink w:anchor="_Toc224159522" w:history="1">
+            <w:r>
+              <w:rPr>
+                <w:rStyle w:val="Hyperlink"/>
+                <w:rFonts w:ascii="Times New Roman" w:eastAsia="Times New Roman" w:hAnsi="Times New Roman" w:cs="Times New Roman"/>
+                <w:b/>
+                <w:bCs/>
+                <w:noProof/>
+                <w:kern w:val="0"/>
+                <w:lang w:val="en-GB" w:eastAsia="en-GB"/>
+                <w14:ligatures w14:val="none"/>
+              </w:rPr>
+              <w:t>12.3.4 Investment Management</w:t>
+            </w:r>
+            <w:r>
+              <w:rPr>
+                <w:noProof/>
+                <w:webHidden/>
+              </w:rPr>
+              <w:tab/>
+            </w:r>
+            <w:r>
+              <w:rPr>
+                <w:noProof/>
+                <w:webHidden/>
+              </w:rPr>
+              <w:fldChar w:fldCharType="begin"/>
+            </w:r>
+            <w:r>
+              <w:rPr>
+                <w:noProof/>
+                <w:webHidden/>
+              </w:rPr>
+              <w:instrText xml:space="preserve"> PAGEREF _Toc224159522 \h </w:instrText>
+            </w:r>
+            <w:r>
+              <w:rPr>
+                <w:noProof/>
+                <w:webHidden/>
+              </w:rPr>
+            </w:r>
+            <w:r>
+              <w:rPr>
+                <w:noProof/>
+                <w:webHidden/>
+              </w:rPr>
+              <w:fldChar w:fldCharType="separate"/>
+            </w:r>
+            <w:r>
+              <w:rPr>
+                <w:noProof/>
+                <w:webHidden/>
+              </w:rPr>
+              <w:t>5</w:t>
+            </w:r>
+            <w:r>
+              <w:rPr>
+                <w:noProof/>
+                <w:webHidden/>
+              </w:rPr>
+              <w:fldChar w:fldCharType="end"/>
+            </w:r>
+          </w:hyperlink>
+        </w:p>
+        <w:p>
+          <w:pPr>
+            <w:pStyle w:val="TOC3"/>
+            <w:tabs>
+              <w:tab w:val="right" w:leader="dot" w:pos="9016"/>
+            </w:tabs>
+            <w:rPr>
+              <w:noProof/>
+            </w:rPr>
+          </w:pPr>
+          <w:hyperlink w:anchor="_Toc224159523" w:history="1">
+            <w:r>
+              <w:rPr>
+                <w:rStyle w:val="Hyperlink"/>
+                <w:rFonts w:ascii="Times New Roman" w:eastAsia="Times New Roman" w:hAnsi="Times New Roman" w:cs="Times New Roman"/>
+                <w:b/>
+                <w:bCs/>
+                <w:noProof/>
+                <w:kern w:val="0"/>
+                <w:lang w:val="en-GB" w:eastAsia="en-GB"/>
+                <w14:ligatures w14:val="none"/>
+              </w:rPr>
+              <w:t>12.3.4.1 Surplus Identification</w:t>
+            </w:r>
+            <w:r>
+              <w:rPr>
+                <w:noProof/>
+                <w:webHidden/>
+              </w:rPr>
+              <w:tab/>
+            </w:r>
+            <w:r>
+              <w:rPr>
+                <w:noProof/>
+                <w:webHidden/>
+              </w:rPr>
+              <w:fldChar w:fldCharType="begin"/>
+            </w:r>
+            <w:r>
+              <w:rPr>
+                <w:noProof/>
+                <w:webHidden/>
+              </w:rPr>
+              <w:instrText xml:space="preserve"> PAGEREF _Toc224159523 \h </w:instrText>
+            </w:r>
+            <w:r>
+              <w:rPr>
+                <w:noProof/>
+                <w:webHidden/>
+              </w:rPr>
+            </w:r>
+            <w:r>
+              <w:rPr>
+                <w:noProof/>
+                <w:webHidden/>
+              </w:rPr>
+              <w:fldChar w:fldCharType="separate"/>
+            </w:r>
+            <w:r>
+              <w:rPr>
+                <w:noProof/>
+                <w:webHidden/>
+              </w:rPr>
+              <w:t>5</w:t>
+            </w:r>
+            <w:r>
+              <w:rPr>
+                <w:noProof/>
+                <w:webHidden/>
+              </w:rPr>
+              <w:fldChar w:fldCharType="end"/>
+            </w:r>
+          </w:hyperlink>
+        </w:p>
+        <w:p>
+          <w:pPr>
+            <w:pStyle w:val="TOC3"/>
+            <w:tabs>
+              <w:tab w:val="right" w:leader="dot" w:pos="9016"/>
+            </w:tabs>
+            <w:rPr>
+              <w:noProof/>
+            </w:rPr>
+          </w:pPr>
+          <w:hyperlink w:anchor="_Toc224159524" w:history="1">
+            <w:r>
+              <w:rPr>
+                <w:rStyle w:val="Hyperlink"/>
+                <w:rFonts w:ascii="Times New Roman" w:eastAsia="Times New Roman" w:hAnsi="Times New Roman" w:cs="Times New Roman"/>
+                <w:b/>
+                <w:bCs/>
+                <w:noProof/>
+                <w:kern w:val="0"/>
+                <w:lang w:val="en-GB" w:eastAsia="en-GB"/>
+                <w14:ligatures w14:val="none"/>
+              </w:rPr>
+              <w:t>12.3.4.2 Risk Assessment</w:t>
+            </w:r>
+            <w:r>
+              <w:rPr>
+                <w:noProof/>
+                <w:webHidden/>
+              </w:rPr>
+              <w:tab/>
+            </w:r>
+            <w:r>
+              <w:rPr>
+                <w:noProof/>
+                <w:webHidden/>
+              </w:rPr>
+              <w:fldChar w:fldCharType="begin"/>
+            </w:r>
+            <w:r>
+              <w:rPr>
+                <w:noProof/>
+                <w:webHidden/>
+              </w:rPr>
+              <w:instrText xml:space="preserve"> PAGEREF _Toc224159524 \h </w:instrText>
+            </w:r>
+            <w:r>
+              <w:rPr>
+                <w:noProof/>
+                <w:webHidden/>
+              </w:rPr>
+            </w:r>
+            <w:r>
+              <w:rPr>
+                <w:noProof/>
+                <w:webHidden/>
+              </w:rPr>
+              <w:fldChar w:fldCharType="separate"/>
+            </w:r>
+            <w:r>
+              <w:rPr>
+                <w:noProof/>
+                <w:webHidden/>
+              </w:rPr>
+              <w:t>5</w:t>
+            </w:r>
+            <w:r>
+              <w:rPr>
+                <w:noProof/>
+                <w:webHidden/>
+              </w:rPr>
+              <w:fldChar w:fldCharType="end"/>
+            </w:r>
+          </w:hyperlink>
+        </w:p>
+        <w:p>
+          <w:pPr>
+            <w:pStyle w:val="TOC3"/>
+            <w:tabs>
+              <w:tab w:val="right" w:leader="dot" w:pos="9016"/>
+            </w:tabs>
+            <w:rPr>
+              <w:noProof/>
+            </w:rPr>
+          </w:pPr>
+          <w:hyperlink w:anchor="_Toc224159525" w:history="1">
+            <w:r>
+              <w:rPr>
+                <w:rStyle w:val="Hyperlink"/>
+                <w:rFonts w:ascii="Times New Roman" w:eastAsia="Times New Roman" w:hAnsi="Times New Roman" w:cs="Times New Roman"/>
+                <w:b/>
+                <w:bCs/>
+                <w:noProof/>
+                <w:kern w:val="0"/>
+                <w:lang w:val="en-GB" w:eastAsia="en-GB"/>
+                <w14:ligatures w14:val="none"/>
+              </w:rPr>
+              <w:t>12.3.4.3 Instrument Selection</w:t>
+            </w:r>
+            <w:r>
+              <w:rPr>
+                <w:noProof/>
+                <w:webHidden/>
+              </w:rPr>
+              <w:tab/>
+            </w:r>
+            <w:r>
+              <w:rPr>
+                <w:noProof/>
+                <w:webHidden/>
+              </w:rPr>
+              <w:fldChar w:fldCharType="begin"/>
+            </w:r>
+            <w:r>
+              <w:rPr>
+                <w:noProof/>
+                <w:webHidden/>
+              </w:rPr>
+              <w:instrText xml:space="preserve"> PAGEREF _Toc224159525 \h </w:instrText>
+            </w:r>
+            <w:r>
+              <w:rPr>
+                <w:noProof/>
+                <w:webHidden/>
+              </w:rPr>
+            </w:r>
+            <w:r>
+              <w:rPr>
+                <w:noProof/>
+                <w:webHidden/>
+              </w:rPr>
+              <w:fldChar w:fldCharType="separate"/>
+            </w:r>
+            <w:r>
+              <w:rPr>
+                <w:noProof/>
+                <w:webHidden/>
+              </w:rPr>
+              <w:t>5</w:t>
+            </w:r>
+            <w:r>
+              <w:rPr>
+                <w:noProof/>
+                <w:webHidden/>
+              </w:rPr>
+              <w:fldChar w:fldCharType="end"/>
+            </w:r>
+          </w:hyperlink>
+        </w:p>
+        <w:p>
+          <w:pPr>
+            <w:pStyle w:val="TOC3"/>
+            <w:tabs>
+              <w:tab w:val="right" w:leader="dot" w:pos="9016"/>
+            </w:tabs>
+            <w:rPr>
+              <w:noProof/>
+            </w:rPr>
+          </w:pPr>
+          <w:hyperlink w:anchor="_Toc224159526" w:history="1">
+            <w:r>
+              <w:rPr>
+                <w:rStyle w:val="Hyperlink"/>
+                <w:rFonts w:ascii="Times New Roman" w:eastAsia="Times New Roman" w:hAnsi="Times New Roman" w:cs="Times New Roman"/>
+                <w:b/>
+                <w:bCs/>
+                <w:noProof/>
+                <w:kern w:val="0"/>
+                <w:lang w:val="en-GB" w:eastAsia="en-GB"/>
+                <w14:ligatures w14:val="none"/>
+              </w:rPr>
+              <w:t>12.3.4.4 Board Approval</w:t>
+            </w:r>
+            <w:r>
+              <w:rPr>
+                <w:noProof/>
+                <w:webHidden/>
+              </w:rPr>
+              <w:tab/>
+            </w:r>
+            <w:r>
+              <w:rPr>
+                <w:noProof/>
+                <w:webHidden/>
+              </w:rPr>
+              <w:fldChar w:fldCharType="begin"/>
+            </w:r>
+            <w:r>
+              <w:rPr>
+                <w:noProof/>
+                <w:webHidden/>
+              </w:rPr>
+              <w:instrText xml:space="preserve"> PAGEREF _Toc224159526 \h </w:instrText>
+            </w:r>
+            <w:r>
+              <w:rPr>
+                <w:noProof/>
+                <w:webHidden/>
+              </w:rPr>
+            </w:r>
+            <w:r>
+              <w:rPr>
+                <w:noProof/>
+                <w:webHidden/>
+              </w:rPr>
+              <w:fldChar w:fldCharType="separate"/>
+            </w:r>
+            <w:r>
+              <w:rPr>
+                <w:noProof/>
+                <w:webHidden/>
+              </w:rPr>
+              <w:t>5</w:t>
+            </w:r>
+            <w:r>
+              <w:rPr>
+                <w:noProof/>
+                <w:webHidden/>
+              </w:rPr>
+              <w:fldChar w:fldCharType="end"/>
+            </w:r>
+          </w:hyperlink>
+        </w:p>
+        <w:p>
+          <w:pPr>
+            <w:pStyle w:val="TOC3"/>
+            <w:tabs>
+              <w:tab w:val="right" w:leader="dot" w:pos="9016"/>
+            </w:tabs>
+            <w:rPr>
+              <w:noProof/>
+            </w:rPr>
+          </w:pPr>
+          <w:hyperlink w:anchor="_Toc224159527" w:history="1">
+            <w:r>
+              <w:rPr>
+                <w:rStyle w:val="Hyperlink"/>
+                <w:rFonts w:ascii="Times New Roman" w:eastAsia="Times New Roman" w:hAnsi="Times New Roman" w:cs="Times New Roman"/>
+                <w:b/>
+                <w:bCs/>
+                <w:noProof/>
+                <w:kern w:val="0"/>
+                <w:lang w:val="en-GB" w:eastAsia="en-GB"/>
+                <w14:ligatures w14:val="none"/>
+              </w:rPr>
+              <w:t>12.3.4.5 Performance Monitoring</w:t>
+            </w:r>
+            <w:r>
+              <w:rPr>
+                <w:noProof/>
+                <w:webHidden/>
+              </w:rPr>
+              <w:tab/>
+            </w:r>
+            <w:r>
+              <w:rPr>
+                <w:noProof/>
+                <w:webHidden/>
+              </w:rPr>
+              <w:fldChar w:fldCharType="begin"/>
+            </w:r>
+            <w:r>
+              <w:rPr>
+                <w:noProof/>
+                <w:webHidden/>
+              </w:rPr>
+              <w:instrText xml:space="preserve"> PAGEREF _Toc224159527 \h </w:instrText>
+            </w:r>
+            <w:r>
+              <w:rPr>
+                <w:noProof/>
+                <w:webHidden/>
+              </w:rPr>
+            </w:r>
+            <w:r>
+              <w:rPr>
+                <w:noProof/>
+                <w:webHidden/>
+              </w:rPr>
+              <w:fldChar w:fldCharType="separate"/>
+            </w:r>
+            <w:r>
+              <w:rPr>
+                <w:noProof/>
+                <w:webHidden/>
+              </w:rPr>
+              <w:t>5</w:t>
+            </w:r>
+            <w:r>
+              <w:rPr>
+                <w:noProof/>
+                <w:webHidden/>
+              </w:rPr>
+              <w:fldChar w:fldCharType="end"/>
+            </w:r>
+          </w:hyperlink>
+        </w:p>
+        <w:p>
+          <w:pPr>
+            <w:pStyle w:val="TOC3"/>
+            <w:tabs>
+              <w:tab w:val="right" w:leader="dot" w:pos="9016"/>
+            </w:tabs>
+            <w:rPr>
+              <w:noProof/>
+            </w:rPr>
+          </w:pPr>
+          <w:hyperlink w:anchor="_Toc224159528" w:history="1">
+            <w:r>
+              <w:rPr>
+                <w:rStyle w:val="Hyperlink"/>
+                <w:rFonts w:ascii="Times New Roman" w:eastAsia="Times New Roman" w:hAnsi="Times New Roman" w:cs="Times New Roman"/>
+                <w:b/>
+                <w:bCs/>
+                <w:noProof/>
+                <w:kern w:val="0"/>
+                <w:lang w:val="en-GB" w:eastAsia="en-GB"/>
+                <w14:ligatures w14:val="none"/>
+              </w:rPr>
+              <w:t>Approved Instruments</w:t>
+            </w:r>
+            <w:r>
+              <w:rPr>
+                <w:noProof/>
+                <w:webHidden/>
+              </w:rPr>
+              <w:tab/>
+            </w:r>
+            <w:r>
+              <w:rPr>
+                <w:noProof/>
+                <w:webHidden/>
+              </w:rPr>
+              <w:fldChar w:fldCharType="begin"/>
+            </w:r>
+            <w:r>
+              <w:rPr>
+                <w:noProof/>
+                <w:webHidden/>
+              </w:rPr>
+              <w:instrText xml:space="preserve"> PAGEREF _Toc224159528 \h </w:instrText>
+            </w:r>
+            <w:r>
+              <w:rPr>
+                <w:noProof/>
+                <w:webHidden/>
+              </w:rPr>
+            </w:r>
+            <w:r>
+              <w:rPr>
+                <w:noProof/>
+                <w:webHidden/>
+              </w:rPr>
+              <w:fldChar w:fldCharType="separate"/>
+            </w:r>
+            <w:r>
+              <w:rPr>
+                <w:noProof/>
+                <w:webHidden/>
+              </w:rPr>
+              <w:t>5</w:t>
+            </w:r>
+            <w:r>
+              <w:rPr>
+                <w:noProof/>
+                <w:webHidden/>
+              </w:rPr>
+              <w:fldChar w:fldCharType="end"/>
+            </w:r>
+          </w:hyperlink>
+        </w:p>
+        <w:p>
+          <w:pPr>
+            <w:pStyle w:val="TOC3"/>
+            <w:tabs>
+              <w:tab w:val="right" w:leader="dot" w:pos="9016"/>
+            </w:tabs>
+            <w:rPr>
+              <w:noProof/>
+            </w:rPr>
+          </w:pPr>
+          <w:hyperlink w:anchor="_Toc224159529" w:history="1">
+            <w:r>
+              <w:rPr>
+                <w:rStyle w:val="Hyperlink"/>
+                <w:rFonts w:ascii="Times New Roman" w:eastAsia="Times New Roman" w:hAnsi="Times New Roman" w:cs="Times New Roman"/>
+                <w:b/>
+                <w:bCs/>
+                <w:noProof/>
+                <w:kern w:val="0"/>
+                <w:lang w:val="en-GB" w:eastAsia="en-GB"/>
+                <w14:ligatures w14:val="none"/>
+              </w:rPr>
+              <w:t>Investment KPIs</w:t>
+            </w:r>
+            <w:r>
+              <w:rPr>
+                <w:noProof/>
+                <w:webHidden/>
+              </w:rPr>
+              <w:tab/>
+            </w:r>
+            <w:r>
+              <w:rPr>
+                <w:noProof/>
+                <w:webHidden/>
+              </w:rPr>
+              <w:fldChar w:fldCharType="begin"/>
+            </w:r>
+            <w:r>
+              <w:rPr>
+                <w:noProof/>
+                <w:webHidden/>
+              </w:rPr>
+              <w:instrText xml:space="preserve"> PAGEREF _Toc224159529 \h </w:instrText>
+            </w:r>
+            <w:r>
+              <w:rPr>
+                <w:noProof/>
+                <w:webHidden/>
+              </w:rPr>
+            </w:r>
+            <w:r>
+              <w:rPr>
+                <w:noProof/>
+                <w:webHidden/>
+              </w:rPr>
+              <w:fldChar w:fldCharType="separate"/>
+            </w:r>
+            <w:r>
+              <w:rPr>
+                <w:noProof/>
+                <w:webHidden/>
+              </w:rPr>
+              <w:t>5</w:t>
+            </w:r>
+            <w:r>
+              <w:rPr>
+                <w:noProof/>
+                <w:webHidden/>
+              </w:rPr>
+              <w:fldChar w:fldCharType="end"/>
+            </w:r>
+          </w:hyperlink>
+        </w:p>
+        <w:p>
+          <w:pPr>
+            <w:pStyle w:val="TOC2"/>
+            <w:tabs>
+              <w:tab w:val="right" w:leader="dot" w:pos="9016"/>
+            </w:tabs>
+            <w:rPr>
+              <w:noProof/>
+            </w:rPr>
+          </w:pPr>
+          <w:hyperlink w:anchor="_Toc224159530" w:history="1">
+            <w:r>
+              <w:rPr>
+                <w:rStyle w:val="Hyperlink"/>
+                <w:rFonts w:ascii="Times New Roman" w:eastAsia="Times New Roman" w:hAnsi="Times New Roman" w:cs="Times New Roman"/>
+                <w:b/>
+                <w:bCs/>
+                <w:noProof/>
+                <w:kern w:val="0"/>
+                <w:lang w:val="en-GB" w:eastAsia="en-GB"/>
+                <w14:ligatures w14:val="none"/>
+              </w:rPr>
+              <w:t>12.3.5 Debt &amp; Borrowing Management</w:t>
+            </w:r>
+            <w:r>
+              <w:rPr>
+                <w:noProof/>
+                <w:webHidden/>
+              </w:rPr>
+              <w:tab/>
+            </w:r>
+            <w:r>
+              <w:rPr>
+                <w:noProof/>
+                <w:webHidden/>
+              </w:rPr>
+              <w:fldChar w:fldCharType="begin"/>
+            </w:r>
+            <w:r>
+              <w:rPr>
+                <w:noProof/>
+                <w:webHidden/>
+              </w:rPr>
+              <w:instrText xml:space="preserve"> PAGEREF _Toc224159530 \h </w:instrText>
+            </w:r>
+            <w:r>
+              <w:rPr>
+                <w:noProof/>
+                <w:webHidden/>
+              </w:rPr>
+            </w:r>
+            <w:r>
+              <w:rPr>
+                <w:noProof/>
+                <w:webHidden/>
+              </w:rPr>
+              <w:fldChar w:fldCharType="separate"/>
+            </w:r>
+            <w:r>
+              <w:rPr>
+                <w:noProof/>
+                <w:webHidden/>
+              </w:rPr>
+              <w:t>5</w:t>
+            </w:r>
+            <w:r>
+              <w:rPr>
+                <w:noProof/>
+                <w:webHidden/>
+              </w:rPr>
+              <w:fldChar w:fldCharType="end"/>
+            </w:r>
+          </w:hyperlink>
+        </w:p>
+        <w:p>
+          <w:pPr>
+            <w:pStyle w:val="TOC3"/>
+            <w:tabs>
+              <w:tab w:val="right" w:leader="dot" w:pos="9016"/>
+            </w:tabs>
+            <w:rPr>
+              <w:noProof/>
+            </w:rPr>
+          </w:pPr>
+          <w:hyperlink w:anchor="_Toc224159531" w:history="1">
+            <w:r>
+              <w:rPr>
+                <w:rStyle w:val="Hyperlink"/>
+                <w:rFonts w:ascii="Times New Roman" w:eastAsia="Times New Roman" w:hAnsi="Times New Roman" w:cs="Times New Roman"/>
+                <w:b/>
+                <w:bCs/>
+                <w:noProof/>
+                <w:kern w:val="0"/>
+                <w:lang w:val="en-GB" w:eastAsia="en-GB"/>
+                <w14:ligatures w14:val="none"/>
+              </w:rPr>
+              <w:t>12.3.5.1 Loan Assessment</w:t>
+            </w:r>
+            <w:r>
+              <w:rPr>
+                <w:noProof/>
+                <w:webHidden/>
+              </w:rPr>
+              <w:tab/>
+            </w:r>
+            <w:r>
+              <w:rPr>
+                <w:noProof/>
+                <w:webHidden/>
+              </w:rPr>
+              <w:fldChar w:fldCharType="begin"/>
+            </w:r>
+            <w:r>
+              <w:rPr>
+                <w:noProof/>
+                <w:webHidden/>
+              </w:rPr>
+              <w:instrText xml:space="preserve"> PAGEREF _Toc224159531 \h </w:instrText>
+            </w:r>
+            <w:r>
+              <w:rPr>
+                <w:noProof/>
+                <w:webHidden/>
+              </w:rPr>
+            </w:r>
+            <w:r>
+              <w:rPr>
+                <w:noProof/>
+                <w:webHidden/>
+              </w:rPr>
+              <w:fldChar w:fldCharType="separate"/>
+            </w:r>
+            <w:r>
+              <w:rPr>
+                <w:noProof/>
+                <w:webHidden/>
+              </w:rPr>
+              <w:t>5</w:t>
+            </w:r>
+            <w:r>
+              <w:rPr>
+                <w:noProof/>
+                <w:webHidden/>
+              </w:rPr>
+              <w:fldChar w:fldCharType="end"/>
+            </w:r>
+          </w:hyperlink>
+        </w:p>
+        <w:p>
+          <w:pPr>
+            <w:pStyle w:val="TOC3"/>
+            <w:tabs>
+              <w:tab w:val="right" w:leader="dot" w:pos="9016"/>
+            </w:tabs>
+            <w:rPr>
+              <w:noProof/>
+            </w:rPr>
+          </w:pPr>
+          <w:hyperlink w:anchor="_Toc224159532" w:history="1">
+            <w:r>
+              <w:rPr>
+                <w:rStyle w:val="Hyperlink"/>
+                <w:rFonts w:ascii="Times New Roman" w:eastAsia="Times New Roman" w:hAnsi="Times New Roman" w:cs="Times New Roman"/>
+                <w:b/>
+                <w:bCs/>
+                <w:noProof/>
+                <w:kern w:val="0"/>
+                <w:lang w:val="en-GB" w:eastAsia="en-GB"/>
+                <w14:ligatures w14:val="none"/>
+              </w:rPr>
+              <w:t>12.3.5.2 Bank Negotiation</w:t>
+            </w:r>
+            <w:r>
+              <w:rPr>
+                <w:noProof/>
+                <w:webHidden/>
+              </w:rPr>
+              <w:tab/>
+            </w:r>
+            <w:r>
+              <w:rPr>
+                <w:noProof/>
+                <w:webHidden/>
+              </w:rPr>
+              <w:fldChar w:fldCharType="begin"/>
+            </w:r>
+            <w:r>
+              <w:rPr>
+                <w:noProof/>
+                <w:webHidden/>
+              </w:rPr>
+              <w:instrText xml:space="preserve"> PAGEREF _Toc224159532 \h </w:instrText>
+            </w:r>
+            <w:r>
+              <w:rPr>
+                <w:noProof/>
+                <w:webHidden/>
+              </w:rPr>
+            </w:r>
+            <w:r>
+              <w:rPr>
+                <w:noProof/>
+                <w:webHidden/>
+              </w:rPr>
+              <w:fldChar w:fldCharType="separate"/>
+            </w:r>
+            <w:r>
+              <w:rPr>
+                <w:noProof/>
+                <w:webHidden/>
+              </w:rPr>
+              <w:t>5</w:t>
+            </w:r>
+            <w:r>
+              <w:rPr>
+                <w:noProof/>
+                <w:webHidden/>
+              </w:rPr>
+              <w:fldChar w:fldCharType="end"/>
+            </w:r>
+          </w:hyperlink>
+        </w:p>
+        <w:p>
+          <w:pPr>
+            <w:pStyle w:val="TOC3"/>
+            <w:tabs>
+              <w:tab w:val="right" w:leader="dot" w:pos="9016"/>
+            </w:tabs>
+            <w:rPr>
+              <w:noProof/>
+            </w:rPr>
+          </w:pPr>
+          <w:hyperlink w:anchor="_Toc224159533" w:history="1">
+            <w:r>
+              <w:rPr>
+                <w:rStyle w:val="Hyperlink"/>
+                <w:rFonts w:ascii="Times New Roman" w:eastAsia="Times New Roman" w:hAnsi="Times New Roman" w:cs="Times New Roman"/>
+                <w:b/>
+                <w:bCs/>
+                <w:noProof/>
+                <w:kern w:val="0"/>
+                <w:lang w:val="en-GB" w:eastAsia="en-GB"/>
+                <w14:ligatures w14:val="none"/>
+              </w:rPr>
+              <w:t>12.3.5.3 Board Approval</w:t>
+            </w:r>
+            <w:r>
+              <w:rPr>
+                <w:noProof/>
+                <w:webHidden/>
+              </w:rPr>
+              <w:tab/>
+            </w:r>
+            <w:r>
+              <w:rPr>
+                <w:noProof/>
+                <w:webHidden/>
+              </w:rPr>
+              <w:fldChar w:fldCharType="begin"/>
+            </w:r>
+            <w:r>
+              <w:rPr>
+                <w:noProof/>
+                <w:webHidden/>
+              </w:rPr>
+              <w:instrText xml:space="preserve"> PAGEREF _Toc224159533 \h </w:instrText>
+            </w:r>
+            <w:r>
+              <w:rPr>
+                <w:noProof/>
+                <w:webHidden/>
+              </w:rPr>
+            </w:r>
+            <w:r>
+              <w:rPr>
+                <w:noProof/>
+                <w:webHidden/>
+              </w:rPr>
+              <w:fldChar w:fldCharType="separate"/>
+            </w:r>
+            <w:r>
+              <w:rPr>
+                <w:noProof/>
+                <w:webHidden/>
+              </w:rPr>
+              <w:t>5</w:t>
+            </w:r>
+            <w:r>
+              <w:rPr>
+                <w:noProof/>
+                <w:webHidden/>
+              </w:rPr>
+              <w:fldChar w:fldCharType="end"/>
+            </w:r>
+          </w:hyperlink>
+        </w:p>
+        <w:p>
+          <w:pPr>
+            <w:pStyle w:val="TOC3"/>
+            <w:tabs>
+              <w:tab w:val="right" w:leader="dot" w:pos="9016"/>
+            </w:tabs>
+            <w:rPr>
+              <w:noProof/>
+            </w:rPr>
+          </w:pPr>
+          <w:hyperlink w:anchor="_Toc224159534" w:history="1">
+            <w:r>
+              <w:rPr>
+                <w:rStyle w:val="Hyperlink"/>
+                <w:rFonts w:ascii="Times New Roman" w:eastAsia="Times New Roman" w:hAnsi="Times New Roman" w:cs="Times New Roman"/>
+                <w:b/>
+                <w:bCs/>
+                <w:noProof/>
+                <w:kern w:val="0"/>
+                <w:lang w:val="en-GB" w:eastAsia="en-GB"/>
+                <w14:ligatures w14:val="none"/>
+              </w:rPr>
+              <w:t>12.3.5.4 Covenant Monitoring</w:t>
+            </w:r>
+            <w:r>
+              <w:rPr>
+                <w:noProof/>
+                <w:webHidden/>
+              </w:rPr>
+              <w:tab/>
+            </w:r>
+            <w:r>
+              <w:rPr>
+                <w:noProof/>
+                <w:webHidden/>
+              </w:rPr>
+              <w:fldChar w:fldCharType="begin"/>
+            </w:r>
+            <w:r>
+              <w:rPr>
+                <w:noProof/>
+                <w:webHidden/>
+              </w:rPr>
+              <w:instrText xml:space="preserve"> PAGEREF _Toc224159534 \h </w:instrText>
+            </w:r>
+            <w:r>
+              <w:rPr>
+                <w:noProof/>
+                <w:webHidden/>
+              </w:rPr>
+            </w:r>
+            <w:r>
+              <w:rPr>
+                <w:noProof/>
+                <w:webHidden/>
+              </w:rPr>
+              <w:fldChar w:fldCharType="separate"/>
+            </w:r>
+            <w:r>
+              <w:rPr>
+                <w:noProof/>
+                <w:webHidden/>
+              </w:rPr>
+              <w:t>5</w:t>
+            </w:r>
+            <w:r>
+              <w:rPr>
+                <w:noProof/>
+                <w:webHidden/>
+              </w:rPr>
+              <w:fldChar w:fldCharType="end"/>
+            </w:r>
+          </w:hyperlink>
+        </w:p>
+        <w:p>
+          <w:pPr>
+            <w:pStyle w:val="TOC3"/>
+            <w:tabs>
+              <w:tab w:val="right" w:leader="dot" w:pos="9016"/>
+            </w:tabs>
+            <w:rPr>
+              <w:noProof/>
+            </w:rPr>
+          </w:pPr>
+          <w:hyperlink w:anchor="_Toc224159535" w:history="1">
+            <w:r>
+              <w:rPr>
+                <w:rStyle w:val="Hyperlink"/>
+                <w:rFonts w:ascii="Times New Roman" w:eastAsia="Times New Roman" w:hAnsi="Times New Roman" w:cs="Times New Roman"/>
+                <w:b/>
+                <w:bCs/>
+                <w:noProof/>
+                <w:kern w:val="0"/>
+                <w:lang w:val="en-GB" w:eastAsia="en-GB"/>
+                <w14:ligatures w14:val="none"/>
+              </w:rPr>
+              <w:t>12.3.5.5 Repayment Scheduling</w:t>
+            </w:r>
+            <w:r>
+              <w:rPr>
+                <w:noProof/>
+                <w:webHidden/>
+              </w:rPr>
+              <w:tab/>
+            </w:r>
+            <w:r>
+              <w:rPr>
+                <w:noProof/>
+                <w:webHidden/>
+              </w:rPr>
+              <w:fldChar w:fldCharType="begin"/>
+            </w:r>
+            <w:r>
+              <w:rPr>
+                <w:noProof/>
+                <w:webHidden/>
+              </w:rPr>
+              <w:instrText xml:space="preserve"> PAGEREF _Toc224159535 \h </w:instrText>
+            </w:r>
+            <w:r>
+              <w:rPr>
+                <w:noProof/>
+                <w:webHidden/>
+              </w:rPr>
+            </w:r>
+            <w:r>
+              <w:rPr>
+                <w:noProof/>
+                <w:webHidden/>
+              </w:rPr>
+              <w:fldChar w:fldCharType="separate"/>
+            </w:r>
+            <w:r>
+              <w:rPr>
+                <w:noProof/>
+                <w:webHidden/>
+              </w:rPr>
+              <w:t>6</w:t>
+            </w:r>
+            <w:r>
+              <w:rPr>
+                <w:noProof/>
+                <w:webHidden/>
+              </w:rPr>
+              <w:fldChar w:fldCharType="end"/>
+            </w:r>
+          </w:hyperlink>
+        </w:p>
+        <w:p>
+          <w:pPr>
+            <w:pStyle w:val="TOC3"/>
+            <w:tabs>
+              <w:tab w:val="right" w:leader="dot" w:pos="9016"/>
+            </w:tabs>
+            <w:rPr>
+              <w:noProof/>
+            </w:rPr>
+          </w:pPr>
+          <w:hyperlink w:anchor="_Toc224159536" w:history="1">
+            <w:r>
+              <w:rPr>
+                <w:rStyle w:val="Hyperlink"/>
+                <w:rFonts w:ascii="Times New Roman" w:eastAsia="Times New Roman" w:hAnsi="Times New Roman" w:cs="Times New Roman"/>
+                <w:b/>
+                <w:bCs/>
+                <w:noProof/>
+                <w:kern w:val="0"/>
+                <w:lang w:val="en-GB" w:eastAsia="en-GB"/>
+                <w14:ligatures w14:val="none"/>
+              </w:rPr>
+              <w:t>KPI</w:t>
+            </w:r>
+            <w:r>
+              <w:rPr>
+                <w:noProof/>
+                <w:webHidden/>
+              </w:rPr>
+              <w:tab/>
+            </w:r>
+            <w:r>
+              <w:rPr>
+                <w:noProof/>
+                <w:webHidden/>
+              </w:rPr>
+              <w:fldChar w:fldCharType="begin"/>
+            </w:r>
+            <w:r>
+              <w:rPr>
+                <w:noProof/>
+                <w:webHidden/>
+              </w:rPr>
+              <w:instrText xml:space="preserve"> PAGEREF _Toc224159536 \h </w:instrText>
+            </w:r>
+            <w:r>
+              <w:rPr>
+                <w:noProof/>
+                <w:webHidden/>
+              </w:rPr>
+            </w:r>
+            <w:r>
+              <w:rPr>
+                <w:noProof/>
+                <w:webHidden/>
+              </w:rPr>
+              <w:fldChar w:fldCharType="separate"/>
+            </w:r>
+            <w:r>
+              <w:rPr>
+                <w:noProof/>
+                <w:webHidden/>
+              </w:rPr>
+              <w:t>6</w:t>
+            </w:r>
+            <w:r>
+              <w:rPr>
+                <w:noProof/>
+                <w:webHidden/>
+              </w:rPr>
+              <w:fldChar w:fldCharType="end"/>
+            </w:r>
+          </w:hyperlink>
+        </w:p>
+        <w:p>
+          <w:pPr>
+            <w:pStyle w:val="TOC2"/>
+            <w:tabs>
+              <w:tab w:val="right" w:leader="dot" w:pos="9016"/>
+            </w:tabs>
+            <w:rPr>
+              <w:noProof/>
+            </w:rPr>
+          </w:pPr>
+          <w:hyperlink w:anchor="_Toc224159537" w:history="1">
+            <w:r>
+              <w:rPr>
+                <w:rStyle w:val="Hyperlink"/>
+                <w:rFonts w:ascii="Times New Roman" w:eastAsia="Times New Roman" w:hAnsi="Times New Roman" w:cs="Times New Roman"/>
+                <w:b/>
+                <w:bCs/>
+                <w:noProof/>
+                <w:kern w:val="0"/>
+                <w:lang w:val="en-GB" w:eastAsia="en-GB"/>
+                <w14:ligatures w14:val="none"/>
+              </w:rPr>
+              <w:t>12.3.6 Foreign Exchange (FX) Risk Management</w:t>
+            </w:r>
+            <w:r>
+              <w:rPr>
+                <w:noProof/>
+                <w:webHidden/>
+              </w:rPr>
+              <w:tab/>
+            </w:r>
+            <w:r>
+              <w:rPr>
+                <w:noProof/>
+                <w:webHidden/>
+              </w:rPr>
+              <w:fldChar w:fldCharType="begin"/>
+            </w:r>
+            <w:r>
+              <w:rPr>
+                <w:noProof/>
+                <w:webHidden/>
+              </w:rPr>
+              <w:instrText xml:space="preserve"> PAGEREF _Toc224159537 \h </w:instrText>
+            </w:r>
+            <w:r>
+              <w:rPr>
+                <w:noProof/>
+                <w:webHidden/>
+              </w:rPr>
+            </w:r>
+            <w:r>
+              <w:rPr>
+                <w:noProof/>
+                <w:webHidden/>
+              </w:rPr>
+              <w:fldChar w:fldCharType="separate"/>
+            </w:r>
+            <w:r>
+              <w:rPr>
+                <w:noProof/>
+                <w:webHidden/>
+              </w:rPr>
+              <w:t>6</w:t>
+            </w:r>
+            <w:r>
+              <w:rPr>
+                <w:noProof/>
+                <w:webHidden/>
+              </w:rPr>
+              <w:fldChar w:fldCharType="end"/>
+            </w:r>
+          </w:hyperlink>
+        </w:p>
+        <w:p>
+          <w:pPr>
+            <w:pStyle w:val="TOC3"/>
+            <w:tabs>
+              <w:tab w:val="right" w:leader="dot" w:pos="9016"/>
+            </w:tabs>
+            <w:rPr>
+              <w:noProof/>
+            </w:rPr>
+          </w:pPr>
+          <w:hyperlink w:anchor="_Toc224159538" w:history="1">
+            <w:r>
+              <w:rPr>
+                <w:rStyle w:val="Hyperlink"/>
+                <w:rFonts w:ascii="Times New Roman" w:eastAsia="Times New Roman" w:hAnsi="Times New Roman" w:cs="Times New Roman"/>
+                <w:b/>
+                <w:bCs/>
+                <w:noProof/>
+                <w:kern w:val="0"/>
+                <w:lang w:val="en-GB" w:eastAsia="en-GB"/>
+                <w14:ligatures w14:val="none"/>
+              </w:rPr>
+              <w:t>12.3.6.1 FX Exposure Identification</w:t>
+            </w:r>
+            <w:r>
+              <w:rPr>
+                <w:noProof/>
+                <w:webHidden/>
+              </w:rPr>
+              <w:tab/>
+            </w:r>
+            <w:r>
+              <w:rPr>
+                <w:noProof/>
+                <w:webHidden/>
+              </w:rPr>
+              <w:fldChar w:fldCharType="begin"/>
+            </w:r>
+            <w:r>
+              <w:rPr>
+                <w:noProof/>
+                <w:webHidden/>
+              </w:rPr>
+              <w:instrText xml:space="preserve"> PAGEREF _Toc224159538 \h </w:instrText>
+            </w:r>
+            <w:r>
+              <w:rPr>
+                <w:noProof/>
+                <w:webHidden/>
+              </w:rPr>
+            </w:r>
+            <w:r>
+              <w:rPr>
+                <w:noProof/>
+                <w:webHidden/>
+              </w:rPr>
+              <w:fldChar w:fldCharType="separate"/>
+            </w:r>
+            <w:r>
+              <w:rPr>
+                <w:noProof/>
+                <w:webHidden/>
+              </w:rPr>
+              <w:t>6</w:t>
+            </w:r>
+            <w:r>
+              <w:rPr>
+                <w:noProof/>
+                <w:webHidden/>
+              </w:rPr>
+              <w:fldChar w:fldCharType="end"/>
+            </w:r>
+          </w:hyperlink>
+        </w:p>
+        <w:p>
+          <w:pPr>
+            <w:pStyle w:val="TOC3"/>
+            <w:tabs>
+              <w:tab w:val="right" w:leader="dot" w:pos="9016"/>
+            </w:tabs>
+            <w:rPr>
+              <w:noProof/>
+            </w:rPr>
+          </w:pPr>
+          <w:hyperlink w:anchor="_Toc224159539" w:history="1">
+            <w:r>
+              <w:rPr>
+                <w:rStyle w:val="Hyperlink"/>
+                <w:rFonts w:ascii="Times New Roman" w:eastAsia="Times New Roman" w:hAnsi="Times New Roman" w:cs="Times New Roman"/>
+                <w:b/>
+                <w:bCs/>
+                <w:noProof/>
+                <w:kern w:val="0"/>
+                <w:lang w:val="en-GB" w:eastAsia="en-GB"/>
+                <w14:ligatures w14:val="none"/>
+              </w:rPr>
+              <w:t>12.3.6.2 Hedging Strategy Approval</w:t>
+            </w:r>
+            <w:r>
+              <w:rPr>
+                <w:noProof/>
+                <w:webHidden/>
+              </w:rPr>
+              <w:tab/>
+            </w:r>
+            <w:r>
+              <w:rPr>
+                <w:noProof/>
+                <w:webHidden/>
+              </w:rPr>
+              <w:fldChar w:fldCharType="begin"/>
+            </w:r>
+            <w:r>
+              <w:rPr>
+                <w:noProof/>
+                <w:webHidden/>
+              </w:rPr>
+              <w:instrText xml:space="preserve"> PAGEREF _Toc224159539 \h </w:instrText>
+            </w:r>
+            <w:r>
+              <w:rPr>
+                <w:noProof/>
+                <w:webHidden/>
+              </w:rPr>
+            </w:r>
+            <w:r>
+              <w:rPr>
+                <w:noProof/>
+                <w:webHidden/>
+              </w:rPr>
+              <w:fldChar w:fldCharType="separate"/>
+            </w:r>
+            <w:r>
+              <w:rPr>
+                <w:noProof/>
+                <w:webHidden/>
+              </w:rPr>
+              <w:t>6</w:t>
+            </w:r>
+            <w:r>
+              <w:rPr>
+                <w:noProof/>
+                <w:webHidden/>
+              </w:rPr>
+              <w:fldChar w:fldCharType="end"/>
+            </w:r>
+          </w:hyperlink>
+        </w:p>
+        <w:p>
+          <w:pPr>
+            <w:pStyle w:val="TOC3"/>
+            <w:tabs>
+              <w:tab w:val="right" w:leader="dot" w:pos="9016"/>
+            </w:tabs>
+            <w:rPr>
+              <w:noProof/>
+            </w:rPr>
+          </w:pPr>
+          <w:hyperlink w:anchor="_Toc224159540" w:history="1">
+            <w:r>
+              <w:rPr>
+                <w:rStyle w:val="Hyperlink"/>
+                <w:rFonts w:ascii="Times New Roman" w:eastAsia="Times New Roman" w:hAnsi="Times New Roman" w:cs="Times New Roman"/>
+                <w:b/>
+                <w:bCs/>
+                <w:noProof/>
+                <w:kern w:val="0"/>
+                <w:lang w:val="en-GB" w:eastAsia="en-GB"/>
+                <w14:ligatures w14:val="none"/>
+              </w:rPr>
+              <w:t>12.3.6.3 Forward Contracts / Natural Hedging</w:t>
+            </w:r>
+            <w:r>
+              <w:rPr>
+                <w:noProof/>
+                <w:webHidden/>
+              </w:rPr>
+              <w:tab/>
+            </w:r>
+            <w:r>
+              <w:rPr>
+                <w:noProof/>
+                <w:webHidden/>
+              </w:rPr>
+              <w:fldChar w:fldCharType="begin"/>
+            </w:r>
+            <w:r>
+              <w:rPr>
+                <w:noProof/>
+                <w:webHidden/>
+              </w:rPr>
+              <w:instrText xml:space="preserve"> PAGEREF _Toc224159540 \h </w:instrText>
+            </w:r>
+            <w:r>
+              <w:rPr>
+                <w:noProof/>
+                <w:webHidden/>
+              </w:rPr>
+            </w:r>
+            <w:r>
+              <w:rPr>
+                <w:noProof/>
+                <w:webHidden/>
+              </w:rPr>
+              <w:fldChar w:fldCharType="separate"/>
+            </w:r>
+            <w:r>
+              <w:rPr>
+                <w:noProof/>
+                <w:webHidden/>
+              </w:rPr>
+              <w:t>6</w:t>
+            </w:r>
+            <w:r>
+              <w:rPr>
+                <w:noProof/>
+                <w:webHidden/>
+              </w:rPr>
+              <w:fldChar w:fldCharType="end"/>
+            </w:r>
+          </w:hyperlink>
+        </w:p>
+        <w:p>
+          <w:pPr>
+            <w:pStyle w:val="TOC3"/>
+            <w:tabs>
+              <w:tab w:val="right" w:leader="dot" w:pos="9016"/>
+            </w:tabs>
+            <w:rPr>
+              <w:noProof/>
+            </w:rPr>
+          </w:pPr>
+          <w:hyperlink w:anchor="_Toc224159541" w:history="1">
+            <w:r>
+              <w:rPr>
+                <w:rStyle w:val="Hyperlink"/>
+                <w:rFonts w:ascii="Times New Roman" w:eastAsia="Times New Roman" w:hAnsi="Times New Roman" w:cs="Times New Roman"/>
+                <w:b/>
+                <w:bCs/>
+                <w:noProof/>
+                <w:kern w:val="0"/>
+                <w:lang w:val="en-GB" w:eastAsia="en-GB"/>
+                <w14:ligatures w14:val="none"/>
+              </w:rPr>
+              <w:t>12.3.6.4 Monthly FX Position Reporting</w:t>
+            </w:r>
+            <w:r>
+              <w:rPr>
+                <w:noProof/>
+                <w:webHidden/>
+              </w:rPr>
+              <w:tab/>
+            </w:r>
+            <w:r>
+              <w:rPr>
+                <w:noProof/>
+                <w:webHidden/>
+              </w:rPr>
+              <w:fldChar w:fldCharType="begin"/>
+            </w:r>
+            <w:r>
+              <w:rPr>
+                <w:noProof/>
+                <w:webHidden/>
+              </w:rPr>
+              <w:instrText xml:space="preserve"> PAGEREF _Toc224159541 \h </w:instrText>
+            </w:r>
+            <w:r>
+              <w:rPr>
+                <w:noProof/>
+                <w:webHidden/>
+              </w:rPr>
+            </w:r>
+            <w:r>
+              <w:rPr>
+                <w:noProof/>
+                <w:webHidden/>
+              </w:rPr>
+              <w:fldChar w:fldCharType="separate"/>
+            </w:r>
+            <w:r>
+              <w:rPr>
+                <w:noProof/>
+                <w:webHidden/>
+              </w:rPr>
+              <w:t>6</w:t>
+            </w:r>
+            <w:r>
+              <w:rPr>
+                <w:noProof/>
+                <w:webHidden/>
+              </w:rPr>
+              <w:fldChar w:fldCharType="end"/>
+            </w:r>
+          </w:hyperlink>
+        </w:p>
+        <w:p>
+          <w:pPr>
+            <w:pStyle w:val="TOC3"/>
+            <w:tabs>
+              <w:tab w:val="right" w:leader="dot" w:pos="9016"/>
+            </w:tabs>
+            <w:rPr>
+              <w:noProof/>
+            </w:rPr>
+          </w:pPr>
+          <w:hyperlink w:anchor="_Toc224159542" w:history="1">
+            <w:r>
+              <w:rPr>
+                <w:rStyle w:val="Hyperlink"/>
+                <w:rFonts w:ascii="Times New Roman" w:eastAsia="Times New Roman" w:hAnsi="Times New Roman" w:cs="Times New Roman"/>
+                <w:b/>
+                <w:bCs/>
+                <w:noProof/>
+                <w:kern w:val="0"/>
+                <w:lang w:val="en-GB" w:eastAsia="en-GB"/>
+                <w14:ligatures w14:val="none"/>
+              </w:rPr>
+              <w:t>Risk Controls</w:t>
+            </w:r>
+            <w:r>
+              <w:rPr>
+                <w:noProof/>
+                <w:webHidden/>
+              </w:rPr>
+              <w:tab/>
+            </w:r>
+            <w:r>
+              <w:rPr>
+                <w:noProof/>
+                <w:webHidden/>
+              </w:rPr>
+              <w:fldChar w:fldCharType="begin"/>
+            </w:r>
+            <w:r>
+              <w:rPr>
+                <w:noProof/>
+                <w:webHidden/>
+              </w:rPr>
+              <w:instrText xml:space="preserve"> PAGEREF _Toc224159542 \h </w:instrText>
+            </w:r>
+            <w:r>
+              <w:rPr>
+                <w:noProof/>
+                <w:webHidden/>
+              </w:rPr>
+            </w:r>
+            <w:r>
+              <w:rPr>
+                <w:noProof/>
+                <w:webHidden/>
+              </w:rPr>
+              <w:fldChar w:fldCharType="separate"/>
+            </w:r>
+            <w:r>
+              <w:rPr>
+                <w:noProof/>
+                <w:webHidden/>
+              </w:rPr>
+              <w:t>6</w:t>
+            </w:r>
+            <w:r>
+              <w:rPr>
+                <w:noProof/>
+                <w:webHidden/>
+              </w:rPr>
+              <w:fldChar w:fldCharType="end"/>
+            </w:r>
+          </w:hyperlink>
+        </w:p>
+        <w:p>
+          <w:pPr>
+            <w:pStyle w:val="TOC1"/>
+            <w:tabs>
+              <w:tab w:val="right" w:leader="dot" w:pos="9016"/>
+            </w:tabs>
+            <w:rPr>
+              <w:noProof/>
+            </w:rPr>
+          </w:pPr>
+          <w:hyperlink w:anchor="_Toc224159543" w:history="1">
+            <w:r>
+              <w:rPr>
+                <w:rStyle w:val="Hyperlink"/>
+                <w:rFonts w:ascii="Times New Roman" w:eastAsia="Times New Roman" w:hAnsi="Times New Roman" w:cs="Times New Roman"/>
+                <w:b/>
+                <w:bCs/>
+                <w:noProof/>
+                <w:kern w:val="36"/>
+                <w:lang w:val="en-GB" w:eastAsia="en-GB"/>
+                <w14:ligatures w14:val="none"/>
+              </w:rPr>
+              <w:t>12.4 BPMN – Cash Disbursement Workflow (Narrative Flow)</w:t>
+            </w:r>
+            <w:r>
+              <w:rPr>
+                <w:noProof/>
+                <w:webHidden/>
+              </w:rPr>
+              <w:tab/>
+            </w:r>
+            <w:r>
+              <w:rPr>
+                <w:noProof/>
+                <w:webHidden/>
+              </w:rPr>
+              <w:fldChar w:fldCharType="begin"/>
+            </w:r>
+            <w:r>
+              <w:rPr>
+                <w:noProof/>
+                <w:webHidden/>
+              </w:rPr>
+              <w:instrText xml:space="preserve"> PAGEREF _Toc224159543 \h </w:instrText>
+            </w:r>
+            <w:r>
+              <w:rPr>
+                <w:noProof/>
+                <w:webHidden/>
+              </w:rPr>
+            </w:r>
+            <w:r>
+              <w:rPr>
+                <w:noProof/>
+                <w:webHidden/>
+              </w:rPr>
+              <w:fldChar w:fldCharType="separate"/>
+            </w:r>
+            <w:r>
+              <w:rPr>
+                <w:noProof/>
+                <w:webHidden/>
+              </w:rPr>
+              <w:t>6</w:t>
+            </w:r>
+            <w:r>
+              <w:rPr>
+                <w:noProof/>
+                <w:webHidden/>
+              </w:rPr>
+              <w:fldChar w:fldCharType="end"/>
+            </w:r>
+          </w:hyperlink>
+        </w:p>
+        <w:p>
+          <w:pPr>
+            <w:pStyle w:val="TOC1"/>
+            <w:tabs>
+              <w:tab w:val="right" w:leader="dot" w:pos="9016"/>
+            </w:tabs>
+            <w:rPr>
+              <w:noProof/>
+            </w:rPr>
+          </w:pPr>
+          <w:hyperlink w:anchor="_Toc224159544" w:history="1">
+            <w:r>
+              <w:rPr>
+                <w:rStyle w:val="Hyperlink"/>
+                <w:rFonts w:ascii="Times New Roman" w:eastAsia="Times New Roman" w:hAnsi="Times New Roman" w:cs="Times New Roman"/>
+                <w:b/>
+                <w:bCs/>
+                <w:noProof/>
+                <w:kern w:val="36"/>
+                <w:lang w:val="en-GB" w:eastAsia="en-GB"/>
+                <w14:ligatures w14:val="none"/>
+              </w:rPr>
+              <w:t>12.5 RACI Matrix (Treasury Core Processes)</w:t>
+            </w:r>
+            <w:r>
+              <w:rPr>
+                <w:noProof/>
+                <w:webHidden/>
+              </w:rPr>
+              <w:tab/>
+            </w:r>
+            <w:r>
+              <w:rPr>
+                <w:noProof/>
+                <w:webHidden/>
+              </w:rPr>
+              <w:fldChar w:fldCharType="begin"/>
+            </w:r>
+            <w:r>
+              <w:rPr>
+                <w:noProof/>
+                <w:webHidden/>
+              </w:rPr>
+              <w:instrText xml:space="preserve"> PAGEREF _Toc224159544 \h </w:instrText>
+            </w:r>
+            <w:r>
+              <w:rPr>
+                <w:noProof/>
+                <w:webHidden/>
+              </w:rPr>
+            </w:r>
+            <w:r>
+              <w:rPr>
+                <w:noProof/>
+                <w:webHidden/>
+              </w:rPr>
+              <w:fldChar w:fldCharType="separate"/>
+            </w:r>
+            <w:r>
+              <w:rPr>
+                <w:noProof/>
+                <w:webHidden/>
+              </w:rPr>
+              <w:t>6</w:t>
+            </w:r>
+            <w:r>
+              <w:rPr>
+                <w:noProof/>
+                <w:webHidden/>
+              </w:rPr>
+              <w:fldChar w:fldCharType="end"/>
+            </w:r>
+          </w:hyperlink>
+        </w:p>
+        <w:p>
+          <w:pPr>
+            <w:pStyle w:val="TOC1"/>
+            <w:tabs>
+              <w:tab w:val="right" w:leader="dot" w:pos="9016"/>
+            </w:tabs>
+            <w:rPr>
+              <w:noProof/>
+            </w:rPr>
+          </w:pPr>
+          <w:hyperlink w:anchor="_Toc224159545" w:history="1">
+            <w:r>
+              <w:rPr>
+                <w:rStyle w:val="Hyperlink"/>
+                <w:rFonts w:ascii="Times New Roman" w:eastAsia="Times New Roman" w:hAnsi="Times New Roman" w:cs="Times New Roman"/>
+                <w:b/>
+                <w:bCs/>
+                <w:noProof/>
+                <w:kern w:val="36"/>
+                <w:lang w:val="en-GB" w:eastAsia="en-GB"/>
+                <w14:ligatures w14:val="none"/>
+              </w:rPr>
+              <w:t>12.6 Treasury Risk Register (Extract)</w:t>
+            </w:r>
+            <w:r>
+              <w:rPr>
+                <w:noProof/>
+                <w:webHidden/>
+              </w:rPr>
+              <w:tab/>
+            </w:r>
+            <w:r>
+              <w:rPr>
+                <w:noProof/>
+                <w:webHidden/>
+              </w:rPr>
+              <w:fldChar w:fldCharType="begin"/>
+            </w:r>
+            <w:r>
+              <w:rPr>
+                <w:noProof/>
+                <w:webHidden/>
+              </w:rPr>
+              <w:instrText xml:space="preserve"> PAGEREF _Toc224159545 \h </w:instrText>
+            </w:r>
+            <w:r>
+              <w:rPr>
+                <w:noProof/>
+                <w:webHidden/>
+              </w:rPr>
+            </w:r>
+            <w:r>
+              <w:rPr>
+                <w:noProof/>
+                <w:webHidden/>
+              </w:rPr>
+              <w:fldChar w:fldCharType="separate"/>
+            </w:r>
+            <w:r>
+              <w:rPr>
+                <w:noProof/>
+                <w:webHidden/>
+              </w:rPr>
+              <w:t>7</w:t>
+            </w:r>
+            <w:r>
+              <w:rPr>
+                <w:noProof/>
+                <w:webHidden/>
+              </w:rPr>
+              <w:fldChar w:fldCharType="end"/>
+            </w:r>
+          </w:hyperlink>
+        </w:p>
+        <w:p>
+          <w:pPr>
+            <w:pStyle w:val="TOC1"/>
+            <w:tabs>
+              <w:tab w:val="right" w:leader="dot" w:pos="9016"/>
+            </w:tabs>
+            <w:rPr>
+              <w:noProof/>
+            </w:rPr>
+          </w:pPr>
+          <w:hyperlink w:anchor="_Toc224159546" w:history="1">
+            <w:r>
+              <w:rPr>
+                <w:rStyle w:val="Hyperlink"/>
+                <w:rFonts w:ascii="Times New Roman" w:eastAsia="Times New Roman" w:hAnsi="Times New Roman" w:cs="Times New Roman"/>
+                <w:b/>
+                <w:bCs/>
+                <w:noProof/>
+                <w:kern w:val="36"/>
+                <w:lang w:val="en-GB" w:eastAsia="en-GB"/>
+                <w14:ligatures w14:val="none"/>
+              </w:rPr>
+              <w:t>12.7 SAP / ERP Treasury Modules (If Applicable)</w:t>
+            </w:r>
+            <w:r>
+              <w:rPr>
+                <w:noProof/>
+                <w:webHidden/>
+              </w:rPr>
+              <w:tab/>
+            </w:r>
+            <w:r>
+              <w:rPr>
+                <w:noProof/>
+                <w:webHidden/>
+              </w:rPr>
+              <w:fldChar w:fldCharType="begin"/>
+            </w:r>
+            <w:r>
+              <w:rPr>
+                <w:noProof/>
+                <w:webHidden/>
+              </w:rPr>
+              <w:instrText xml:space="preserve"> PAGEREF _Toc224159546 \h </w:instrText>
+            </w:r>
+            <w:r>
+              <w:rPr>
+                <w:noProof/>
+                <w:webHidden/>
+              </w:rPr>
+            </w:r>
+            <w:r>
+              <w:rPr>
+                <w:noProof/>
+                <w:webHidden/>
+              </w:rPr>
+              <w:fldChar w:fldCharType="separate"/>
+            </w:r>
+            <w:r>
+              <w:rPr>
+                <w:noProof/>
+                <w:webHidden/>
+              </w:rPr>
+              <w:t>7</w:t>
+            </w:r>
+            <w:r>
+              <w:rPr>
+                <w:noProof/>
+                <w:webHidden/>
+              </w:rPr>
+              <w:fldChar w:fldCharType="end"/>
+            </w:r>
+          </w:hyperlink>
+        </w:p>
+        <w:p>
+          <w:pPr>
+            <w:pStyle w:val="TOC1"/>
+            <w:tabs>
+              <w:tab w:val="right" w:leader="dot" w:pos="9016"/>
+            </w:tabs>
+            <w:rPr>
+              <w:noProof/>
+            </w:rPr>
+          </w:pPr>
+          <w:hyperlink w:anchor="_Toc224159547" w:history="1">
+            <w:r>
+              <w:rPr>
+                <w:rStyle w:val="Hyperlink"/>
+                <w:rFonts w:ascii="Times New Roman" w:eastAsia="Times New Roman" w:hAnsi="Times New Roman" w:cs="Times New Roman"/>
+                <w:b/>
+                <w:bCs/>
+                <w:noProof/>
+                <w:kern w:val="36"/>
+                <w:lang w:val="en-GB" w:eastAsia="en-GB"/>
+                <w14:ligatures w14:val="none"/>
+              </w:rPr>
+              <w:t>12.8 Forms &amp; Templates Structure</w:t>
+            </w:r>
+            <w:r>
+              <w:rPr>
+                <w:noProof/>
+                <w:webHidden/>
+              </w:rPr>
+              <w:tab/>
+            </w:r>
+            <w:r>
+              <w:rPr>
+                <w:noProof/>
+                <w:webHidden/>
+              </w:rPr>
+              <w:fldChar w:fldCharType="begin"/>
+            </w:r>
+            <w:r>
+              <w:rPr>
+                <w:noProof/>
+                <w:webHidden/>
+              </w:rPr>
+              <w:instrText xml:space="preserve"> PAGEREF _Toc224159547 \h </w:instrText>
+            </w:r>
+            <w:r>
+              <w:rPr>
+                <w:noProof/>
+                <w:webHidden/>
+              </w:rPr>
+            </w:r>
+            <w:r>
+              <w:rPr>
+                <w:noProof/>
+                <w:webHidden/>
+              </w:rPr>
+              <w:fldChar w:fldCharType="separate"/>
+            </w:r>
+            <w:r>
+              <w:rPr>
+                <w:noProof/>
+                <w:webHidden/>
+              </w:rPr>
+              <w:t>7</w:t>
+            </w:r>
+            <w:r>
+              <w:rPr>
+                <w:noProof/>
+                <w:webHidden/>
+              </w:rPr>
+              <w:fldChar w:fldCharType="end"/>
+            </w:r>
+          </w:hyperlink>
+        </w:p>
+        <w:p>
+          <w:pPr>
+            <w:pStyle w:val="TOC1"/>
+            <w:tabs>
+              <w:tab w:val="right" w:leader="dot" w:pos="9016"/>
+            </w:tabs>
+            <w:rPr>
+              <w:noProof/>
+            </w:rPr>
+          </w:pPr>
+          <w:hyperlink w:anchor="_Toc224159548" w:history="1">
+            <w:r>
+              <w:rPr>
+                <w:rStyle w:val="Hyperlink"/>
+                <w:rFonts w:ascii="Times New Roman" w:eastAsia="Times New Roman" w:hAnsi="Times New Roman" w:cs="Times New Roman"/>
+                <w:b/>
+                <w:bCs/>
+                <w:noProof/>
+                <w:kern w:val="36"/>
+                <w:lang w:val="en-GB" w:eastAsia="en-GB"/>
+                <w14:ligatures w14:val="none"/>
+              </w:rPr>
+              <w:t>12.9 Treasury KPIs Dashboard</w:t>
+            </w:r>
+            <w:r>
+              <w:rPr>
+                <w:noProof/>
+                <w:webHidden/>
+              </w:rPr>
+              <w:tab/>
+            </w:r>
+            <w:r>
+              <w:rPr>
+                <w:noProof/>
+                <w:webHidden/>
+              </w:rPr>
+              <w:fldChar w:fldCharType="begin"/>
+            </w:r>
+            <w:r>
+              <w:rPr>
+                <w:noProof/>
+                <w:webHidden/>
+              </w:rPr>
+              <w:instrText xml:space="preserve"> PAGEREF _Toc224159548 \h </w:instrText>
+            </w:r>
+            <w:r>
+              <w:rPr>
+                <w:noProof/>
+                <w:webHidden/>
+              </w:rPr>
+            </w:r>
+            <w:r>
+              <w:rPr>
+                <w:noProof/>
+                <w:webHidden/>
+              </w:rPr>
+              <w:fldChar w:fldCharType="separate"/>
+            </w:r>
+            <w:r>
+              <w:rPr>
+                <w:noProof/>
+                <w:webHidden/>
+              </w:rPr>
+              <w:t>8</w:t>
+            </w:r>
+            <w:r>
+              <w:rPr>
+                <w:noProof/>
+                <w:webHidden/>
+              </w:rPr>
+              <w:fldChar w:fldCharType="end"/>
+            </w:r>
+          </w:hyperlink>
+        </w:p>
+        <w:p>
+          <w:pPr>
+            <w:pStyle w:val="TOC1"/>
+            <w:tabs>
+              <w:tab w:val="right" w:leader="dot" w:pos="9016"/>
+            </w:tabs>
+            <w:rPr>
+              <w:noProof/>
+            </w:rPr>
+          </w:pPr>
+          <w:hyperlink w:anchor="_Toc224159549" w:history="1">
+            <w:r>
+              <w:rPr>
+                <w:rStyle w:val="Hyperlink"/>
+                <w:rFonts w:ascii="Times New Roman" w:eastAsia="Times New Roman" w:hAnsi="Times New Roman" w:cs="Times New Roman"/>
+                <w:b/>
+                <w:bCs/>
+                <w:noProof/>
+                <w:kern w:val="36"/>
+                <w:lang w:val="en-GB" w:eastAsia="en-GB"/>
+                <w14:ligatures w14:val="none"/>
+              </w:rPr>
+              <w:t>12.10 Internal Controls Framework Alignment</w:t>
+            </w:r>
+            <w:r>
+              <w:rPr>
+                <w:noProof/>
+                <w:webHidden/>
+              </w:rPr>
+              <w:tab/>
+            </w:r>
+            <w:r>
+              <w:rPr>
+                <w:noProof/>
+                <w:webHidden/>
+              </w:rPr>
+              <w:fldChar w:fldCharType="begin"/>
+            </w:r>
+            <w:r>
+              <w:rPr>
+                <w:noProof/>
+                <w:webHidden/>
+              </w:rPr>
+              <w:instrText xml:space="preserve"> PAGEREF _Toc224159549 \h </w:instrText>
+            </w:r>
+            <w:r>
+              <w:rPr>
+                <w:noProof/>
+                <w:webHidden/>
+              </w:rPr>
+            </w:r>
+            <w:r>
+              <w:rPr>
+                <w:noProof/>
+                <w:webHidden/>
+              </w:rPr>
+              <w:fldChar w:fldCharType="separate"/>
+            </w:r>
+            <w:r>
+              <w:rPr>
+                <w:noProof/>
+                <w:webHidden/>
+              </w:rPr>
+              <w:t>8</w:t>
+            </w:r>
+            <w:r>
+              <w:rPr>
+                <w:noProof/>
+                <w:webHidden/>
+              </w:rPr>
+              <w:fldChar w:fldCharType="end"/>
+            </w:r>
+          </w:hyperlink>
+        </w:p>
+        <w:p>
+          <w:pPr>
+            <w:pStyle w:val="TOC1"/>
+            <w:tabs>
+              <w:tab w:val="right" w:leader="dot" w:pos="9016"/>
+            </w:tabs>
+            <w:rPr>
+              <w:noProof/>
+            </w:rPr>
+          </w:pPr>
+          <w:hyperlink w:anchor="_Toc224159550" w:history="1">
+            <w:r>
+              <w:rPr>
+                <w:rStyle w:val="Hyperlink"/>
+                <w:rFonts w:ascii="Times New Roman" w:eastAsia="Times New Roman" w:hAnsi="Times New Roman" w:cs="Times New Roman"/>
+                <w:b/>
+                <w:bCs/>
+                <w:noProof/>
+                <w:kern w:val="36"/>
+                <w:lang w:val="en-GB" w:eastAsia="en-GB"/>
+                <w14:ligatures w14:val="none"/>
+              </w:rPr>
+              <w:t>12.11 Board-Level Treasury Reporting Pack</w:t>
+            </w:r>
+            <w:r>
+              <w:rPr>
+                <w:noProof/>
+                <w:webHidden/>
+              </w:rPr>
+              <w:tab/>
+            </w:r>
+            <w:r>
+              <w:rPr>
+                <w:noProof/>
+                <w:webHidden/>
+              </w:rPr>
+              <w:fldChar w:fldCharType="begin"/>
+            </w:r>
+            <w:r>
+              <w:rPr>
+                <w:noProof/>
+                <w:webHidden/>
+              </w:rPr>
+              <w:instrText xml:space="preserve"> PAGEREF _Toc224159550 \h </w:instrText>
+            </w:r>
+            <w:r>
+              <w:rPr>
+                <w:noProof/>
+                <w:webHidden/>
+              </w:rPr>
+            </w:r>
+            <w:r>
+              <w:rPr>
+                <w:noProof/>
+                <w:webHidden/>
+              </w:rPr>
+              <w:fldChar w:fldCharType="separate"/>
+            </w:r>
+            <w:r>
+              <w:rPr>
+                <w:noProof/>
+                <w:webHidden/>
+              </w:rPr>
+              <w:t>8</w:t>
+            </w:r>
+            <w:r>
+              <w:rPr>
+                <w:noProof/>
+                <w:webHidden/>
+              </w:rPr>
+              <w:fldChar w:fldCharType="end"/>
+            </w:r>
+          </w:hyperlink>
+        </w:p>
+        <w:p>
+          <w:pPr>
+            <w:pStyle w:val="TOC1"/>
+            <w:tabs>
+              <w:tab w:val="right" w:leader="dot" w:pos="9016"/>
+            </w:tabs>
+            <w:rPr>
+              <w:noProof/>
+            </w:rPr>
+          </w:pPr>
+          <w:hyperlink w:anchor="_Toc224159551" w:history="1">
+            <w:r>
+              <w:rPr>
+                <w:rStyle w:val="Hyperlink"/>
+                <w:rFonts w:ascii="Times New Roman" w:eastAsia="Times New Roman" w:hAnsi="Times New Roman" w:cs="Times New Roman"/>
+                <w:b/>
+                <w:bCs/>
+                <w:noProof/>
+                <w:kern w:val="36"/>
+                <w:lang w:val="en-GB" w:eastAsia="en-GB"/>
+                <w14:ligatures w14:val="none"/>
+              </w:rPr>
+              <w:t>12.12 Treasury Maturity Model</w:t>
+            </w:r>
+            <w:r>
+              <w:rPr>
+                <w:noProof/>
+                <w:webHidden/>
+              </w:rPr>
+              <w:tab/>
+            </w:r>
+            <w:r>
+              <w:rPr>
+                <w:noProof/>
+                <w:webHidden/>
+              </w:rPr>
+              <w:fldChar w:fldCharType="begin"/>
+            </w:r>
+            <w:r>
+              <w:rPr>
+                <w:noProof/>
+                <w:webHidden/>
+              </w:rPr>
+              <w:instrText xml:space="preserve"> PAGEREF _Toc224159551 \h </w:instrText>
+            </w:r>
+            <w:r>
+              <w:rPr>
+                <w:noProof/>
+                <w:webHidden/>
+              </w:rPr>
+            </w:r>
+            <w:r>
+              <w:rPr>
+                <w:noProof/>
+                <w:webHidden/>
+              </w:rPr>
+              <w:fldChar w:fldCharType="separate"/>
+            </w:r>
+            <w:r>
+              <w:rPr>
+                <w:noProof/>
+                <w:webHidden/>
+              </w:rPr>
+              <w:t>8</w:t>
+            </w:r>
+            <w:r>
+              <w:rPr>
+                <w:noProof/>
+                <w:webHidden/>
+              </w:rPr>
+              <w:fldChar w:fldCharType="end"/>
+            </w:r>
+          </w:hyperlink>
+        </w:p>
+        <w:p>
+          <w:r>
+            <w:rPr>
+              <w:b/>
+              <w:bCs/>
+              <w:noProof/>
+            </w:rPr>
+            <w:fldChar w:fldCharType="end"/>
+          </w:r>
+        </w:p>
+      </w:sdtContent>
+    </w:sdt>
+    <w:p>
+      <w:pPr>
+        <w:rPr>
+          <w:rFonts w:ascii="Times New Roman" w:eastAsia="Times New Roman" w:hAnsi="Times New Roman" w:cs="Times New Roman"/>
+          <w:b/>
+          <w:bCs/>
+          <w:kern w:val="0"/>
+          <w:sz w:val="24"/>
+          <w:szCs w:val="24"/>
+          <w:lang w:val="en-GB" w:eastAsia="en-GB" w:bidi="ar-SA"/>
+          <w14:ligatures w14:val="none"/>
+        </w:rPr>
+      </w:pPr>
+    </w:p>
+    <w:p>
+      <w:pPr>
+        <w:rPr>
+          <w:rFonts w:ascii="Times New Roman" w:eastAsia="Times New Roman" w:hAnsi="Times New Roman" w:cs="Times New Roman"/>
+          <w:b/>
+          <w:bCs/>
+          <w:kern w:val="0"/>
+          <w:sz w:val="24"/>
+          <w:szCs w:val="24"/>
+          <w:lang w:val="en-GB" w:eastAsia="en-GB" w:bidi="ar-SA"/>
+          <w14:ligatures w14:val="none"/>
+        </w:rPr>
+      </w:pPr>
+      <w:r>
+        <w:rPr>
+          <w:rFonts w:ascii="Times New Roman" w:eastAsia="Times New Roman" w:hAnsi="Times New Roman" w:cs="Times New Roman"/>
+          <w:b/>
+          <w:bCs/>
+          <w:kern w:val="0"/>
+          <w:sz w:val="24"/>
+          <w:szCs w:val="24"/>
+          <w:lang w:val="en-GB" w:eastAsia="en-GB" w:bidi="ar-SA"/>
+          <w14:ligatures w14:val="none"/>
+        </w:rPr>
+        <w:br w:type="page"/>
+      </w:r>
+    </w:p>
+    <w:p>
+      <w:pPr>
+        <w:spacing w:before="100" w:beforeAutospacing="1" w:after="100" w:afterAutospacing="1" w:line="240" w:lineRule="auto"/>
+        <w:rPr>
+          <w:rFonts w:ascii="Times New Roman" w:eastAsia="Times New Roman" w:hAnsi="Times New Roman" w:cs="Times New Roman"/>
+          <w:kern w:val="0"/>
+          <w:sz w:val="24"/>
+          <w:szCs w:val="24"/>
+          <w:lang w:val="en-GB" w:eastAsia="en-GB" w:bidi="ar-SA"/>
+          <w14:ligatures w14:val="none"/>
+        </w:rPr>
+      </w:pPr>
+      <w:r>
+        <w:rPr>
+          <w:rFonts w:ascii="Times New Roman" w:eastAsia="Times New Roman" w:hAnsi="Times New Roman" w:cs="Times New Roman"/>
+          <w:b/>
+          <w:bCs/>
+          <w:kern w:val="0"/>
+          <w:sz w:val="24"/>
+          <w:szCs w:val="24"/>
+          <w:lang w:val="en-GB" w:eastAsia="en-GB" w:bidi="ar-SA"/>
+          <w14:ligatures w14:val="none"/>
+        </w:rPr>
+        <w:lastRenderedPageBreak/>
         <w:t>L_0_12_Treasury_Cash_Management Policy &amp; Procedures Manual</w:t>
       </w:r>
       <w:r>
@@ -111,6 +5957,7 @@
           <w14:ligatures w14:val="none"/>
         </w:rPr>
       </w:pPr>
+      <w:bookmarkStart w:id="1" w:name="_Toc224159498"/>
       <w:r>
         <w:rPr>
           <w:rFonts w:ascii="Times New Roman" w:eastAsia="Times New Roman" w:hAnsi="Times New Roman" w:cs="Times New Roman"/>
@@ -124,6 +5971,7 @@
         </w:rPr>
         <w:t>12.1 Treasury Governance Policy</w:t>
       </w:r>
+      <w:bookmarkEnd w:id="1"/>
     </w:p>
     <w:p>
       <w:pPr>
@@ -242,6 +6090,7 @@
           <w14:ligatures w14:val="none"/>
         </w:rPr>
       </w:pPr>
+      <w:bookmarkStart w:id="2" w:name="_Toc224159499"/>
       <w:r>
         <w:rPr>
           <w:rFonts w:ascii="Times New Roman" w:eastAsia="Times New Roman" w:hAnsi="Times New Roman" w:cs="Times New Roman"/>
@@ -255,6 +6104,7 @@
         </w:rPr>
         <w:t>12.1.1 Treasury Organizational Structure</w:t>
       </w:r>
+      <w:bookmarkEnd w:id="2"/>
     </w:p>
     <w:p>
       <w:pPr>
@@ -271,6 +6121,7 @@
           <w14:ligatures w14:val="none"/>
         </w:rPr>
       </w:pPr>
+      <w:bookmarkStart w:id="3" w:name="_Toc224159500"/>
       <w:r>
         <w:rPr>
           <w:rFonts w:ascii="Times New Roman" w:eastAsia="Times New Roman" w:hAnsi="Times New Roman" w:cs="Times New Roman"/>
@@ -284,6 +6135,7 @@
         </w:rPr>
         <w:t>Roles &amp; Responsibilities</w:t>
       </w:r>
+      <w:bookmarkEnd w:id="3"/>
     </w:p>
     <w:tbl>
       <w:tblPr>
@@ -791,6 +6643,7 @@
           <w14:ligatures w14:val="none"/>
         </w:rPr>
       </w:pPr>
+      <w:bookmarkStart w:id="4" w:name="_Toc224159501"/>
       <w:r>
         <w:rPr>
           <w:rFonts w:ascii="Times New Roman" w:eastAsia="Times New Roman" w:hAnsi="Times New Roman" w:cs="Times New Roman"/>
@@ -804,6 +6657,7 @@
         </w:rPr>
         <w:t>12.2 Treasury Process Architecture (SIPOC)</w:t>
       </w:r>
+      <w:bookmarkEnd w:id="4"/>
     </w:p>
     <w:tbl>
       <w:tblPr>
@@ -1655,6 +7509,7 @@
           <w14:ligatures w14:val="none"/>
         </w:rPr>
       </w:pPr>
+      <w:bookmarkStart w:id="5" w:name="_Toc224159502"/>
       <w:r>
         <w:rPr>
           <w:rFonts w:ascii="Times New Roman" w:eastAsia="Times New Roman" w:hAnsi="Times New Roman" w:cs="Times New Roman"/>
@@ -1666,9 +7521,9 @@
           <w:lang w:val="en-GB" w:eastAsia="en-GB" w:bidi="ar-SA"/>
           <w14:ligatures w14:val="none"/>
         </w:rPr>
-        <w:lastRenderedPageBreak/>
         <w:t>12.3 Core Treasury Processes (WBS-Coded)</w:t>
       </w:r>
+      <w:bookmarkEnd w:id="5"/>
     </w:p>
     <w:p>
       <w:pPr>
@@ -1691,6 +7546,7 @@
           <w:lang w:val="en-GB" w:eastAsia="en-GB" w:bidi="ar-SA"/>
           <w14:ligatures w14:val="none"/>
         </w:rPr>
+        <w:lastRenderedPageBreak/>
         <w:pict w14:anchorId="3D5C40F5">
           <v:rect id="_x0000_i1029" style="width:0;height:1.5pt" o:hralign="center" o:hrstd="t" o:hr="t" fillcolor="#a0a0a0" stroked="f"/>
         </w:pict>
@@ -1711,6 +7567,7 @@
           <w14:ligatures w14:val="none"/>
         </w:rPr>
       </w:pPr>
+      <w:bookmarkStart w:id="6" w:name="_Toc224159503"/>
       <w:r>
         <w:rPr>
           <w:rFonts w:ascii="Times New Roman" w:eastAsia="Times New Roman" w:hAnsi="Times New Roman" w:cs="Times New Roman"/>
@@ -1724,6 +7581,7 @@
         </w:rPr>
         <w:t>12.3.1 Cash Forecasting Process</w:t>
       </w:r>
+      <w:bookmarkEnd w:id="6"/>
     </w:p>
     <w:p>
       <w:pPr>
@@ -1740,6 +7598,7 @@
           <w14:ligatures w14:val="none"/>
         </w:rPr>
       </w:pPr>
+      <w:bookmarkStart w:id="7" w:name="_Toc224159504"/>
       <w:r>
         <w:rPr>
           <w:rFonts w:ascii="Times New Roman" w:eastAsia="Times New Roman" w:hAnsi="Times New Roman" w:cs="Times New Roman"/>
@@ -1753,6 +7612,7 @@
         </w:rPr>
         <w:t>12.3.1.1 Monthly Cash Forecast Preparation</w:t>
       </w:r>
+      <w:bookmarkEnd w:id="7"/>
     </w:p>
     <w:p>
       <w:pPr>
@@ -1769,6 +7629,7 @@
           <w14:ligatures w14:val="none"/>
         </w:rPr>
       </w:pPr>
+      <w:bookmarkStart w:id="8" w:name="_Toc224159505"/>
       <w:r>
         <w:rPr>
           <w:rFonts w:ascii="Times New Roman" w:eastAsia="Times New Roman" w:hAnsi="Times New Roman" w:cs="Times New Roman"/>
@@ -1782,6 +7643,7 @@
         </w:rPr>
         <w:t>12.3.1.2 Rolling 13-Week Cash Flow Model</w:t>
       </w:r>
+      <w:bookmarkEnd w:id="8"/>
     </w:p>
     <w:p>
       <w:pPr>
@@ -1798,6 +7660,7 @@
           <w14:ligatures w14:val="none"/>
         </w:rPr>
       </w:pPr>
+      <w:bookmarkStart w:id="9" w:name="_Toc224159506"/>
       <w:r>
         <w:rPr>
           <w:rFonts w:ascii="Times New Roman" w:eastAsia="Times New Roman" w:hAnsi="Times New Roman" w:cs="Times New Roman"/>
@@ -1811,6 +7674,7 @@
         </w:rPr>
         <w:t>12.3.1.3 Variance Analysis vs Actual</w:t>
       </w:r>
+      <w:bookmarkEnd w:id="9"/>
     </w:p>
     <w:p>
       <w:pPr>
@@ -1827,6 +7691,7 @@
           <w14:ligatures w14:val="none"/>
         </w:rPr>
       </w:pPr>
+      <w:bookmarkStart w:id="10" w:name="_Toc224159507"/>
       <w:r>
         <w:rPr>
           <w:rFonts w:ascii="Times New Roman" w:eastAsia="Times New Roman" w:hAnsi="Times New Roman" w:cs="Times New Roman"/>
@@ -1840,6 +7705,7 @@
         </w:rPr>
         <w:t>12.3.1.4 Scenario Stress Testing</w:t>
       </w:r>
+      <w:bookmarkEnd w:id="10"/>
     </w:p>
     <w:p>
       <w:pPr>
@@ -1856,6 +7722,7 @@
           <w14:ligatures w14:val="none"/>
         </w:rPr>
       </w:pPr>
+      <w:bookmarkStart w:id="11" w:name="_Toc224159508"/>
       <w:r>
         <w:rPr>
           <w:rFonts w:ascii="Times New Roman" w:eastAsia="Times New Roman" w:hAnsi="Times New Roman" w:cs="Times New Roman"/>
@@ -1869,6 +7736,7 @@
         </w:rPr>
         <w:t>KPI</w:t>
       </w:r>
+      <w:bookmarkEnd w:id="11"/>
     </w:p>
     <w:p>
       <w:pPr>
@@ -1995,6 +7863,7 @@
           <w14:ligatures w14:val="none"/>
         </w:rPr>
       </w:pPr>
+      <w:bookmarkStart w:id="12" w:name="_Toc224159509"/>
       <w:r>
         <w:rPr>
           <w:rFonts w:ascii="Times New Roman" w:eastAsia="Times New Roman" w:hAnsi="Times New Roman" w:cs="Times New Roman"/>
@@ -2008,6 +7877,7 @@
         </w:rPr>
         <w:t>12.3.2 Bank Account Management</w:t>
       </w:r>
+      <w:bookmarkEnd w:id="12"/>
     </w:p>
     <w:p>
       <w:pPr>
@@ -2024,6 +7894,7 @@
           <w14:ligatures w14:val="none"/>
         </w:rPr>
       </w:pPr>
+      <w:bookmarkStart w:id="13" w:name="_Toc224159510"/>
       <w:r>
         <w:rPr>
           <w:rFonts w:ascii="Times New Roman" w:eastAsia="Times New Roman" w:hAnsi="Times New Roman" w:cs="Times New Roman"/>
@@ -2037,6 +7908,7 @@
         </w:rPr>
         <w:t>12.3.2.1 Bank Account Opening Approval</w:t>
       </w:r>
+      <w:bookmarkEnd w:id="13"/>
     </w:p>
     <w:p>
       <w:pPr>
@@ -2053,6 +7925,7 @@
           <w14:ligatures w14:val="none"/>
         </w:rPr>
       </w:pPr>
+      <w:bookmarkStart w:id="14" w:name="_Toc224159511"/>
       <w:r>
         <w:rPr>
           <w:rFonts w:ascii="Times New Roman" w:eastAsia="Times New Roman" w:hAnsi="Times New Roman" w:cs="Times New Roman"/>
@@ -2066,6 +7939,7 @@
         </w:rPr>
         <w:t>12.3.2.2 Authorized Signatory Matrix</w:t>
       </w:r>
+      <w:bookmarkEnd w:id="14"/>
     </w:p>
     <w:p>
       <w:pPr>
@@ -2082,6 +7956,7 @@
           <w14:ligatures w14:val="none"/>
         </w:rPr>
       </w:pPr>
+      <w:bookmarkStart w:id="15" w:name="_Toc224159512"/>
       <w:r>
         <w:rPr>
           <w:rFonts w:ascii="Times New Roman" w:eastAsia="Times New Roman" w:hAnsi="Times New Roman" w:cs="Times New Roman"/>
@@ -2095,6 +7970,7 @@
         </w:rPr>
         <w:t>12.3.2.3 Online Banking Control Management</w:t>
       </w:r>
+      <w:bookmarkEnd w:id="15"/>
     </w:p>
     <w:p>
       <w:pPr>
@@ -2111,6 +7987,7 @@
           <w14:ligatures w14:val="none"/>
         </w:rPr>
       </w:pPr>
+      <w:bookmarkStart w:id="16" w:name="_Toc224159513"/>
       <w:r>
         <w:rPr>
           <w:rFonts w:ascii="Times New Roman" w:eastAsia="Times New Roman" w:hAnsi="Times New Roman" w:cs="Times New Roman"/>
@@ -2124,6 +8001,7 @@
         </w:rPr>
         <w:t>12.3.2.4 Bank Relationship Review (Annual)</w:t>
       </w:r>
+      <w:bookmarkEnd w:id="16"/>
     </w:p>
     <w:p>
       <w:pPr>
@@ -2140,6 +8018,7 @@
           <w14:ligatures w14:val="none"/>
         </w:rPr>
       </w:pPr>
+      <w:bookmarkStart w:id="17" w:name="_Toc224159514"/>
       <w:r>
         <w:rPr>
           <w:rFonts w:ascii="Times New Roman" w:eastAsia="Times New Roman" w:hAnsi="Times New Roman" w:cs="Times New Roman"/>
@@ -2153,6 +8032,7 @@
         </w:rPr>
         <w:t>Controls</w:t>
       </w:r>
+      <w:bookmarkEnd w:id="17"/>
     </w:p>
     <w:p>
       <w:pPr>
@@ -2307,6 +8187,7 @@
           <w14:ligatures w14:val="none"/>
         </w:rPr>
       </w:pPr>
+      <w:bookmarkStart w:id="18" w:name="_Toc224159515"/>
       <w:r>
         <w:rPr>
           <w:rFonts w:ascii="Times New Roman" w:eastAsia="Times New Roman" w:hAnsi="Times New Roman" w:cs="Times New Roman"/>
@@ -2320,6 +8201,7 @@
         </w:rPr>
         <w:t>12.3.3 Payment Authorization &amp; Disbursement</w:t>
       </w:r>
+      <w:bookmarkEnd w:id="18"/>
     </w:p>
     <w:p>
       <w:pPr>
@@ -2336,6 +8218,7 @@
           <w14:ligatures w14:val="none"/>
         </w:rPr>
       </w:pPr>
+      <w:bookmarkStart w:id="19" w:name="_Toc224159516"/>
       <w:r>
         <w:rPr>
           <w:rFonts w:ascii="Times New Roman" w:eastAsia="Times New Roman" w:hAnsi="Times New Roman" w:cs="Times New Roman"/>
@@ -2349,6 +8232,7 @@
         </w:rPr>
         <w:t>12.3.3.1 Payment Request Submission</w:t>
       </w:r>
+      <w:bookmarkEnd w:id="19"/>
     </w:p>
     <w:p>
       <w:pPr>
@@ -2365,6 +8249,7 @@
           <w14:ligatures w14:val="none"/>
         </w:rPr>
       </w:pPr>
+      <w:bookmarkStart w:id="20" w:name="_Toc224159517"/>
       <w:r>
         <w:rPr>
           <w:rFonts w:ascii="Times New Roman" w:eastAsia="Times New Roman" w:hAnsi="Times New Roman" w:cs="Times New Roman"/>
@@ -2378,6 +8263,7 @@
         </w:rPr>
         <w:t>12.3.3.2 3-Way Matching (PO–Invoice–GRN)</w:t>
       </w:r>
+      <w:bookmarkEnd w:id="20"/>
     </w:p>
     <w:p>
       <w:pPr>
@@ -2394,6 +8280,7 @@
           <w14:ligatures w14:val="none"/>
         </w:rPr>
       </w:pPr>
+      <w:bookmarkStart w:id="21" w:name="_Toc224159518"/>
       <w:r>
         <w:rPr>
           <w:rFonts w:ascii="Times New Roman" w:eastAsia="Times New Roman" w:hAnsi="Times New Roman" w:cs="Times New Roman"/>
@@ -2405,9 +8292,9 @@
           <w:lang w:val="en-GB" w:eastAsia="en-GB" w:bidi="ar-SA"/>
           <w14:ligatures w14:val="none"/>
         </w:rPr>
-        <w:lastRenderedPageBreak/>
         <w:t>12.3.3.3 Approval Hierarchy</w:t>
       </w:r>
+      <w:bookmarkEnd w:id="21"/>
     </w:p>
     <w:p>
       <w:pPr>
@@ -2424,6 +8311,7 @@
           <w14:ligatures w14:val="none"/>
         </w:rPr>
       </w:pPr>
+      <w:bookmarkStart w:id="22" w:name="_Toc224159519"/>
       <w:r>
         <w:rPr>
           <w:rFonts w:ascii="Times New Roman" w:eastAsia="Times New Roman" w:hAnsi="Times New Roman" w:cs="Times New Roman"/>
@@ -2435,8 +8323,10 @@
           <w:lang w:val="en-GB" w:eastAsia="en-GB" w:bidi="ar-SA"/>
           <w14:ligatures w14:val="none"/>
         </w:rPr>
+        <w:lastRenderedPageBreak/>
         <w:t>12.3.3.4 Bank Transfer Execution</w:t>
       </w:r>
+      <w:bookmarkEnd w:id="22"/>
     </w:p>
     <w:p>
       <w:pPr>
@@ -2453,6 +8343,7 @@
           <w14:ligatures w14:val="none"/>
         </w:rPr>
       </w:pPr>
+      <w:bookmarkStart w:id="23" w:name="_Toc224159520"/>
       <w:r>
         <w:rPr>
           <w:rFonts w:ascii="Times New Roman" w:eastAsia="Times New Roman" w:hAnsi="Times New Roman" w:cs="Times New Roman"/>
@@ -2466,6 +8357,7 @@
         </w:rPr>
         <w:t>12.3.3.5 Payment Confirmation</w:t>
       </w:r>
+      <w:bookmarkEnd w:id="23"/>
     </w:p>
     <w:p>
       <w:pPr>
@@ -2482,6 +8374,7 @@
           <w14:ligatures w14:val="none"/>
         </w:rPr>
       </w:pPr>
+      <w:bookmarkStart w:id="24" w:name="_Toc224159521"/>
       <w:r>
         <w:rPr>
           <w:rFonts w:ascii="Times New Roman" w:eastAsia="Times New Roman" w:hAnsi="Times New Roman" w:cs="Times New Roman"/>
@@ -2495,6 +8388,7 @@
         </w:rPr>
         <w:t>Approval Limits Matrix (Example)</w:t>
       </w:r>
+      <w:bookmarkEnd w:id="24"/>
     </w:p>
     <w:tbl>
       <w:tblPr>
@@ -2813,6 +8707,7 @@
           <w14:ligatures w14:val="none"/>
         </w:rPr>
       </w:pPr>
+      <w:bookmarkStart w:id="25" w:name="_Toc224159522"/>
       <w:r>
         <w:rPr>
           <w:rFonts w:ascii="Times New Roman" w:eastAsia="Times New Roman" w:hAnsi="Times New Roman" w:cs="Times New Roman"/>
@@ -2826,6 +8721,7 @@
         </w:rPr>
         <w:t>12.3.4 Investment Management</w:t>
       </w:r>
+      <w:bookmarkEnd w:id="25"/>
     </w:p>
     <w:p>
       <w:pPr>
@@ -2842,6 +8738,7 @@
           <w14:ligatures w14:val="none"/>
         </w:rPr>
       </w:pPr>
+      <w:bookmarkStart w:id="26" w:name="_Toc224159523"/>
       <w:r>
         <w:rPr>
           <w:rFonts w:ascii="Times New Roman" w:eastAsia="Times New Roman" w:hAnsi="Times New Roman" w:cs="Times New Roman"/>
@@ -2855,6 +8752,7 @@
         </w:rPr>
         <w:t>12.3.4.1 Surplus Identification</w:t>
       </w:r>
+      <w:bookmarkEnd w:id="26"/>
     </w:p>
     <w:p>
       <w:pPr>
@@ -2871,6 +8769,7 @@
           <w14:ligatures w14:val="none"/>
         </w:rPr>
       </w:pPr>
+      <w:bookmarkStart w:id="27" w:name="_Toc224159524"/>
       <w:r>
         <w:rPr>
           <w:rFonts w:ascii="Times New Roman" w:eastAsia="Times New Roman" w:hAnsi="Times New Roman" w:cs="Times New Roman"/>
@@ -2884,6 +8783,7 @@
         </w:rPr>
         <w:t>12.3.4.2 Risk Assessment</w:t>
       </w:r>
+      <w:bookmarkEnd w:id="27"/>
     </w:p>
     <w:p>
       <w:pPr>
@@ -2900,6 +8800,7 @@
           <w14:ligatures w14:val="none"/>
         </w:rPr>
       </w:pPr>
+      <w:bookmarkStart w:id="28" w:name="_Toc224159525"/>
       <w:r>
         <w:rPr>
           <w:rFonts w:ascii="Times New Roman" w:eastAsia="Times New Roman" w:hAnsi="Times New Roman" w:cs="Times New Roman"/>
@@ -2913,6 +8814,7 @@
         </w:rPr>
         <w:t>12.3.4.3 Instrument Selection</w:t>
       </w:r>
+      <w:bookmarkEnd w:id="28"/>
     </w:p>
     <w:p>
       <w:pPr>
@@ -2929,6 +8831,7 @@
           <w14:ligatures w14:val="none"/>
         </w:rPr>
       </w:pPr>
+      <w:bookmarkStart w:id="29" w:name="_Toc224159526"/>
       <w:r>
         <w:rPr>
           <w:rFonts w:ascii="Times New Roman" w:eastAsia="Times New Roman" w:hAnsi="Times New Roman" w:cs="Times New Roman"/>
@@ -2942,6 +8845,7 @@
         </w:rPr>
         <w:t>12.3.4.4 Board Approval</w:t>
       </w:r>
+      <w:bookmarkEnd w:id="29"/>
     </w:p>
     <w:p>
       <w:pPr>
@@ -2958,6 +8862,7 @@
           <w14:ligatures w14:val="none"/>
         </w:rPr>
       </w:pPr>
+      <w:bookmarkStart w:id="30" w:name="_Toc224159527"/>
       <w:r>
         <w:rPr>
           <w:rFonts w:ascii="Times New Roman" w:eastAsia="Times New Roman" w:hAnsi="Times New Roman" w:cs="Times New Roman"/>
@@ -2971,6 +8876,7 @@
         </w:rPr>
         <w:t>12.3.4.5 Performance Monitoring</w:t>
       </w:r>
+      <w:bookmarkEnd w:id="30"/>
     </w:p>
     <w:p>
       <w:pPr>
@@ -2987,6 +8893,7 @@
           <w14:ligatures w14:val="none"/>
         </w:rPr>
       </w:pPr>
+      <w:bookmarkStart w:id="31" w:name="_Toc224159528"/>
       <w:r>
         <w:rPr>
           <w:rFonts w:ascii="Times New Roman" w:eastAsia="Times New Roman" w:hAnsi="Times New Roman" w:cs="Times New Roman"/>
@@ -3000,6 +8907,7 @@
         </w:rPr>
         <w:t>Approved Instruments</w:t>
       </w:r>
+      <w:bookmarkEnd w:id="31"/>
     </w:p>
     <w:p>
       <w:pPr>
@@ -3100,6 +9008,7 @@
           <w14:ligatures w14:val="none"/>
         </w:rPr>
       </w:pPr>
+      <w:bookmarkStart w:id="32" w:name="_Toc224159529"/>
       <w:r>
         <w:rPr>
           <w:rFonts w:ascii="Times New Roman" w:eastAsia="Times New Roman" w:hAnsi="Times New Roman" w:cs="Times New Roman"/>
@@ -3113,6 +9022,7 @@
         </w:rPr>
         <w:t>Investment KPIs</w:t>
       </w:r>
+      <w:bookmarkEnd w:id="32"/>
     </w:p>
     <w:p>
       <w:pPr>
@@ -3239,6 +9149,7 @@
           <w14:ligatures w14:val="none"/>
         </w:rPr>
       </w:pPr>
+      <w:bookmarkStart w:id="33" w:name="_Toc224159530"/>
       <w:r>
         <w:rPr>
           <w:rFonts w:ascii="Times New Roman" w:eastAsia="Times New Roman" w:hAnsi="Times New Roman" w:cs="Times New Roman"/>
@@ -3252,6 +9163,7 @@
         </w:rPr>
         <w:t>12.3.5 Debt &amp; Borrowing Management</w:t>
       </w:r>
+      <w:bookmarkEnd w:id="33"/>
     </w:p>
     <w:p>
       <w:pPr>
@@ -3268,6 +9180,7 @@
           <w14:ligatures w14:val="none"/>
         </w:rPr>
       </w:pPr>
+      <w:bookmarkStart w:id="34" w:name="_Toc224159531"/>
       <w:r>
         <w:rPr>
           <w:rFonts w:ascii="Times New Roman" w:eastAsia="Times New Roman" w:hAnsi="Times New Roman" w:cs="Times New Roman"/>
@@ -3281,6 +9194,7 @@
         </w:rPr>
         <w:t>12.3.5.1 Loan Assessment</w:t>
       </w:r>
+      <w:bookmarkEnd w:id="34"/>
     </w:p>
     <w:p>
       <w:pPr>
@@ -3297,6 +9211,7 @@
           <w14:ligatures w14:val="none"/>
         </w:rPr>
       </w:pPr>
+      <w:bookmarkStart w:id="35" w:name="_Toc224159532"/>
       <w:r>
         <w:rPr>
           <w:rFonts w:ascii="Times New Roman" w:eastAsia="Times New Roman" w:hAnsi="Times New Roman" w:cs="Times New Roman"/>
@@ -3310,6 +9225,7 @@
         </w:rPr>
         <w:t>12.3.5.2 Bank Negotiation</w:t>
       </w:r>
+      <w:bookmarkEnd w:id="35"/>
     </w:p>
     <w:p>
       <w:pPr>
@@ -3326,6 +9242,7 @@
           <w14:ligatures w14:val="none"/>
         </w:rPr>
       </w:pPr>
+      <w:bookmarkStart w:id="36" w:name="_Toc224159533"/>
       <w:r>
         <w:rPr>
           <w:rFonts w:ascii="Times New Roman" w:eastAsia="Times New Roman" w:hAnsi="Times New Roman" w:cs="Times New Roman"/>
@@ -3339,6 +9256,7 @@
         </w:rPr>
         <w:t>12.3.5.3 Board Approval</w:t>
       </w:r>
+      <w:bookmarkEnd w:id="36"/>
     </w:p>
     <w:p>
       <w:pPr>
@@ -3355,6 +9273,7 @@
           <w14:ligatures w14:val="none"/>
         </w:rPr>
       </w:pPr>
+      <w:bookmarkStart w:id="37" w:name="_Toc224159534"/>
       <w:r>
         <w:rPr>
           <w:rFonts w:ascii="Times New Roman" w:eastAsia="Times New Roman" w:hAnsi="Times New Roman" w:cs="Times New Roman"/>
@@ -3366,9 +9285,9 @@
           <w:lang w:val="en-GB" w:eastAsia="en-GB" w:bidi="ar-SA"/>
           <w14:ligatures w14:val="none"/>
         </w:rPr>
-        <w:lastRenderedPageBreak/>
         <w:t>12.3.5.4 Covenant Monitoring</w:t>
       </w:r>
+      <w:bookmarkEnd w:id="37"/>
     </w:p>
     <w:p>
       <w:pPr>
@@ -3385,6 +9304,7 @@
           <w14:ligatures w14:val="none"/>
         </w:rPr>
       </w:pPr>
+      <w:bookmarkStart w:id="38" w:name="_Toc224159535"/>
       <w:r>
         <w:rPr>
           <w:rFonts w:ascii="Times New Roman" w:eastAsia="Times New Roman" w:hAnsi="Times New Roman" w:cs="Times New Roman"/>
@@ -3396,8 +9316,10 @@
           <w:lang w:val="en-GB" w:eastAsia="en-GB" w:bidi="ar-SA"/>
           <w14:ligatures w14:val="none"/>
         </w:rPr>
+        <w:lastRenderedPageBreak/>
         <w:t>12.3.5.5 Repayment Scheduling</w:t>
       </w:r>
+      <w:bookmarkEnd w:id="38"/>
     </w:p>
     <w:p>
       <w:pPr>
@@ -3414,6 +9336,7 @@
           <w14:ligatures w14:val="none"/>
         </w:rPr>
       </w:pPr>
+      <w:bookmarkStart w:id="39" w:name="_Toc224159536"/>
       <w:r>
         <w:rPr>
           <w:rFonts w:ascii="Times New Roman" w:eastAsia="Times New Roman" w:hAnsi="Times New Roman" w:cs="Times New Roman"/>
@@ -3427,6 +9350,7 @@
         </w:rPr>
         <w:t>KPI</w:t>
       </w:r>
+      <w:bookmarkEnd w:id="39"/>
     </w:p>
     <w:p>
       <w:pPr>
@@ -3525,6 +9449,7 @@
           <w14:ligatures w14:val="none"/>
         </w:rPr>
       </w:pPr>
+      <w:bookmarkStart w:id="40" w:name="_Toc224159537"/>
       <w:r>
         <w:rPr>
           <w:rFonts w:ascii="Times New Roman" w:eastAsia="Times New Roman" w:hAnsi="Times New Roman" w:cs="Times New Roman"/>
@@ -3538,6 +9463,7 @@
         </w:rPr>
         <w:t>12.3.6 Foreign Exchange (FX) Risk Management</w:t>
       </w:r>
+      <w:bookmarkEnd w:id="40"/>
     </w:p>
     <w:p>
       <w:pPr>
@@ -3554,6 +9480,7 @@
           <w14:ligatures w14:val="none"/>
         </w:rPr>
       </w:pPr>
+      <w:bookmarkStart w:id="41" w:name="_Toc224159538"/>
       <w:r>
         <w:rPr>
           <w:rFonts w:ascii="Times New Roman" w:eastAsia="Times New Roman" w:hAnsi="Times New Roman" w:cs="Times New Roman"/>
@@ -3567,6 +9494,7 @@
         </w:rPr>
         <w:t>12.3.6.1 FX Exposure Identification</w:t>
       </w:r>
+      <w:bookmarkEnd w:id="41"/>
     </w:p>
     <w:p>
       <w:pPr>
@@ -3583,6 +9511,7 @@
           <w14:ligatures w14:val="none"/>
         </w:rPr>
       </w:pPr>
+      <w:bookmarkStart w:id="42" w:name="_Toc224159539"/>
       <w:r>
         <w:rPr>
           <w:rFonts w:ascii="Times New Roman" w:eastAsia="Times New Roman" w:hAnsi="Times New Roman" w:cs="Times New Roman"/>
@@ -3596,6 +9525,7 @@
         </w:rPr>
         <w:t>12.3.6.2 Hedging Strategy Approval</w:t>
       </w:r>
+      <w:bookmarkEnd w:id="42"/>
     </w:p>
     <w:p>
       <w:pPr>
@@ -3612,6 +9542,7 @@
           <w14:ligatures w14:val="none"/>
         </w:rPr>
       </w:pPr>
+      <w:bookmarkStart w:id="43" w:name="_Toc224159540"/>
       <w:r>
         <w:rPr>
           <w:rFonts w:ascii="Times New Roman" w:eastAsia="Times New Roman" w:hAnsi="Times New Roman" w:cs="Times New Roman"/>
@@ -3625,6 +9556,7 @@
         </w:rPr>
         <w:t>12.3.6.3 Forward Contracts / Natural Hedging</w:t>
       </w:r>
+      <w:bookmarkEnd w:id="43"/>
     </w:p>
     <w:p>
       <w:pPr>
@@ -3641,6 +9573,7 @@
           <w14:ligatures w14:val="none"/>
         </w:rPr>
       </w:pPr>
+      <w:bookmarkStart w:id="44" w:name="_Toc224159541"/>
       <w:r>
         <w:rPr>
           <w:rFonts w:ascii="Times New Roman" w:eastAsia="Times New Roman" w:hAnsi="Times New Roman" w:cs="Times New Roman"/>
@@ -3654,6 +9587,7 @@
         </w:rPr>
         <w:t>12.3.6.4 Monthly FX Position Reporting</w:t>
       </w:r>
+      <w:bookmarkEnd w:id="44"/>
     </w:p>
     <w:p>
       <w:pPr>
@@ -3670,6 +9604,7 @@
           <w14:ligatures w14:val="none"/>
         </w:rPr>
       </w:pPr>
+      <w:bookmarkStart w:id="45" w:name="_Toc224159542"/>
       <w:r>
         <w:rPr>
           <w:rFonts w:ascii="Times New Roman" w:eastAsia="Times New Roman" w:hAnsi="Times New Roman" w:cs="Times New Roman"/>
@@ -3683,6 +9618,7 @@
         </w:rPr>
         <w:t>Risk Controls</w:t>
       </w:r>
+      <w:bookmarkEnd w:id="45"/>
     </w:p>
     <w:p>
       <w:pPr>
@@ -3809,6 +9745,7 @@
           <w14:ligatures w14:val="none"/>
         </w:rPr>
       </w:pPr>
+      <w:bookmarkStart w:id="46" w:name="_Toc224159543"/>
       <w:r>
         <w:rPr>
           <w:rFonts w:ascii="Times New Roman" w:eastAsia="Times New Roman" w:hAnsi="Times New Roman" w:cs="Times New Roman"/>
@@ -3822,6 +9759,7 @@
         </w:rPr>
         <w:t>12.4 BPMN – Cash Disbursement Workflow (Narrative Flow)</w:t>
       </w:r>
+      <w:bookmarkEnd w:id="46"/>
     </w:p>
     <w:p>
       <w:pPr>
@@ -3915,6 +9853,7 @@
           <w14:ligatures w14:val="none"/>
         </w:rPr>
       </w:pPr>
+      <w:bookmarkStart w:id="47" w:name="_Toc224159544"/>
       <w:r>
         <w:rPr>
           <w:rFonts w:ascii="Times New Roman" w:eastAsia="Times New Roman" w:hAnsi="Times New Roman" w:cs="Times New Roman"/>
@@ -3928,6 +9867,7 @@
         </w:rPr>
         <w:t>12.5 RACI Matrix (Treasury Core Processes)</w:t>
       </w:r>
+      <w:bookmarkEnd w:id="47"/>
     </w:p>
     <w:tbl>
       <w:tblPr>
@@ -4437,22 +10377,8 @@
                 <w:lang w:val="en-GB" w:eastAsia="en-GB" w:bidi="ar-SA"/>
                 <w14:ligatures w14:val="none"/>
               </w:rPr>
-              <w:lastRenderedPageBreak/>
-              <w:t xml:space="preserve">Bank </w:t>
-            </w:r>
-            <w:proofErr w:type="spellStart"/>
-            <w:r>
-              <w:rPr>
-                <w:rFonts w:ascii="Times New Roman" w:eastAsia="Times New Roman" w:hAnsi="Times New Roman" w:cs="Times New Roman"/>
-                <w:kern w:val="0"/>
-                <w:sz w:val="24"/>
-                <w:szCs w:val="24"/>
-                <w:lang w:val="en-GB" w:eastAsia="en-GB" w:bidi="ar-SA"/>
-                <w14:ligatures w14:val="none"/>
-              </w:rPr>
-              <w:t>Mgmt</w:t>
-            </w:r>
-            <w:proofErr w:type="spellEnd"/>
+              <w:t>Bank Mgmt</w:t>
+            </w:r>
           </w:p>
         </w:tc>
         <w:tc>
@@ -4878,6 +10804,7 @@
                 <w:lang w:val="en-GB" w:eastAsia="en-GB" w:bidi="ar-SA"/>
                 <w14:ligatures w14:val="none"/>
               </w:rPr>
+              <w:lastRenderedPageBreak/>
               <w:t>Investments</w:t>
             </w:r>
           </w:p>
@@ -5305,21 +11232,8 @@
                 <w:lang w:val="en-GB" w:eastAsia="en-GB" w:bidi="ar-SA"/>
                 <w14:ligatures w14:val="none"/>
               </w:rPr>
-              <w:t xml:space="preserve">FX </w:t>
-            </w:r>
-            <w:proofErr w:type="spellStart"/>
-            <w:r>
-              <w:rPr>
-                <w:rFonts w:ascii="Times New Roman" w:eastAsia="Times New Roman" w:hAnsi="Times New Roman" w:cs="Times New Roman"/>
-                <w:kern w:val="0"/>
-                <w:sz w:val="24"/>
-                <w:szCs w:val="24"/>
-                <w:lang w:val="en-GB" w:eastAsia="en-GB" w:bidi="ar-SA"/>
-                <w14:ligatures w14:val="none"/>
-              </w:rPr>
-              <w:t>Mgmt</w:t>
-            </w:r>
-            <w:proofErr w:type="spellEnd"/>
+              <w:t>FX Mgmt</w:t>
+            </w:r>
           </w:p>
         </w:tc>
         <w:tc>
@@ -5605,6 +11519,7 @@
           <w14:ligatures w14:val="none"/>
         </w:rPr>
       </w:pPr>
+      <w:bookmarkStart w:id="48" w:name="_Toc224159545"/>
       <w:r>
         <w:rPr>
           <w:rFonts w:ascii="Times New Roman" w:eastAsia="Times New Roman" w:hAnsi="Times New Roman" w:cs="Times New Roman"/>
@@ -5618,6 +11533,7 @@
         </w:rPr>
         <w:t>12.6 Treasury Risk Register (Extract)</w:t>
       </w:r>
+      <w:bookmarkEnd w:id="48"/>
     </w:p>
     <w:tbl>
       <w:tblPr>
@@ -6308,6 +12224,7 @@
           <w14:ligatures w14:val="none"/>
         </w:rPr>
       </w:pPr>
+      <w:bookmarkStart w:id="49" w:name="_Toc224159546"/>
       <w:r>
         <w:rPr>
           <w:rFonts w:ascii="Times New Roman" w:eastAsia="Times New Roman" w:hAnsi="Times New Roman" w:cs="Times New Roman"/>
@@ -6321,6 +12238,7 @@
         </w:rPr>
         <w:t>12.7 SAP / ERP Treasury Modules (If Applicable)</w:t>
       </w:r>
+      <w:bookmarkEnd w:id="49"/>
     </w:p>
     <w:p>
       <w:pPr>
@@ -6503,6 +12421,7 @@
           <w14:ligatures w14:val="none"/>
         </w:rPr>
       </w:pPr>
+      <w:bookmarkStart w:id="50" w:name="_Toc224159547"/>
       <w:r>
         <w:rPr>
           <w:rFonts w:ascii="Times New Roman" w:eastAsia="Times New Roman" w:hAnsi="Times New Roman" w:cs="Times New Roman"/>
@@ -6516,6 +12435,7 @@
         </w:rPr>
         <w:t>12.8 Forms &amp; Templates Structure</w:t>
       </w:r>
+      <w:bookmarkEnd w:id="50"/>
     </w:p>
     <w:tbl>
       <w:tblPr>
@@ -7130,7 +13050,6 @@
           <w:lang w:val="en-GB" w:eastAsia="en-GB" w:bidi="ar-SA"/>
           <w14:ligatures w14:val="none"/>
         </w:rPr>
-        <w:lastRenderedPageBreak/>
         <w:pict w14:anchorId="63E0225A">
           <v:rect id="_x0000_i1040" style="width:0;height:1.5pt" o:hralign="center" o:hrstd="t" o:hr="t" fillcolor="#a0a0a0" stroked="f"/>
         </w:pict>
@@ -7151,6 +13070,7 @@
           <w14:ligatures w14:val="none"/>
         </w:rPr>
       </w:pPr>
+      <w:bookmarkStart w:id="51" w:name="_Toc224159548"/>
       <w:r>
         <w:rPr>
           <w:rFonts w:ascii="Times New Roman" w:eastAsia="Times New Roman" w:hAnsi="Times New Roman" w:cs="Times New Roman"/>
@@ -7162,8 +13082,10 @@
           <w:lang w:val="en-GB" w:eastAsia="en-GB" w:bidi="ar-SA"/>
           <w14:ligatures w14:val="none"/>
         </w:rPr>
+        <w:lastRenderedPageBreak/>
         <w:t>12.9 Treasury KPIs Dashboard</w:t>
       </w:r>
+      <w:bookmarkEnd w:id="51"/>
     </w:p>
     <w:p>
       <w:pPr>
@@ -7402,6 +13324,7 @@
           <w14:ligatures w14:val="none"/>
         </w:rPr>
       </w:pPr>
+      <w:bookmarkStart w:id="52" w:name="_Toc224159549"/>
       <w:r>
         <w:rPr>
           <w:rFonts w:ascii="Times New Roman" w:eastAsia="Times New Roman" w:hAnsi="Times New Roman" w:cs="Times New Roman"/>
@@ -7415,6 +13338,7 @@
         </w:rPr>
         <w:t>12.10 Internal Controls Framework Alignment</w:t>
       </w:r>
+      <w:bookmarkEnd w:id="52"/>
     </w:p>
     <w:p>
       <w:pPr>
@@ -7593,6 +13517,7 @@
           <w14:ligatures w14:val="none"/>
         </w:rPr>
       </w:pPr>
+      <w:bookmarkStart w:id="53" w:name="_Toc224159550"/>
       <w:r>
         <w:rPr>
           <w:rFonts w:ascii="Times New Roman" w:eastAsia="Times New Roman" w:hAnsi="Times New Roman" w:cs="Times New Roman"/>
@@ -7606,6 +13531,7 @@
         </w:rPr>
         <w:t>12.11 Board-Level Treasury Reporting Pack</w:t>
       </w:r>
+      <w:bookmarkEnd w:id="53"/>
     </w:p>
     <w:p>
       <w:pPr>
@@ -7840,6 +13766,7 @@
           <w14:ligatures w14:val="none"/>
         </w:rPr>
       </w:pPr>
+      <w:bookmarkStart w:id="54" w:name="_Toc224159551"/>
       <w:r>
         <w:rPr>
           <w:rFonts w:ascii="Times New Roman" w:eastAsia="Times New Roman" w:hAnsi="Times New Roman" w:cs="Times New Roman"/>
@@ -7853,6 +13780,7 @@
         </w:rPr>
         <w:t>12.12 Treasury Maturity Model</w:t>
       </w:r>
+      <w:bookmarkEnd w:id="54"/>
     </w:p>
     <w:tbl>
       <w:tblPr>
@@ -8032,7 +13960,6 @@
                 <w:lang w:val="en-GB" w:eastAsia="en-GB" w:bidi="ar-SA"/>
                 <w14:ligatures w14:val="none"/>
               </w:rPr>
-              <w:lastRenderedPageBreak/>
               <w:t>Level 2</w:t>
             </w:r>
           </w:p>
@@ -8160,6 +14087,7 @@
                 <w:lang w:val="en-GB" w:eastAsia="en-GB" w:bidi="ar-SA"/>
                 <w14:ligatures w14:val="none"/>
               </w:rPr>
+              <w:lastRenderedPageBreak/>
               <w:t>Level 4</w:t>
             </w:r>
           </w:p>
@@ -8534,7 +14462,8 @@
       </w:r>
     </w:p>
     <w:p>
-      <w:r>
+      <w:pPr>
+        <w:pStyle w:val="Heading3"/>
         <w:rPr>
           <w:rFonts w:ascii="Times New Roman" w:eastAsia="Times New Roman" w:hAnsi="Times New Roman" w:cs="Times New Roman"/>
           <w:kern w:val="0"/>
@@ -8543,8 +14472,70 @@
           <w:lang w:val="en-GB" w:eastAsia="en-GB" w:bidi="ar-SA"/>
           <w14:ligatures w14:val="none"/>
         </w:rPr>
+      </w:pPr>
+      <w:r>
+        <w:rPr>
+          <w:rFonts w:ascii="Times New Roman" w:eastAsia="Times New Roman" w:hAnsi="Times New Roman" w:cs="Times New Roman"/>
+          <w:kern w:val="0"/>
+          <w:sz w:val="24"/>
+          <w:szCs w:val="24"/>
+          <w:lang w:val="en-GB" w:eastAsia="en-GB" w:bidi="ar-SA"/>
+          <w14:ligatures w14:val="none"/>
+        </w:rPr>
         <w:t xml:space="preserve"> </w:t>
       </w:r>
+      <w:r>
+        <w:rPr>
+          <w:rFonts w:ascii="Times New Roman" w:eastAsia="Times New Roman" w:hAnsi="Times New Roman" w:cs="Times New Roman"/>
+          <w:kern w:val="0"/>
+          <w:sz w:val="24"/>
+          <w:szCs w:val="24"/>
+          <w:lang w:val="en-GB" w:eastAsia="en-GB" w:bidi="ar-SA"/>
+          <w14:ligatures w14:val="none"/>
+        </w:rPr>
+        <w:t xml:space="preserve">Forms and templates </w:t>
+      </w:r>
+    </w:p>
+    <w:p>
+      <w:pPr>
+        <w:rPr>
+          <w:lang w:val="en-GB" w:eastAsia="en-GB" w:bidi="ar-SA"/>
+        </w:rPr>
+      </w:pPr>
+    </w:p>
+    <w:p>
+      <w:pPr>
+        <w:rPr>
+          <w:lang w:val="en-GB" w:eastAsia="en-GB" w:bidi="ar-SA"/>
+        </w:rPr>
+      </w:pPr>
+      <w:r>
+        <w:rPr>
+          <w:lang w:val="en-GB" w:eastAsia="en-GB" w:bidi="ar-SA"/>
+        </w:rPr>
+        <w:br w:type="page"/>
+      </w:r>
+    </w:p>
+    <w:p>
+      <w:pPr>
+        <w:rPr>
+          <w:lang w:val="en-GB" w:eastAsia="en-GB" w:bidi="ar-SA"/>
+        </w:rPr>
+      </w:pPr>
+      <w:r>
+        <w:rPr>
+          <w:lang w:val="en-GB" w:eastAsia="en-GB" w:bidi="ar-SA"/>
+        </w:rPr>
+        <w:lastRenderedPageBreak/>
+        <w:t>End of document</w:t>
+      </w:r>
+    </w:p>
+    <w:p>
+      <w:pPr>
+        <w:rPr>
+          <w:lang w:val="en-GB" w:eastAsia="en-GB" w:bidi="ar-SA"/>
+        </w:rPr>
+      </w:pPr>
     </w:p>
     <w:sectPr>
       <w:headerReference w:type="default" r:id="rId7"/>
@@ -8705,7 +14696,10 @@
       <w:pStyle w:val="Header"/>
     </w:pPr>
     <w:r>
-      <w:t>L_0_12_Treasury_Cash_Management Policy &amp; Procedures Manual</w:t>
+      <w:t xml:space="preserve">L_0_12_Treasury_Cash_Management </w:t>
+    </w:r>
+    <w:r>
+      <w:t xml:space="preserve"> </w:t>
     </w:r>
   </w:p>
 </w:hdr>
@@ -11398,6 +17392,75 @@
       </w:tcPr>
     </w:tblStylePr>
   </w:style>
+  <w:style w:type="paragraph" w:styleId="TOCHeading">
+    <w:name w:val="TOC Heading"/>
+    <w:basedOn w:val="Heading1"/>
+    <w:next w:val="Normal"/>
+    <w:uiPriority w:val="39"/>
+    <w:unhideWhenUsed/>
+    <w:qFormat/>
+    <w:rsid w:val="003357E8"/>
+    <w:pPr>
+      <w:spacing w:before="240" w:after="0"/>
+      <w:outlineLvl w:val="9"/>
+    </w:pPr>
+    <w:rPr>
+      <w:kern w:val="0"/>
+      <w:sz w:val="32"/>
+      <w:szCs w:val="32"/>
+      <w:lang w:bidi="ar-SA"/>
+      <w14:ligatures w14:val="none"/>
+    </w:rPr>
+  </w:style>
+  <w:style w:type="paragraph" w:styleId="TOC1">
+    <w:name w:val="toc 1"/>
+    <w:basedOn w:val="Normal"/>
+    <w:next w:val="Normal"/>
+    <w:autoRedefine/>
+    <w:uiPriority w:val="39"/>
+    <w:unhideWhenUsed/>
+    <w:rsid w:val="003357E8"/>
+    <w:pPr>
+      <w:spacing w:after="100"/>
+    </w:pPr>
+  </w:style>
+  <w:style w:type="paragraph" w:styleId="TOC2">
+    <w:name w:val="toc 2"/>
+    <w:basedOn w:val="Normal"/>
+    <w:next w:val="Normal"/>
+    <w:autoRedefine/>
+    <w:uiPriority w:val="39"/>
+    <w:unhideWhenUsed/>
+    <w:rsid w:val="003357E8"/>
+    <w:pPr>
+      <w:spacing w:after="100"/>
+      <w:ind w:left="220"/>
+    </w:pPr>
+  </w:style>
+  <w:style w:type="paragraph" w:styleId="TOC3">
+    <w:name w:val="toc 3"/>
+    <w:basedOn w:val="Normal"/>
+    <w:next w:val="Normal"/>
+    <w:autoRedefine/>
+    <w:uiPriority w:val="39"/>
+    <w:unhideWhenUsed/>
+    <w:rsid w:val="003357E8"/>
+    <w:pPr>
+      <w:spacing w:after="100"/>
+      <w:ind w:left="440"/>
+    </w:pPr>
+  </w:style>
+  <w:style w:type="character" w:styleId="Hyperlink">
+    <w:name w:val="Hyperlink"/>
+    <w:basedOn w:val="DefaultParagraphFont"/>
+    <w:uiPriority w:val="99"/>
+    <w:unhideWhenUsed/>
+    <w:rsid w:val="003357E8"/>
+    <w:rPr>
+      <w:color w:val="467886" w:themeColor="hyperlink"/>
+      <w:u w:val="single"/>
+    </w:rPr>
+  </w:style>
 </w:styles>
 </file>
 

--- a/documents/word/12_Treasury.docx
+++ b/documents/word/12_Treasury.docx
@@ -317,7 +317,18 @@
                 <w:lang w:val="en-GB" w:eastAsia="en-GB" w:bidi="ar-SA"/>
                 <w14:ligatures w14:val="none"/>
               </w:rPr>
-              <w:t>RAM-PROC-013</w:t>
+              <w:t>RAM-PROC-</w:t>
+            </w:r>
+            <w:r>
+              <w:rPr>
+                <w:rFonts w:ascii="Times New Roman" w:eastAsia="Times New Roman" w:hAnsi="Times New Roman" w:cs="Times New Roman"/>
+                <w:kern w:val="0"/>
+                <w:sz w:val="24"/>
+                <w:szCs w:val="24"/>
+                <w:lang w:val="en-GB" w:eastAsia="en-GB" w:bidi="ar-SA"/>
+                <w14:ligatures w14:val="none"/>
+              </w:rPr>
+              <w:t>12</w:t>
             </w:r>
           </w:p>
         </w:tc>
@@ -1716,6 +1727,15 @@
     </w:p>
     <w:sdt>
       <w:sdtPr>
+        <w:rPr>
+          <w:rFonts w:asciiTheme="minorHAnsi" w:eastAsiaTheme="minorHAnsi" w:hAnsiTheme="minorHAnsi" w:cstheme="minorBidi"/>
+          <w:color w:val="auto"/>
+          <w:kern w:val="2"/>
+          <w:sz w:val="22"/>
+          <w:szCs w:val="22"/>
+          <w:lang w:bidi="ar-EG"/>
+          <w14:ligatures w14:val="standardContextual"/>
+        </w:rPr>
         <w:id w:val="-1272768134"/>
         <w:docPartObj>
           <w:docPartGallery w:val="Table of Contents"/>
@@ -1724,16 +1744,9 @@
       </w:sdtPr>
       <w:sdtEndPr>
         <w:rPr>
-          <w:rFonts w:asciiTheme="minorHAnsi" w:eastAsiaTheme="minorHAnsi" w:hAnsiTheme="minorHAnsi" w:cstheme="minorBidi"/>
           <w:b/>
           <w:bCs/>
           <w:noProof/>
-          <w:color w:val="auto"/>
-          <w:kern w:val="2"/>
-          <w:sz w:val="22"/>
-          <w:szCs w:val="22"/>
-          <w:lang w:bidi="ar-EG"/>
-          <w14:ligatures w14:val="standardContextual"/>
         </w:rPr>
       </w:sdtEndPr>
       <w:sdtContent>
